--- a/public/sk/template_invest.docx
+++ b/public/sk/template_invest.docx
@@ -7148,7 +7148,7 @@
               <w:rPr>
                 <w:rFonts w:hint="eastAsia"/>
               </w:rPr>
-              <w:t>3</w:t>
+              <w:t>지상</w:t>
             </w:r>
           </w:p>
         </w:tc>

--- a/public/sk/template_invest.docx
+++ b/public/sk/template_invest.docx
@@ -5826,12 +5826,12 @@
       </w:tr>
       <w:tr>
         <w:trPr>
-          <w:trHeight w:val="764"/>
+          <w:trHeight w:val="516"/>
         </w:trPr>
         <w:tc>
           <w:tcPr>
-            <w:tcW w:w="1703" w:type="pct"/>
-            <w:gridSpan w:val="3"/>
+            <w:tcW w:w="2490" w:type="pct"/>
+            <w:gridSpan w:val="4"/>
             <w:tcBorders>
               <w:left w:val="single" w:sz="12" w:space="0" w:color="auto"/>
             </w:tcBorders>
@@ -5839,42 +5839,26 @@
           <w:p>
             <w:pPr>
               <w:jc w:val="center"/>
-            </w:pPr>
-            <w:r>
-              <w:rPr>
-                <w:rFonts w:hint="eastAsia"/>
-              </w:rPr>
-              <w:t>3kW 이상 ~ 7kW 미만</w:t>
-            </w:r>
-          </w:p>
-          <w:p>
-            <w:pPr>
-              <w:jc w:val="center"/>
-            </w:pPr>
-            <w:r>
-              <w:t>(     )기</w:t>
-            </w:r>
-          </w:p>
-        </w:tc>
-        <w:tc>
-          <w:tcPr>
-            <w:tcW w:w="1570" w:type="pct"/>
-            <w:gridSpan w:val="3"/>
-          </w:tcPr>
-          <w:p>
-            <w:pPr>
-              <w:jc w:val="center"/>
-              <w:rPr>
-                <w:rFonts w:asciiTheme="majorHAnsi" w:eastAsiaTheme="majorHAnsi" w:hAnsiTheme="majorHAnsi"/>
-              </w:rPr>
-            </w:pPr>
-            <w:r>
               <w:rPr>
                 <w:rFonts w:asciiTheme="majorHAnsi" w:eastAsiaTheme="majorHAnsi" w:hAnsiTheme="majorHAnsi" w:hint="eastAsia"/>
               </w:rPr>
+            </w:pPr>
+            <w:r>
+              <w:rPr>
+                <w:rFonts w:asciiTheme="majorHAnsi" w:eastAsiaTheme="majorHAnsi" w:hAnsiTheme="majorHAnsi" w:hint="eastAsia"/>
+              </w:rPr>
               <w:t>7kW 이상 ~ 11kW 미만</w:t>
             </w:r>
           </w:p>
+        </w:tc>
+        <w:tc>
+          <w:tcPr>
+            <w:tcW w:w="2510" w:type="pct"/>
+            <w:gridSpan w:val="5"/>
+            <w:tcBorders>
+              <w:right w:val="single" w:sz="12" w:space="0" w:color="auto"/>
+            </w:tcBorders>
+          </w:tcPr>
           <w:p>
             <w:pPr>
               <w:jc w:val="center"/>
@@ -5900,9 +5884,9 @@
                   <w:rStyle w:val="10pt"/>
                   <w:rFonts w:hint="eastAsia"/>
                 </w:rPr>
-                <w:id w:val="483050426"/>
+                <w:id w:val="-1335375053"/>
                 <w:placeholder>
-                  <w:docPart w:val="D9B70E6420DE274D830E76B5B89ED1B1"/>
+                  <w:docPart w:val="1CAD5D37B74AA74D9D39C4ED7B27E881"/>
                 </w:placeholder>
                 <w:showingPlcHdr/>
                 <w:text/>
@@ -5949,51 +5933,14 @@
             </w:r>
           </w:p>
         </w:tc>
-        <w:tc>
-          <w:tcPr>
-            <w:tcW w:w="1727" w:type="pct"/>
-            <w:gridSpan w:val="3"/>
-            <w:tcBorders>
-              <w:right w:val="single" w:sz="12" w:space="0" w:color="auto"/>
-            </w:tcBorders>
-          </w:tcPr>
-          <w:p>
-            <w:pPr>
-              <w:jc w:val="center"/>
-              <w:rPr>
-                <w:rFonts w:asciiTheme="majorHAnsi" w:eastAsiaTheme="majorHAnsi" w:hAnsiTheme="majorHAnsi"/>
-              </w:rPr>
-            </w:pPr>
-            <w:r>
-              <w:rPr>
-                <w:rFonts w:asciiTheme="majorHAnsi" w:eastAsiaTheme="majorHAnsi" w:hAnsiTheme="majorHAnsi" w:hint="eastAsia"/>
-              </w:rPr>
-              <w:t>11kW 이상 ~ 30kW 미만</w:t>
-            </w:r>
-          </w:p>
-          <w:p>
-            <w:pPr>
-              <w:jc w:val="center"/>
-              <w:rPr>
-                <w:rFonts w:asciiTheme="majorHAnsi" w:eastAsiaTheme="majorHAnsi" w:hAnsiTheme="majorHAnsi"/>
-              </w:rPr>
-            </w:pPr>
-            <w:r>
-              <w:rPr>
-                <w:rFonts w:asciiTheme="majorHAnsi" w:eastAsiaTheme="majorHAnsi" w:hAnsiTheme="majorHAnsi"/>
-              </w:rPr>
-              <w:t>(     )기</w:t>
-            </w:r>
-          </w:p>
-        </w:tc>
       </w:tr>
       <w:tr>
         <w:trPr>
-          <w:trHeight w:val="764"/>
+          <w:trHeight w:val="566"/>
         </w:trPr>
         <w:tc>
           <w:tcPr>
-            <w:tcW w:w="2488" w:type="pct"/>
+            <w:tcW w:w="2490" w:type="pct"/>
             <w:gridSpan w:val="4"/>
             <w:tcBorders>
               <w:left w:val="single" w:sz="12" w:space="0" w:color="auto"/>
@@ -6002,26 +5949,21 @@
           <w:p>
             <w:pPr>
               <w:jc w:val="center"/>
-            </w:pPr>
-            <w:r>
-              <w:rPr>
-                <w:rFonts w:hint="eastAsia"/>
-              </w:rPr>
-              <w:t>키오스크 충전기</w:t>
-            </w:r>
-          </w:p>
-          <w:p>
-            <w:pPr>
-              <w:jc w:val="center"/>
-            </w:pPr>
-            <w:r>
-              <w:t>(     )기</w:t>
-            </w:r>
-          </w:p>
-        </w:tc>
-        <w:tc>
-          <w:tcPr>
-            <w:tcW w:w="2512" w:type="pct"/>
+              <w:rPr>
+                <w:rFonts w:asciiTheme="majorHAnsi" w:eastAsiaTheme="majorHAnsi" w:hAnsiTheme="majorHAnsi" w:hint="eastAsia"/>
+              </w:rPr>
+            </w:pPr>
+            <w:r>
+              <w:rPr>
+                <w:rFonts w:asciiTheme="majorHAnsi" w:eastAsiaTheme="majorHAnsi" w:hAnsiTheme="majorHAnsi" w:hint="eastAsia"/>
+              </w:rPr>
+              <w:t>11kW 이상 ~ 30kW 미만</w:t>
+            </w:r>
+          </w:p>
+        </w:tc>
+        <w:tc>
+          <w:tcPr>
+            <w:tcW w:w="2510" w:type="pct"/>
             <w:gridSpan w:val="5"/>
             <w:tcBorders>
               <w:right w:val="single" w:sz="12" w:space="0" w:color="auto"/>
@@ -6036,16 +5978,112 @@
             </w:pPr>
             <w:r>
               <w:rPr>
+                <w:rFonts w:asciiTheme="majorHAnsi" w:eastAsiaTheme="majorHAnsi" w:hAnsiTheme="majorHAnsi"/>
+              </w:rPr>
+              <w:t>(</w:t>
+            </w:r>
+            <w:r>
+              <w:rPr>
                 <w:rFonts w:asciiTheme="majorHAnsi" w:eastAsiaTheme="majorHAnsi" w:hAnsiTheme="majorHAnsi" w:hint="eastAsia"/>
               </w:rPr>
+              <w:t xml:space="preserve">  </w:t>
+            </w:r>
+            <w:sdt>
+              <w:sdtPr>
+                <w:rPr>
+                  <w:rStyle w:val="10pt"/>
+                  <w:rFonts w:hint="eastAsia"/>
+                </w:rPr>
+                <w:id w:val="313466420"/>
+                <w:placeholder>
+                  <w:docPart w:val="ED93C1928DBA2B4AB78D22611A942B6D"/>
+                </w:placeholder>
+                <w:showingPlcHdr/>
+                <w:text/>
+              </w:sdtPr>
+              <w:sdtEndPr>
+                <w:rPr>
+                  <w:rStyle w:val="a0"/>
+                  <w:rFonts w:eastAsia="맑은 고딕"/>
+                  <w:b w:val="0"/>
+                  <w:bCs/>
+                  <w:i/>
+                  <w:iCs/>
+                  <w:color w:val="A6A6A6" w:themeColor="background1" w:themeShade="A6"/>
+                  <w:u w:val="single"/>
+                </w:rPr>
+              </w:sdtEndPr>
+              <w:sdtContent>
+                <w:r>
+                  <w:rPr>
+                    <w:rStyle w:val="ad"/>
+                    <w:rFonts w:hint="eastAsia"/>
+                    <w:b/>
+                    <w:bCs/>
+                    <w:i/>
+                    <w:iCs/>
+                    <w:color w:val="A6A6A6" w:themeColor="background1" w:themeShade="A6"/>
+                    <w:u w:val="single"/>
+                  </w:rPr>
+                  <w:t xml:space="preserve">OO </w:t>
+                </w:r>
+              </w:sdtContent>
+            </w:sdt>
+            <w:r>
+              <w:rPr>
+                <w:rFonts w:asciiTheme="majorHAnsi" w:eastAsiaTheme="majorHAnsi" w:hAnsiTheme="majorHAnsi" w:hint="eastAsia"/>
+              </w:rPr>
+              <w:t xml:space="preserve"> </w:t>
+            </w:r>
+            <w:r>
+              <w:rPr>
+                <w:rFonts w:asciiTheme="majorHAnsi" w:eastAsiaTheme="majorHAnsi" w:hAnsiTheme="majorHAnsi"/>
+              </w:rPr>
+              <w:t>)기</w:t>
+            </w:r>
+          </w:p>
+        </w:tc>
+      </w:tr>
+      <w:tr>
+        <w:trPr>
+          <w:trHeight w:val="559"/>
+        </w:trPr>
+        <w:tc>
+          <w:tcPr>
+            <w:tcW w:w="2490" w:type="pct"/>
+            <w:gridSpan w:val="4"/>
+            <w:tcBorders>
+              <w:left w:val="single" w:sz="12" w:space="0" w:color="auto"/>
+            </w:tcBorders>
+          </w:tcPr>
+          <w:p>
+            <w:pPr>
+              <w:jc w:val="center"/>
+              <w:rPr>
+                <w:rFonts w:asciiTheme="majorHAnsi" w:eastAsiaTheme="majorHAnsi" w:hAnsiTheme="majorHAnsi" w:hint="eastAsia"/>
+              </w:rPr>
+            </w:pPr>
+            <w:r>
+              <w:rPr>
+                <w:rFonts w:asciiTheme="majorHAnsi" w:eastAsiaTheme="majorHAnsi" w:hAnsiTheme="majorHAnsi" w:hint="eastAsia"/>
+              </w:rPr>
               <w:t>전력분배형 충전기</w:t>
             </w:r>
           </w:p>
+        </w:tc>
+        <w:tc>
+          <w:tcPr>
+            <w:tcW w:w="2510" w:type="pct"/>
+            <w:gridSpan w:val="5"/>
+            <w:tcBorders>
+              <w:right w:val="single" w:sz="12" w:space="0" w:color="auto"/>
+            </w:tcBorders>
+          </w:tcPr>
           <w:p>
             <w:pPr>
               <w:jc w:val="center"/>
               <w:rPr>
-                <w:rFonts w:asciiTheme="majorHAnsi" w:eastAsiaTheme="majorHAnsi" w:hAnsiTheme="majorHAnsi"/>
+                <w:rFonts w:asciiTheme="majorHAnsi" w:eastAsiaTheme="majorHAnsi" w:hAnsiTheme="majorHAnsi" w:hint="eastAsia"/>
               </w:rPr>
             </w:pPr>
             <w:r>
@@ -8326,7 +8364,7 @@
                 <w:b/>
                 <w:bCs/>
               </w:rPr>
-              <w:t>(보조금을 받은 충전시설에 한함)</w:t>
+              <w:t/>
             </w:r>
           </w:p>
         </w:tc>

--- a/public/sk/template_invest.docx
+++ b/public/sk/template_invest.docx
@@ -1444,8 +1444,37 @@
                 <w:szCs w:val="17"/>
                 <w14:ligatures w14:val="none"/>
               </w:rPr>
-              <w:t>충전기 서비스 시작일로부터 □ 10년, □ 7년</w:t>
-            </w:r>
+              <w:t xml:space="preserve">충전기 서비스 시작일로부터 </w:t>
+            </w:r>
+            <w:sdt>
+              <w:sdtPr>
+                <w:rPr>
+                  <w:rFonts w:ascii="맑은 고딕" w:eastAsia="맑은 고딕" w:hAnsi="맑은 고딕" w:cs="굴림" w:hint="eastAsia"/>
+                  <w:color w:val="000000"/>
+                  <w:kern w:val="0"/>
+                  <w:sz w:val="17"/>
+                  <w:szCs w:val="17"/>
+                  <w14:ligatures w14:val="none"/>
+                </w:rPr>
+                <w:alias w:val="계약기간"/>
+                <w:tag w:val="skContractTerm"/>
+                <w:id w:val="900000051"/>
+                <w:text/>
+              </w:sdtPr>
+              <w:sdtContent>
+                <w:r>
+                  <w:rPr>
+                    <w:rFonts w:ascii="맑은 고딕" w:eastAsia="맑은 고딕" w:hAnsi="맑은 고딕" w:cs="굴림" w:hint="eastAsia"/>
+                    <w:color w:val="000000"/>
+                    <w:kern w:val="0"/>
+                    <w:sz w:val="17"/>
+                    <w:szCs w:val="17"/>
+                    <w14:ligatures w14:val="none"/>
+                  </w:rPr>
+                  <w:t xml:space="preserve">□ 10년, □ 7년</w:t>
+                </w:r>
+              </w:sdtContent>
+            </w:sdt>
           </w:p>
         </w:tc>
       </w:tr>
@@ -1543,7 +1572,7 @@
                 <w:szCs w:val="17"/>
                 <w14:ligatures w14:val="none"/>
               </w:rPr>
-              <w:t>□ BAS1007.D1.1(</w:t>
+              <w:t>■ BAS1007.D1.1(</w:t>
             </w:r>
             <w:proofErr w:type="spellStart"/>
             <w:r>
@@ -3456,8 +3485,37 @@
                 <w:szCs w:val="17"/>
                 <w14:ligatures w14:val="none"/>
               </w:rPr>
-              <w:t>계약일  2026년     월     일</w:t>
-            </w:r>
+              <w:t xml:space="preserve">계약일  </w:t>
+            </w:r>
+            <w:sdt>
+              <w:sdtPr>
+                <w:rPr>
+                  <w:rFonts w:ascii="맑은 고딕" w:eastAsia="맑은 고딕" w:hAnsi="맑은 고딕" w:cs="굴림" w:hint="eastAsia"/>
+                  <w:color w:val="000000"/>
+                  <w:kern w:val="0"/>
+                  <w:sz w:val="17"/>
+                  <w:szCs w:val="17"/>
+                  <w14:ligatures w14:val="none"/>
+                </w:rPr>
+                <w:alias w:val="계약일"/>
+                <w:tag w:val="skContractDate"/>
+                <w:id w:val="900000052"/>
+                <w:text/>
+              </w:sdtPr>
+              <w:sdtContent>
+                <w:r>
+                  <w:rPr>
+                    <w:rFonts w:ascii="맑은 고딕" w:eastAsia="맑은 고딕" w:hAnsi="맑은 고딕" w:cs="굴림" w:hint="eastAsia"/>
+                    <w:color w:val="000000"/>
+                    <w:kern w:val="0"/>
+                    <w:sz w:val="17"/>
+                    <w:szCs w:val="17"/>
+                    <w14:ligatures w14:val="none"/>
+                  </w:rPr>
+                  <w:t xml:space="preserve">2026년     월     일</w:t>
+                </w:r>
+              </w:sdtContent>
+            </w:sdt>
           </w:p>
           <w:p>
             <w:pPr>

--- a/public/sk/template_invest.docx
+++ b/public/sk/template_invest.docx
@@ -3585,39 +3585,57 @@
               </w:rPr>
               <w:t>서비스이용자</w:t>
             </w:r>
-            <w:r>
-              <w:rPr>
-                <w:rFonts w:ascii="맑은 고딕" w:eastAsia="맑은 고딕" w:hAnsi="맑은 고딕" w:cs="굴림" w:hint="eastAsia"/>
-                <w:color w:val="000000"/>
-                <w:kern w:val="0"/>
-                <w:sz w:val="17"/>
-                <w:szCs w:val="17"/>
-                <w14:ligatures w14:val="none"/>
-              </w:rPr>
-              <w:t xml:space="preserve"> </w:t>
-            </w:r>
-            <w:r>
-              <w:rPr>
-                <w:rFonts w:ascii="맑은 고딕" w:eastAsia="맑은 고딕" w:hAnsi="맑은 고딕" w:cs="굴림" w:hint="eastAsia"/>
-                <w:color w:val="000000"/>
-                <w:kern w:val="0"/>
-                <w:sz w:val="17"/>
-                <w:szCs w:val="17"/>
-                <w14:ligatures w14:val="none"/>
-              </w:rPr>
-              <w:t xml:space="preserve"> </w:t>
-            </w:r>
-            <w:r>
-              <w:rPr>
-                <w:rFonts w:ascii="맑은 고딕" w:eastAsia="맑은 고딕" w:hAnsi="맑은 고딕" w:cs="굴림" w:hint="eastAsia"/>
-                <w:color w:val="000000"/>
-                <w:kern w:val="0"/>
-                <w:sz w:val="17"/>
-                <w:szCs w:val="17"/>
-                <w14:ligatures w14:val="none"/>
-              </w:rPr>
-              <w:t xml:space="preserve">                            </w:t>
-            </w:r>
+            <w:sdt>
+              <w:sdtPr>
+                <w:rPr>
+                  <w:rFonts w:ascii="맑은 고딕" w:eastAsia="맑은 고딕" w:hAnsi="맑은 고딕" w:cs="굴림" w:hint="eastAsia"/>
+                  <w:color w:val="000000"/>
+                  <w:kern w:val="0"/>
+                  <w:sz w:val="17"/>
+                  <w:szCs w:val="17"/>
+                  <w14:ligatures w14:val="none"/>
+                </w:rPr>
+                <w:alias w:val="서명-이용자"/>
+                <w:tag w:val="skSignUser"/>
+                <w:id w:val="900000053"/>
+                <w:text/>
+              </w:sdtPr>
+              <w:sdtContent>
+                <w:r>
+                  <w:rPr>
+                    <w:rFonts w:ascii="맑은 고딕" w:eastAsia="맑은 고딕" w:hAnsi="맑은 고딕" w:cs="굴림" w:hint="eastAsia"/>
+                    <w:color w:val="000000"/>
+                    <w:kern w:val="0"/>
+                    <w:sz w:val="17"/>
+                    <w:szCs w:val="17"/>
+                    <w14:ligatures w14:val="none"/>
+                  </w:rPr>
+                  <w:t xml:space="preserve"> </w:t>
+                </w:r>
+                <w:r>
+                  <w:rPr>
+                    <w:rFonts w:ascii="맑은 고딕" w:eastAsia="맑은 고딕" w:hAnsi="맑은 고딕" w:cs="굴림" w:hint="eastAsia"/>
+                    <w:color w:val="000000"/>
+                    <w:kern w:val="0"/>
+                    <w:sz w:val="17"/>
+                    <w:szCs w:val="17"/>
+                    <w14:ligatures w14:val="none"/>
+                  </w:rPr>
+                  <w:t xml:space="preserve"> </w:t>
+                </w:r>
+                <w:r>
+                  <w:rPr>
+                    <w:rFonts w:ascii="맑은 고딕" w:eastAsia="맑은 고딕" w:hAnsi="맑은 고딕" w:cs="굴림" w:hint="eastAsia"/>
+                    <w:color w:val="000000"/>
+                    <w:kern w:val="0"/>
+                    <w:sz w:val="17"/>
+                    <w:szCs w:val="17"/>
+                    <w14:ligatures w14:val="none"/>
+                  </w:rPr>
+                  <w:t xml:space="preserve">                            </w:t>
+                </w:r>
+              </w:sdtContent>
+            </w:sdt>
             <w:r>
               <w:rPr>
                 <w:rFonts w:ascii="맑은 고딕" w:eastAsia="맑은 고딕" w:hAnsi="맑은 고딕" w:cs="굴림" w:hint="eastAsia"/>

--- a/public/sk/template_invest.docx
+++ b/public/sk/template_invest.docx
@@ -11,7 +11,7 @@
         <w:spacing w:after="0"/>
         <w:jc w:val="center"/>
         <w:rPr>
-          <w:rFonts w:ascii="맑은 고딕" w:eastAsia="맑은 고딕" w:hAnsi="맑은 고딕" w:cs="굴림"/>
+          <w:rFonts w:ascii="맑은 고딕" w:eastAsia="맑은 고딕" w:hAnsi="맑은 고딕" w:cs="Gulim"/>
           <w:color w:val="000000"/>
           <w:kern w:val="0"/>
           <w:szCs w:val="22"/>
@@ -21,7 +21,7 @@
       <w:bookmarkStart w:id="0" w:name="OLE_LINK26"/>
       <w:r>
         <w:rPr>
-          <w:rFonts w:ascii="맑은 고딕" w:eastAsia="맑은 고딕" w:hAnsi="맑은 고딕" w:cs="굴림" w:hint="eastAsia"/>
+          <w:rFonts w:ascii="맑은 고딕" w:eastAsia="맑은 고딕" w:hAnsi="맑은 고딕" w:cs="Gulim" w:hint="eastAsia"/>
           <w:b/>
           <w:bCs/>
           <w:color w:val="000000"/>
@@ -30,35 +30,7 @@
           <w:szCs w:val="30"/>
           <w14:ligatures w14:val="none"/>
         </w:rPr>
-        <w:t xml:space="preserve">전기차 공용 </w:t>
-      </w:r>
-      <w:proofErr w:type="spellStart"/>
-      <w:r>
-        <w:rPr>
-          <w:rFonts w:ascii="맑은 고딕" w:eastAsia="맑은 고딕" w:hAnsi="맑은 고딕" w:cs="굴림" w:hint="eastAsia"/>
-          <w:b/>
-          <w:bCs/>
-          <w:color w:val="000000"/>
-          <w:kern w:val="0"/>
-          <w:sz w:val="30"/>
-          <w:szCs w:val="30"/>
-          <w14:ligatures w14:val="none"/>
-        </w:rPr>
-        <w:t>완속</w:t>
-      </w:r>
-      <w:proofErr w:type="spellEnd"/>
-      <w:r>
-        <w:rPr>
-          <w:rFonts w:ascii="맑은 고딕" w:eastAsia="맑은 고딕" w:hAnsi="맑은 고딕" w:cs="굴림" w:hint="eastAsia"/>
-          <w:b/>
-          <w:bCs/>
-          <w:color w:val="000000"/>
-          <w:kern w:val="0"/>
-          <w:sz w:val="30"/>
-          <w:szCs w:val="30"/>
-          <w14:ligatures w14:val="none"/>
-        </w:rPr>
-        <w:t xml:space="preserve"> 충전기 설치, 운영 계약서</w:t>
+        <w:t>전기차 공용 완속 충전기 설치, 운영 계약서</w:t>
       </w:r>
     </w:p>
     <w:p>
@@ -70,7 +42,7 @@
         <w:spacing w:after="0"/>
         <w:jc w:val="center"/>
         <w:rPr>
-          <w:rFonts w:ascii="맑은 고딕" w:eastAsia="맑은 고딕" w:hAnsi="맑은 고딕" w:cs="굴림"/>
+          <w:rFonts w:ascii="맑은 고딕" w:eastAsia="맑은 고딕" w:hAnsi="맑은 고딕" w:cs="Gulim"/>
           <w:color w:val="000000"/>
           <w:kern w:val="0"/>
           <w:szCs w:val="22"/>
@@ -79,7 +51,7 @@
       </w:pPr>
       <w:r>
         <w:rPr>
-          <w:rFonts w:ascii="맑은 고딕" w:eastAsia="맑은 고딕" w:hAnsi="맑은 고딕" w:cs="굴림" w:hint="eastAsia"/>
+          <w:rFonts w:ascii="맑은 고딕" w:eastAsia="맑은 고딕" w:hAnsi="맑은 고딕" w:cs="Gulim" w:hint="eastAsia"/>
           <w:color w:val="000000"/>
           <w:kern w:val="0"/>
           <w:szCs w:val="22"/>
@@ -135,7 +107,7 @@
               <w:autoSpaceDN/>
               <w:spacing w:after="0"/>
               <w:rPr>
-                <w:rFonts w:ascii="맑은 고딕" w:eastAsia="맑은 고딕" w:hAnsi="맑은 고딕" w:cs="굴림"/>
+                <w:rFonts w:ascii="맑은 고딕" w:eastAsia="맑은 고딕" w:hAnsi="맑은 고딕" w:cs="Gulim"/>
                 <w:color w:val="000000"/>
                 <w:kern w:val="0"/>
                 <w:szCs w:val="22"/>
@@ -144,7 +116,7 @@
             </w:pPr>
             <w:r>
               <w:rPr>
-                <w:rFonts w:ascii="맑은 고딕" w:eastAsia="맑은 고딕" w:hAnsi="맑은 고딕" w:cs="굴림" w:hint="eastAsia"/>
+                <w:rFonts w:ascii="맑은 고딕" w:eastAsia="맑은 고딕" w:hAnsi="맑은 고딕" w:cs="Gulim" w:hint="eastAsia"/>
                 <w:color w:val="000000"/>
                 <w:kern w:val="0"/>
                 <w:sz w:val="17"/>
@@ -188,7 +160,7 @@
               <w:spacing w:after="0"/>
               <w:jc w:val="center"/>
               <w:rPr>
-                <w:rFonts w:ascii="맑은 고딕" w:eastAsia="맑은 고딕" w:hAnsi="맑은 고딕" w:cs="굴림"/>
+                <w:rFonts w:ascii="맑은 고딕" w:eastAsia="맑은 고딕" w:hAnsi="맑은 고딕" w:cs="Gulim"/>
                 <w:color w:val="000000"/>
                 <w:kern w:val="0"/>
                 <w:szCs w:val="22"/>
@@ -197,7 +169,7 @@
             </w:pPr>
             <w:r>
               <w:rPr>
-                <w:rFonts w:ascii="맑은 고딕" w:eastAsia="맑은 고딕" w:hAnsi="맑은 고딕" w:cs="굴림" w:hint="eastAsia"/>
+                <w:rFonts w:ascii="맑은 고딕" w:eastAsia="맑은 고딕" w:hAnsi="맑은 고딕" w:cs="Gulim" w:hint="eastAsia"/>
                 <w:color w:val="000000"/>
                 <w:kern w:val="0"/>
                 <w:sz w:val="17"/>
@@ -216,7 +188,7 @@
               <w:spacing w:after="0"/>
               <w:jc w:val="center"/>
               <w:rPr>
-                <w:rFonts w:ascii="맑은 고딕" w:eastAsia="맑은 고딕" w:hAnsi="맑은 고딕" w:cs="굴림"/>
+                <w:rFonts w:ascii="맑은 고딕" w:eastAsia="맑은 고딕" w:hAnsi="맑은 고딕" w:cs="Gulim"/>
                 <w:color w:val="000000"/>
                 <w:kern w:val="0"/>
                 <w:szCs w:val="22"/>
@@ -225,7 +197,7 @@
             </w:pPr>
             <w:r>
               <w:rPr>
-                <w:rFonts w:ascii="맑은 고딕" w:eastAsia="맑은 고딕" w:hAnsi="맑은 고딕" w:cs="굴림" w:hint="eastAsia"/>
+                <w:rFonts w:ascii="맑은 고딕" w:eastAsia="맑은 고딕" w:hAnsi="맑은 고딕" w:cs="Gulim" w:hint="eastAsia"/>
                 <w:color w:val="000000"/>
                 <w:kern w:val="0"/>
                 <w:sz w:val="17"/>
@@ -262,7 +234,7 @@
               <w:spacing w:after="0"/>
               <w:jc w:val="center"/>
               <w:rPr>
-                <w:rFonts w:ascii="맑은 고딕" w:eastAsia="맑은 고딕" w:hAnsi="맑은 고딕" w:cs="굴림"/>
+                <w:rFonts w:ascii="맑은 고딕" w:eastAsia="맑은 고딕" w:hAnsi="맑은 고딕" w:cs="Gulim"/>
                 <w:color w:val="000000"/>
                 <w:kern w:val="0"/>
                 <w:szCs w:val="22"/>
@@ -271,7 +243,7 @@
             </w:pPr>
             <w:r>
               <w:rPr>
-                <w:rFonts w:ascii="맑은 고딕" w:eastAsia="맑은 고딕" w:hAnsi="맑은 고딕" w:cs="굴림" w:hint="eastAsia"/>
+                <w:rFonts w:ascii="맑은 고딕" w:eastAsia="맑은 고딕" w:hAnsi="맑은 고딕" w:cs="Gulim" w:hint="eastAsia"/>
                 <w:color w:val="000000"/>
                 <w:kern w:val="0"/>
                 <w:sz w:val="17"/>
@@ -308,7 +280,7 @@
               <w:spacing w:after="0"/>
               <w:jc w:val="center"/>
               <w:rPr>
-                <w:rFonts w:ascii="맑은 고딕" w:eastAsia="맑은 고딕" w:hAnsi="맑은 고딕" w:cs="굴림"/>
+                <w:rFonts w:ascii="맑은 고딕" w:eastAsia="맑은 고딕" w:hAnsi="맑은 고딕" w:cs="Gulim"/>
                 <w:color w:val="000000"/>
                 <w:kern w:val="0"/>
                 <w:szCs w:val="22"/>
@@ -317,7 +289,7 @@
             </w:pPr>
             <w:r>
               <w:rPr>
-                <w:rFonts w:ascii="맑은 고딕" w:eastAsia="맑은 고딕" w:hAnsi="맑은 고딕" w:cs="굴림" w:hint="eastAsia"/>
+                <w:rFonts w:ascii="맑은 고딕" w:eastAsia="맑은 고딕" w:hAnsi="맑은 고딕" w:cs="Gulim" w:hint="eastAsia"/>
                 <w:color w:val="000000"/>
                 <w:kern w:val="0"/>
                 <w:szCs w:val="22"/>
@@ -354,7 +326,7 @@
               <w:spacing w:after="0"/>
               <w:jc w:val="center"/>
               <w:rPr>
-                <w:rFonts w:ascii="맑은 고딕" w:eastAsia="맑은 고딕" w:hAnsi="맑은 고딕" w:cs="굴림"/>
+                <w:rFonts w:ascii="맑은 고딕" w:eastAsia="맑은 고딕" w:hAnsi="맑은 고딕" w:cs="Gulim"/>
                 <w:color w:val="000000"/>
                 <w:kern w:val="0"/>
                 <w:szCs w:val="22"/>
@@ -363,7 +335,7 @@
             </w:pPr>
             <w:r>
               <w:rPr>
-                <w:rFonts w:ascii="맑은 고딕" w:eastAsia="맑은 고딕" w:hAnsi="맑은 고딕" w:cs="굴림" w:hint="eastAsia"/>
+                <w:rFonts w:ascii="맑은 고딕" w:eastAsia="맑은 고딕" w:hAnsi="맑은 고딕" w:cs="Gulim" w:hint="eastAsia"/>
                 <w:color w:val="000000"/>
                 <w:kern w:val="0"/>
                 <w:sz w:val="17"/>
@@ -400,7 +372,7 @@
               <w:spacing w:after="0"/>
               <w:jc w:val="center"/>
               <w:rPr>
-                <w:rFonts w:ascii="맑은 고딕" w:eastAsia="맑은 고딕" w:hAnsi="맑은 고딕" w:cs="굴림"/>
+                <w:rFonts w:ascii="맑은 고딕" w:eastAsia="맑은 고딕" w:hAnsi="맑은 고딕" w:cs="Gulim"/>
                 <w:color w:val="000000"/>
                 <w:kern w:val="0"/>
                 <w:szCs w:val="22"/>
@@ -409,7 +381,7 @@
             </w:pPr>
             <w:r>
               <w:rPr>
-                <w:rFonts w:ascii="맑은 고딕" w:eastAsia="맑은 고딕" w:hAnsi="맑은 고딕" w:cs="굴림" w:hint="eastAsia"/>
+                <w:rFonts w:ascii="맑은 고딕" w:eastAsia="맑은 고딕" w:hAnsi="맑은 고딕" w:cs="Gulim" w:hint="eastAsia"/>
                 <w:color w:val="000000"/>
                 <w:kern w:val="0"/>
                 <w:szCs w:val="22"/>
@@ -445,7 +417,7 @@
               <w:autoSpaceDN/>
               <w:spacing w:after="0"/>
               <w:rPr>
-                <w:rFonts w:ascii="맑은 고딕" w:eastAsia="맑은 고딕" w:hAnsi="맑은 고딕" w:cs="굴림"/>
+                <w:rFonts w:ascii="맑은 고딕" w:eastAsia="맑은 고딕" w:hAnsi="맑은 고딕" w:cs="Gulim"/>
                 <w:color w:val="000000"/>
                 <w:kern w:val="0"/>
                 <w:szCs w:val="22"/>
@@ -480,7 +452,7 @@
               <w:spacing w:after="0"/>
               <w:jc w:val="center"/>
               <w:rPr>
-                <w:rFonts w:ascii="맑은 고딕" w:eastAsia="맑은 고딕" w:hAnsi="맑은 고딕" w:cs="굴림"/>
+                <w:rFonts w:ascii="맑은 고딕" w:eastAsia="맑은 고딕" w:hAnsi="맑은 고딕" w:cs="Gulim"/>
                 <w:color w:val="000000"/>
                 <w:kern w:val="0"/>
                 <w:szCs w:val="22"/>
@@ -489,7 +461,7 @@
             </w:pPr>
             <w:r>
               <w:rPr>
-                <w:rFonts w:ascii="맑은 고딕" w:eastAsia="맑은 고딕" w:hAnsi="맑은 고딕" w:cs="굴림" w:hint="eastAsia"/>
+                <w:rFonts w:ascii="맑은 고딕" w:eastAsia="맑은 고딕" w:hAnsi="맑은 고딕" w:cs="Gulim" w:hint="eastAsia"/>
                 <w:color w:val="000000"/>
                 <w:kern w:val="0"/>
                 <w:sz w:val="17"/>
@@ -526,7 +498,7 @@
               <w:spacing w:after="0"/>
               <w:jc w:val="center"/>
               <w:rPr>
-                <w:rFonts w:ascii="맑은 고딕" w:eastAsia="맑은 고딕" w:hAnsi="맑은 고딕" w:cs="굴림"/>
+                <w:rFonts w:ascii="맑은 고딕" w:eastAsia="맑은 고딕" w:hAnsi="맑은 고딕" w:cs="Gulim"/>
                 <w:color w:val="000000"/>
                 <w:kern w:val="0"/>
                 <w:szCs w:val="22"/>
@@ -535,7 +507,7 @@
             </w:pPr>
             <w:r>
               <w:rPr>
-                <w:rFonts w:ascii="맑은 고딕" w:eastAsia="맑은 고딕" w:hAnsi="맑은 고딕" w:cs="굴림" w:hint="eastAsia"/>
+                <w:rFonts w:ascii="맑은 고딕" w:eastAsia="맑은 고딕" w:hAnsi="맑은 고딕" w:cs="Gulim" w:hint="eastAsia"/>
                 <w:color w:val="000000"/>
                 <w:kern w:val="0"/>
                 <w:szCs w:val="22"/>
@@ -572,7 +544,7 @@
               <w:spacing w:after="0"/>
               <w:jc w:val="center"/>
               <w:rPr>
-                <w:rFonts w:ascii="맑은 고딕" w:eastAsia="맑은 고딕" w:hAnsi="맑은 고딕" w:cs="굴림"/>
+                <w:rFonts w:ascii="맑은 고딕" w:eastAsia="맑은 고딕" w:hAnsi="맑은 고딕" w:cs="Gulim"/>
                 <w:color w:val="000000"/>
                 <w:kern w:val="0"/>
                 <w:szCs w:val="22"/>
@@ -581,7 +553,7 @@
             </w:pPr>
             <w:r>
               <w:rPr>
-                <w:rFonts w:ascii="맑은 고딕" w:eastAsia="맑은 고딕" w:hAnsi="맑은 고딕" w:cs="굴림" w:hint="eastAsia"/>
+                <w:rFonts w:ascii="맑은 고딕" w:eastAsia="맑은 고딕" w:hAnsi="맑은 고딕" w:cs="Gulim" w:hint="eastAsia"/>
                 <w:color w:val="000000"/>
                 <w:kern w:val="0"/>
                 <w:sz w:val="17"/>
@@ -618,7 +590,7 @@
               <w:spacing w:after="0"/>
               <w:jc w:val="center"/>
               <w:rPr>
-                <w:rFonts w:ascii="맑은 고딕" w:eastAsia="맑은 고딕" w:hAnsi="맑은 고딕" w:cs="굴림"/>
+                <w:rFonts w:ascii="맑은 고딕" w:eastAsia="맑은 고딕" w:hAnsi="맑은 고딕" w:cs="Gulim"/>
                 <w:color w:val="000000"/>
                 <w:kern w:val="0"/>
                 <w:szCs w:val="22"/>
@@ -627,7 +599,7 @@
             </w:pPr>
             <w:r>
               <w:rPr>
-                <w:rFonts w:ascii="맑은 고딕" w:eastAsia="맑은 고딕" w:hAnsi="맑은 고딕" w:cs="굴림" w:hint="eastAsia"/>
+                <w:rFonts w:ascii="맑은 고딕" w:eastAsia="맑은 고딕" w:hAnsi="맑은 고딕" w:cs="Gulim" w:hint="eastAsia"/>
                 <w:color w:val="000000"/>
                 <w:kern w:val="0"/>
                 <w:szCs w:val="22"/>
@@ -663,7 +635,7 @@
               <w:autoSpaceDN/>
               <w:spacing w:after="0"/>
               <w:rPr>
-                <w:rFonts w:ascii="맑은 고딕" w:eastAsia="맑은 고딕" w:hAnsi="맑은 고딕" w:cs="굴림"/>
+                <w:rFonts w:ascii="맑은 고딕" w:eastAsia="맑은 고딕" w:hAnsi="맑은 고딕" w:cs="Gulim"/>
                 <w:color w:val="000000"/>
                 <w:kern w:val="0"/>
                 <w:szCs w:val="22"/>
@@ -698,7 +670,7 @@
               <w:spacing w:after="0"/>
               <w:jc w:val="center"/>
               <w:rPr>
-                <w:rFonts w:ascii="맑은 고딕" w:eastAsia="맑은 고딕" w:hAnsi="맑은 고딕" w:cs="굴림"/>
+                <w:rFonts w:ascii="맑은 고딕" w:eastAsia="맑은 고딕" w:hAnsi="맑은 고딕" w:cs="Gulim"/>
                 <w:color w:val="000000"/>
                 <w:kern w:val="0"/>
                 <w:szCs w:val="22"/>
@@ -707,7 +679,7 @@
             </w:pPr>
             <w:r>
               <w:rPr>
-                <w:rFonts w:ascii="맑은 고딕" w:eastAsia="맑은 고딕" w:hAnsi="맑은 고딕" w:cs="굴림" w:hint="eastAsia"/>
+                <w:rFonts w:ascii="맑은 고딕" w:eastAsia="맑은 고딕" w:hAnsi="맑은 고딕" w:cs="Gulim" w:hint="eastAsia"/>
                 <w:color w:val="000000"/>
                 <w:kern w:val="0"/>
                 <w:sz w:val="17"/>
@@ -745,7 +717,7 @@
               <w:spacing w:after="0"/>
               <w:jc w:val="center"/>
               <w:rPr>
-                <w:rFonts w:ascii="맑은 고딕" w:eastAsia="맑은 고딕" w:hAnsi="맑은 고딕" w:cs="굴림"/>
+                <w:rFonts w:ascii="맑은 고딕" w:eastAsia="맑은 고딕" w:hAnsi="맑은 고딕" w:cs="Gulim"/>
                 <w:color w:val="000000"/>
                 <w:kern w:val="0"/>
                 <w:szCs w:val="22"/>
@@ -754,7 +726,7 @@
             </w:pPr>
             <w:r>
               <w:rPr>
-                <w:rFonts w:ascii="맑은 고딕" w:eastAsia="맑은 고딕" w:hAnsi="맑은 고딕" w:cs="굴림" w:hint="eastAsia"/>
+                <w:rFonts w:ascii="맑은 고딕" w:eastAsia="맑은 고딕" w:hAnsi="맑은 고딕" w:cs="Gulim" w:hint="eastAsia"/>
                 <w:color w:val="000000"/>
                 <w:kern w:val="0"/>
                 <w:szCs w:val="22"/>
@@ -797,7 +769,7 @@
               <w:spacing w:after="0"/>
               <w:jc w:val="center"/>
               <w:rPr>
-                <w:rFonts w:ascii="맑은 고딕" w:eastAsia="맑은 고딕" w:hAnsi="맑은 고딕" w:cs="굴림"/>
+                <w:rFonts w:ascii="맑은 고딕" w:eastAsia="맑은 고딕" w:hAnsi="맑은 고딕" w:cs="Gulim"/>
                 <w:color w:val="000000"/>
                 <w:kern w:val="0"/>
                 <w:sz w:val="17"/>
@@ -807,7 +779,7 @@
             </w:pPr>
             <w:r>
               <w:rPr>
-                <w:rFonts w:ascii="맑은 고딕" w:eastAsia="맑은 고딕" w:hAnsi="맑은 고딕" w:cs="굴림" w:hint="eastAsia"/>
+                <w:rFonts w:ascii="맑은 고딕" w:eastAsia="맑은 고딕" w:hAnsi="맑은 고딕" w:cs="Gulim" w:hint="eastAsia"/>
                 <w:color w:val="000000"/>
                 <w:kern w:val="0"/>
                 <w:sz w:val="17"/>
@@ -826,7 +798,7 @@
               <w:spacing w:after="0"/>
               <w:jc w:val="center"/>
               <w:rPr>
-                <w:rFonts w:ascii="맑은 고딕" w:eastAsia="맑은 고딕" w:hAnsi="맑은 고딕" w:cs="굴림"/>
+                <w:rFonts w:ascii="맑은 고딕" w:eastAsia="맑은 고딕" w:hAnsi="맑은 고딕" w:cs="Gulim"/>
                 <w:color w:val="000000"/>
                 <w:kern w:val="0"/>
                 <w:szCs w:val="22"/>
@@ -835,7 +807,7 @@
             </w:pPr>
             <w:r>
               <w:rPr>
-                <w:rFonts w:ascii="맑은 고딕" w:eastAsia="맑은 고딕" w:hAnsi="맑은 고딕" w:cs="굴림" w:hint="eastAsia"/>
+                <w:rFonts w:ascii="맑은 고딕" w:eastAsia="맑은 고딕" w:hAnsi="맑은 고딕" w:cs="Gulim" w:hint="eastAsia"/>
                 <w:color w:val="000000"/>
                 <w:kern w:val="0"/>
                 <w:sz w:val="17"/>
@@ -872,7 +844,7 @@
               <w:spacing w:after="0"/>
               <w:jc w:val="center"/>
               <w:rPr>
-                <w:rFonts w:ascii="맑은 고딕" w:eastAsia="맑은 고딕" w:hAnsi="맑은 고딕" w:cs="굴림"/>
+                <w:rFonts w:ascii="맑은 고딕" w:eastAsia="맑은 고딕" w:hAnsi="맑은 고딕" w:cs="Gulim"/>
                 <w:color w:val="000000"/>
                 <w:kern w:val="0"/>
                 <w:szCs w:val="22"/>
@@ -881,7 +853,7 @@
             </w:pPr>
             <w:r>
               <w:rPr>
-                <w:rFonts w:ascii="맑은 고딕" w:eastAsia="맑은 고딕" w:hAnsi="맑은 고딕" w:cs="굴림" w:hint="eastAsia"/>
+                <w:rFonts w:ascii="맑은 고딕" w:eastAsia="맑은 고딕" w:hAnsi="맑은 고딕" w:cs="Gulim" w:hint="eastAsia"/>
                 <w:color w:val="000000"/>
                 <w:kern w:val="0"/>
                 <w:sz w:val="17"/>
@@ -918,7 +890,7 @@
               <w:spacing w:after="0"/>
               <w:jc w:val="center"/>
               <w:rPr>
-                <w:rFonts w:ascii="맑은 고딕" w:eastAsia="맑은 고딕" w:hAnsi="맑은 고딕" w:cs="굴림"/>
+                <w:rFonts w:ascii="맑은 고딕" w:eastAsia="맑은 고딕" w:hAnsi="맑은 고딕" w:cs="Gulim"/>
                 <w:color w:val="000000"/>
                 <w:kern w:val="0"/>
                 <w:szCs w:val="22"/>
@@ -927,38 +899,14 @@
             </w:pPr>
             <w:r>
               <w:rPr>
-                <w:rFonts w:ascii="맑은 고딕" w:eastAsia="맑은 고딕" w:hAnsi="맑은 고딕" w:cs="굴림" w:hint="eastAsia"/>
+                <w:rFonts w:ascii="맑은 고딕" w:eastAsia="맑은 고딕" w:hAnsi="맑은 고딕" w:cs="Gulim" w:hint="eastAsia"/>
                 <w:color w:val="000000"/>
                 <w:kern w:val="0"/>
                 <w:sz w:val="17"/>
                 <w:szCs w:val="17"/>
                 <w14:ligatures w14:val="none"/>
               </w:rPr>
-              <w:t>SK</w:t>
-            </w:r>
-            <w:proofErr w:type="spellStart"/>
-            <w:r>
-              <w:rPr>
-                <w:rFonts w:ascii="맑은 고딕" w:eastAsia="맑은 고딕" w:hAnsi="맑은 고딕" w:cs="굴림" w:hint="eastAsia"/>
-                <w:color w:val="000000"/>
-                <w:kern w:val="0"/>
-                <w:sz w:val="17"/>
-                <w:szCs w:val="17"/>
-                <w14:ligatures w14:val="none"/>
-              </w:rPr>
-              <w:t>일렉링크</w:t>
-            </w:r>
-            <w:proofErr w:type="spellEnd"/>
-            <w:r>
-              <w:rPr>
-                <w:rFonts w:ascii="맑은 고딕" w:eastAsia="맑은 고딕" w:hAnsi="맑은 고딕" w:cs="굴림" w:hint="eastAsia"/>
-                <w:color w:val="000000"/>
-                <w:kern w:val="0"/>
-                <w:sz w:val="17"/>
-                <w:szCs w:val="17"/>
-                <w14:ligatures w14:val="none"/>
-              </w:rPr>
-              <w:t xml:space="preserve"> 주식회사</w:t>
+              <w:t>SK일렉링크 주식회사</w:t>
             </w:r>
           </w:p>
         </w:tc>
@@ -989,7 +937,7 @@
               <w:spacing w:after="0"/>
               <w:jc w:val="center"/>
               <w:rPr>
-                <w:rFonts w:ascii="맑은 고딕" w:eastAsia="맑은 고딕" w:hAnsi="맑은 고딕" w:cs="굴림"/>
+                <w:rFonts w:ascii="맑은 고딕" w:eastAsia="맑은 고딕" w:hAnsi="맑은 고딕" w:cs="Gulim"/>
                 <w:color w:val="000000"/>
                 <w:kern w:val="0"/>
                 <w:szCs w:val="22"/>
@@ -998,7 +946,7 @@
             </w:pPr>
             <w:r>
               <w:rPr>
-                <w:rFonts w:ascii="맑은 고딕" w:eastAsia="맑은 고딕" w:hAnsi="맑은 고딕" w:cs="굴림" w:hint="eastAsia"/>
+                <w:rFonts w:ascii="맑은 고딕" w:eastAsia="맑은 고딕" w:hAnsi="맑은 고딕" w:cs="Gulim" w:hint="eastAsia"/>
                 <w:color w:val="000000"/>
                 <w:kern w:val="0"/>
                 <w:sz w:val="17"/>
@@ -1035,7 +983,7 @@
               <w:spacing w:after="0"/>
               <w:jc w:val="center"/>
               <w:rPr>
-                <w:rFonts w:ascii="맑은 고딕" w:eastAsia="맑은 고딕" w:hAnsi="맑은 고딕" w:cs="굴림"/>
+                <w:rFonts w:ascii="맑은 고딕" w:eastAsia="맑은 고딕" w:hAnsi="맑은 고딕" w:cs="Gulim"/>
                 <w:color w:val="000000"/>
                 <w:kern w:val="0"/>
                 <w:szCs w:val="22"/>
@@ -1044,7 +992,7 @@
             </w:pPr>
             <w:r>
               <w:rPr>
-                <w:rFonts w:ascii="맑은 고딕" w:eastAsia="맑은 고딕" w:hAnsi="맑은 고딕" w:cs="굴림" w:hint="eastAsia"/>
+                <w:rFonts w:ascii="맑은 고딕" w:eastAsia="맑은 고딕" w:hAnsi="맑은 고딕" w:cs="Gulim" w:hint="eastAsia"/>
                 <w:color w:val="000000"/>
                 <w:kern w:val="0"/>
                 <w:sz w:val="17"/>
@@ -1081,7 +1029,7 @@
               <w:autoSpaceDN/>
               <w:spacing w:after="0"/>
               <w:rPr>
-                <w:rFonts w:ascii="맑은 고딕" w:eastAsia="맑은 고딕" w:hAnsi="맑은 고딕" w:cs="굴림"/>
+                <w:rFonts w:ascii="맑은 고딕" w:eastAsia="맑은 고딕" w:hAnsi="맑은 고딕" w:cs="Gulim"/>
                 <w:color w:val="000000"/>
                 <w:kern w:val="0"/>
                 <w:szCs w:val="22"/>
@@ -1116,7 +1064,7 @@
               <w:spacing w:after="0"/>
               <w:jc w:val="center"/>
               <w:rPr>
-                <w:rFonts w:ascii="맑은 고딕" w:eastAsia="맑은 고딕" w:hAnsi="맑은 고딕" w:cs="굴림"/>
+                <w:rFonts w:ascii="맑은 고딕" w:eastAsia="맑은 고딕" w:hAnsi="맑은 고딕" w:cs="Gulim"/>
                 <w:color w:val="000000"/>
                 <w:kern w:val="0"/>
                 <w:szCs w:val="22"/>
@@ -1125,7 +1073,7 @@
             </w:pPr>
             <w:r>
               <w:rPr>
-                <w:rFonts w:ascii="맑은 고딕" w:eastAsia="맑은 고딕" w:hAnsi="맑은 고딕" w:cs="굴림" w:hint="eastAsia"/>
+                <w:rFonts w:ascii="맑은 고딕" w:eastAsia="맑은 고딕" w:hAnsi="맑은 고딕" w:cs="Gulim" w:hint="eastAsia"/>
                 <w:color w:val="000000"/>
                 <w:kern w:val="0"/>
                 <w:sz w:val="17"/>
@@ -1162,7 +1110,7 @@
               <w:spacing w:after="0"/>
               <w:jc w:val="center"/>
               <w:rPr>
-                <w:rFonts w:ascii="맑은 고딕" w:eastAsia="맑은 고딕" w:hAnsi="맑은 고딕" w:cs="굴림"/>
+                <w:rFonts w:ascii="맑은 고딕" w:eastAsia="맑은 고딕" w:hAnsi="맑은 고딕" w:cs="Gulim"/>
                 <w:color w:val="000000"/>
                 <w:kern w:val="0"/>
                 <w:szCs w:val="22"/>
@@ -1171,7 +1119,7 @@
             </w:pPr>
             <w:r>
               <w:rPr>
-                <w:rFonts w:ascii="맑은 고딕" w:eastAsia="맑은 고딕" w:hAnsi="맑은 고딕" w:cs="굴림" w:hint="eastAsia"/>
+                <w:rFonts w:ascii="맑은 고딕" w:eastAsia="맑은 고딕" w:hAnsi="맑은 고딕" w:cs="Gulim" w:hint="eastAsia"/>
                 <w:color w:val="000000"/>
                 <w:kern w:val="0"/>
                 <w:sz w:val="17"/>
@@ -1209,7 +1157,7 @@
               <w:spacing w:after="0"/>
               <w:jc w:val="center"/>
               <w:rPr>
-                <w:rFonts w:ascii="맑은 고딕" w:eastAsia="맑은 고딕" w:hAnsi="맑은 고딕" w:cs="굴림"/>
+                <w:rFonts w:ascii="맑은 고딕" w:eastAsia="맑은 고딕" w:hAnsi="맑은 고딕" w:cs="Gulim"/>
                 <w:color w:val="000000"/>
                 <w:kern w:val="0"/>
                 <w:szCs w:val="22"/>
@@ -1218,7 +1166,7 @@
             </w:pPr>
             <w:r>
               <w:rPr>
-                <w:rFonts w:ascii="맑은 고딕" w:eastAsia="맑은 고딕" w:hAnsi="맑은 고딕" w:cs="굴림" w:hint="eastAsia"/>
+                <w:rFonts w:ascii="맑은 고딕" w:eastAsia="맑은 고딕" w:hAnsi="맑은 고딕" w:cs="Gulim" w:hint="eastAsia"/>
                 <w:color w:val="000000"/>
                 <w:kern w:val="0"/>
                 <w:sz w:val="17"/>
@@ -1255,7 +1203,7 @@
               <w:spacing w:after="0"/>
               <w:jc w:val="center"/>
               <w:rPr>
-                <w:rFonts w:ascii="맑은 고딕" w:eastAsia="맑은 고딕" w:hAnsi="맑은 고딕" w:cs="굴림"/>
+                <w:rFonts w:ascii="맑은 고딕" w:eastAsia="맑은 고딕" w:hAnsi="맑은 고딕" w:cs="Gulim"/>
                 <w:color w:val="000000"/>
                 <w:kern w:val="0"/>
                 <w:szCs w:val="22"/>
@@ -1264,38 +1212,14 @@
             </w:pPr>
             <w:r>
               <w:rPr>
-                <w:rFonts w:ascii="맑은 고딕" w:eastAsia="맑은 고딕" w:hAnsi="맑은 고딕" w:cs="굴림" w:hint="eastAsia"/>
+                <w:rFonts w:ascii="맑은 고딕" w:eastAsia="맑은 고딕" w:hAnsi="맑은 고딕" w:cs="Gulim" w:hint="eastAsia"/>
                 <w:color w:val="000000"/>
                 <w:kern w:val="0"/>
                 <w:sz w:val="17"/>
                 <w:szCs w:val="17"/>
                 <w14:ligatures w14:val="none"/>
               </w:rPr>
-              <w:t xml:space="preserve">서울시 강남구 </w:t>
-            </w:r>
-            <w:proofErr w:type="spellStart"/>
-            <w:r>
-              <w:rPr>
-                <w:rFonts w:ascii="맑은 고딕" w:eastAsia="맑은 고딕" w:hAnsi="맑은 고딕" w:cs="굴림" w:hint="eastAsia"/>
-                <w:color w:val="000000"/>
-                <w:kern w:val="0"/>
-                <w:sz w:val="17"/>
-                <w:szCs w:val="17"/>
-                <w14:ligatures w14:val="none"/>
-              </w:rPr>
-              <w:t>언주로</w:t>
-            </w:r>
-            <w:proofErr w:type="spellEnd"/>
-            <w:r>
-              <w:rPr>
-                <w:rFonts w:ascii="맑은 고딕" w:eastAsia="맑은 고딕" w:hAnsi="맑은 고딕" w:cs="굴림" w:hint="eastAsia"/>
-                <w:color w:val="000000"/>
-                <w:kern w:val="0"/>
-                <w:sz w:val="17"/>
-                <w:szCs w:val="17"/>
-                <w14:ligatures w14:val="none"/>
-              </w:rPr>
-              <w:t>135길 15</w:t>
+              <w:t>서울시 강남구 언주로135길 15</w:t>
             </w:r>
           </w:p>
         </w:tc>
@@ -1330,7 +1254,7 @@
               <w:autoSpaceDN/>
               <w:spacing w:after="0"/>
               <w:rPr>
-                <w:rFonts w:ascii="맑은 고딕" w:eastAsia="맑은 고딕" w:hAnsi="맑은 고딕" w:cs="굴림"/>
+                <w:rFonts w:ascii="맑은 고딕" w:eastAsia="맑은 고딕" w:hAnsi="맑은 고딕" w:cs="Gulim"/>
                 <w:color w:val="000000"/>
                 <w:kern w:val="0"/>
                 <w:szCs w:val="22"/>
@@ -1339,7 +1263,7 @@
             </w:pPr>
             <w:r>
               <w:rPr>
-                <w:rFonts w:ascii="맑은 고딕" w:eastAsia="맑은 고딕" w:hAnsi="맑은 고딕" w:cs="굴림" w:hint="eastAsia"/>
+                <w:rFonts w:ascii="맑은 고딕" w:eastAsia="맑은 고딕" w:hAnsi="맑은 고딕" w:cs="Gulim" w:hint="eastAsia"/>
                 <w:color w:val="000000"/>
                 <w:kern w:val="0"/>
                 <w:sz w:val="17"/>
@@ -1381,7 +1305,7 @@
               <w:spacing w:after="0"/>
               <w:jc w:val="center"/>
               <w:rPr>
-                <w:rFonts w:ascii="맑은 고딕" w:eastAsia="맑은 고딕" w:hAnsi="맑은 고딕" w:cs="굴림"/>
+                <w:rFonts w:ascii="맑은 고딕" w:eastAsia="맑은 고딕" w:hAnsi="맑은 고딕" w:cs="Gulim"/>
                 <w:color w:val="000000"/>
                 <w:kern w:val="0"/>
                 <w:szCs w:val="22"/>
@@ -1390,7 +1314,7 @@
             </w:pPr>
             <w:r>
               <w:rPr>
-                <w:rFonts w:ascii="맑은 고딕" w:eastAsia="맑은 고딕" w:hAnsi="맑은 고딕" w:cs="굴림" w:hint="eastAsia"/>
+                <w:rFonts w:ascii="맑은 고딕" w:eastAsia="맑은 고딕" w:hAnsi="맑은 고딕" w:cs="Gulim" w:hint="eastAsia"/>
                 <w:color w:val="000000"/>
                 <w:kern w:val="0"/>
                 <w:sz w:val="17"/>
@@ -1428,7 +1352,7 @@
               <w:spacing w:after="0"/>
               <w:jc w:val="center"/>
               <w:rPr>
-                <w:rFonts w:ascii="맑은 고딕" w:eastAsia="맑은 고딕" w:hAnsi="맑은 고딕" w:cs="굴림"/>
+                <w:rFonts w:ascii="맑은 고딕" w:eastAsia="맑은 고딕" w:hAnsi="맑은 고딕" w:cs="Gulim"/>
                 <w:color w:val="000000"/>
                 <w:kern w:val="0"/>
                 <w:szCs w:val="22"/>
@@ -1437,7 +1361,7 @@
             </w:pPr>
             <w:r>
               <w:rPr>
-                <w:rFonts w:ascii="맑은 고딕" w:eastAsia="맑은 고딕" w:hAnsi="맑은 고딕" w:cs="굴림" w:hint="eastAsia"/>
+                <w:rFonts w:ascii="맑은 고딕" w:eastAsia="맑은 고딕" w:hAnsi="맑은 고딕" w:cs="Gulim" w:hint="eastAsia"/>
                 <w:color w:val="000000"/>
                 <w:kern w:val="0"/>
                 <w:sz w:val="17"/>
@@ -1449,7 +1373,7 @@
             <w:sdt>
               <w:sdtPr>
                 <w:rPr>
-                  <w:rFonts w:ascii="맑은 고딕" w:eastAsia="맑은 고딕" w:hAnsi="맑은 고딕" w:cs="굴림" w:hint="eastAsia"/>
+                  <w:rFonts w:ascii="맑은 고딕" w:eastAsia="맑은 고딕" w:hAnsi="맑은 고딕" w:cs="Gulim" w:hint="eastAsia"/>
                   <w:color w:val="000000"/>
                   <w:kern w:val="0"/>
                   <w:sz w:val="17"/>
@@ -1464,14 +1388,14 @@
               <w:sdtContent>
                 <w:r>
                   <w:rPr>
-                    <w:rFonts w:ascii="맑은 고딕" w:eastAsia="맑은 고딕" w:hAnsi="맑은 고딕" w:cs="굴림" w:hint="eastAsia"/>
+                    <w:rFonts w:ascii="맑은 고딕" w:eastAsia="맑은 고딕" w:hAnsi="맑은 고딕" w:cs="Gulim" w:hint="eastAsia"/>
                     <w:color w:val="000000"/>
                     <w:kern w:val="0"/>
                     <w:sz w:val="17"/>
                     <w:szCs w:val="17"/>
                     <w14:ligatures w14:val="none"/>
                   </w:rPr>
-                  <w:t xml:space="preserve">□ 10년, □ 7년</w:t>
+                  <w:t>□ 10년, □ 7년</w:t>
                 </w:r>
               </w:sdtContent>
             </w:sdt>
@@ -1509,7 +1433,7 @@
               <w:spacing w:after="0"/>
               <w:jc w:val="center"/>
               <w:rPr>
-                <w:rFonts w:ascii="맑은 고딕" w:eastAsia="맑은 고딕" w:hAnsi="맑은 고딕" w:cs="굴림"/>
+                <w:rFonts w:ascii="맑은 고딕" w:eastAsia="맑은 고딕" w:hAnsi="맑은 고딕" w:cs="Gulim"/>
                 <w:color w:val="000000"/>
                 <w:kern w:val="0"/>
                 <w:szCs w:val="22"/>
@@ -1518,7 +1442,7 @@
             </w:pPr>
             <w:r>
               <w:rPr>
-                <w:rFonts w:ascii="맑은 고딕" w:eastAsia="맑은 고딕" w:hAnsi="맑은 고딕" w:cs="굴림" w:hint="eastAsia"/>
+                <w:rFonts w:ascii="맑은 고딕" w:eastAsia="맑은 고딕" w:hAnsi="맑은 고딕" w:cs="Gulim" w:hint="eastAsia"/>
                 <w:color w:val="000000"/>
                 <w:kern w:val="0"/>
                 <w:sz w:val="17"/>
@@ -1556,7 +1480,7 @@
               <w:spacing w:after="0"/>
               <w:jc w:val="center"/>
               <w:rPr>
-                <w:rFonts w:ascii="맑은 고딕" w:eastAsia="맑은 고딕" w:hAnsi="맑은 고딕" w:cs="굴림"/>
+                <w:rFonts w:ascii="맑은 고딕" w:eastAsia="맑은 고딕" w:hAnsi="맑은 고딕" w:cs="Gulim"/>
                 <w:color w:val="000000"/>
                 <w:kern w:val="0"/>
                 <w:szCs w:val="22"/>
@@ -1565,38 +1489,14 @@
             </w:pPr>
             <w:r>
               <w:rPr>
-                <w:rFonts w:ascii="맑은 고딕" w:eastAsia="맑은 고딕" w:hAnsi="맑은 고딕" w:cs="굴림" w:hint="eastAsia"/>
+                <w:rFonts w:ascii="맑은 고딕" w:eastAsia="맑은 고딕" w:hAnsi="맑은 고딕" w:cs="Gulim" w:hint="eastAsia"/>
                 <w:color w:val="000000"/>
                 <w:kern w:val="0"/>
                 <w:sz w:val="17"/>
                 <w:szCs w:val="17"/>
                 <w14:ligatures w14:val="none"/>
               </w:rPr>
-              <w:t>■ BAS1007.D1.1(</w:t>
-            </w:r>
-            <w:proofErr w:type="spellStart"/>
-            <w:r>
-              <w:rPr>
-                <w:rFonts w:ascii="맑은 고딕" w:eastAsia="맑은 고딕" w:hAnsi="맑은 고딕" w:cs="굴림" w:hint="eastAsia"/>
-                <w:color w:val="000000"/>
-                <w:kern w:val="0"/>
-                <w:sz w:val="17"/>
-                <w:szCs w:val="17"/>
-                <w14:ligatures w14:val="none"/>
-              </w:rPr>
-              <w:t>스마트완속충전기</w:t>
-            </w:r>
-            <w:proofErr w:type="spellEnd"/>
-            <w:r>
-              <w:rPr>
-                <w:rFonts w:ascii="맑은 고딕" w:eastAsia="맑은 고딕" w:hAnsi="맑은 고딕" w:cs="굴림" w:hint="eastAsia"/>
-                <w:color w:val="000000"/>
-                <w:kern w:val="0"/>
-                <w:sz w:val="17"/>
-                <w:szCs w:val="17"/>
-                <w14:ligatures w14:val="none"/>
-              </w:rPr>
-              <w:t>),</w:t>
+              <w:t>■ BAS1007.D1.1(스마트완속충전기),</w:t>
             </w:r>
           </w:p>
           <w:p>
@@ -1608,7 +1508,7 @@
               <w:spacing w:after="0"/>
               <w:jc w:val="center"/>
               <w:rPr>
-                <w:rFonts w:ascii="맑은 고딕" w:eastAsia="맑은 고딕" w:hAnsi="맑은 고딕" w:cs="굴림"/>
+                <w:rFonts w:ascii="맑은 고딕" w:eastAsia="맑은 고딕" w:hAnsi="맑은 고딕" w:cs="Gulim"/>
                 <w:color w:val="000000"/>
                 <w:kern w:val="0"/>
                 <w:szCs w:val="22"/>
@@ -1617,38 +1517,14 @@
             </w:pPr>
             <w:r>
               <w:rPr>
-                <w:rFonts w:ascii="맑은 고딕" w:eastAsia="맑은 고딕" w:hAnsi="맑은 고딕" w:cs="굴림" w:hint="eastAsia"/>
+                <w:rFonts w:ascii="맑은 고딕" w:eastAsia="맑은 고딕" w:hAnsi="맑은 고딕" w:cs="Gulim" w:hint="eastAsia"/>
                 <w:color w:val="000000"/>
                 <w:kern w:val="0"/>
                 <w:sz w:val="17"/>
                 <w:szCs w:val="17"/>
                 <w14:ligatures w14:val="none"/>
               </w:rPr>
-              <w:t>□ CEC-2333HR1(</w:t>
-            </w:r>
-            <w:proofErr w:type="spellStart"/>
-            <w:r>
-              <w:rPr>
-                <w:rFonts w:ascii="맑은 고딕" w:eastAsia="맑은 고딕" w:hAnsi="맑은 고딕" w:cs="굴림" w:hint="eastAsia"/>
-                <w:color w:val="000000"/>
-                <w:kern w:val="0"/>
-                <w:sz w:val="17"/>
-                <w:szCs w:val="17"/>
-                <w14:ligatures w14:val="none"/>
-              </w:rPr>
-              <w:t>스마트완속충전기</w:t>
-            </w:r>
-            <w:proofErr w:type="spellEnd"/>
-            <w:r>
-              <w:rPr>
-                <w:rFonts w:ascii="맑은 고딕" w:eastAsia="맑은 고딕" w:hAnsi="맑은 고딕" w:cs="굴림" w:hint="eastAsia"/>
-                <w:color w:val="000000"/>
-                <w:kern w:val="0"/>
-                <w:sz w:val="17"/>
-                <w:szCs w:val="17"/>
-                <w14:ligatures w14:val="none"/>
-              </w:rPr>
-              <w:t>)</w:t>
+              <w:t>□ CEC-2333HR1(스마트완속충전기)</w:t>
             </w:r>
           </w:p>
         </w:tc>
@@ -1680,7 +1556,7 @@
               <w:spacing w:after="0"/>
               <w:jc w:val="center"/>
               <w:rPr>
-                <w:rFonts w:ascii="맑은 고딕" w:eastAsia="맑은 고딕" w:hAnsi="맑은 고딕" w:cs="굴림"/>
+                <w:rFonts w:ascii="맑은 고딕" w:eastAsia="맑은 고딕" w:hAnsi="맑은 고딕" w:cs="Gulim"/>
                 <w:color w:val="000000"/>
                 <w:kern w:val="0"/>
                 <w:szCs w:val="22"/>
@@ -1689,7 +1565,7 @@
             </w:pPr>
             <w:r>
               <w:rPr>
-                <w:rFonts w:ascii="맑은 고딕" w:eastAsia="맑은 고딕" w:hAnsi="맑은 고딕" w:cs="굴림" w:hint="eastAsia"/>
+                <w:rFonts w:ascii="맑은 고딕" w:eastAsia="맑은 고딕" w:hAnsi="맑은 고딕" w:cs="Gulim" w:hint="eastAsia"/>
                 <w:color w:val="000000"/>
                 <w:kern w:val="0"/>
                 <w:sz w:val="17"/>
@@ -1727,7 +1603,7 @@
               <w:spacing w:after="0"/>
               <w:jc w:val="center"/>
               <w:rPr>
-                <w:rFonts w:ascii="맑은 고딕" w:eastAsia="맑은 고딕" w:hAnsi="맑은 고딕" w:cs="굴림"/>
+                <w:rFonts w:ascii="맑은 고딕" w:eastAsia="맑은 고딕" w:hAnsi="맑은 고딕" w:cs="Gulim"/>
                 <w:color w:val="000000"/>
                 <w:kern w:val="0"/>
                 <w:szCs w:val="22"/>
@@ -1736,7 +1612,7 @@
             </w:pPr>
             <w:r>
               <w:rPr>
-                <w:rFonts w:ascii="맑은 고딕" w:eastAsia="맑은 고딕" w:hAnsi="맑은 고딕" w:cs="굴림" w:hint="eastAsia"/>
+                <w:rFonts w:ascii="맑은 고딕" w:eastAsia="맑은 고딕" w:hAnsi="맑은 고딕" w:cs="Gulim" w:hint="eastAsia"/>
                 <w:color w:val="000000"/>
                 <w:kern w:val="0"/>
                 <w:szCs w:val="22"/>
@@ -1777,7 +1653,7 @@
               <w:spacing w:after="0"/>
               <w:jc w:val="center"/>
               <w:rPr>
-                <w:rFonts w:ascii="맑은 고딕" w:eastAsia="맑은 고딕" w:hAnsi="맑은 고딕" w:cs="굴림"/>
+                <w:rFonts w:ascii="맑은 고딕" w:eastAsia="맑은 고딕" w:hAnsi="맑은 고딕" w:cs="Gulim"/>
                 <w:color w:val="000000"/>
                 <w:kern w:val="0"/>
                 <w:szCs w:val="22"/>
@@ -1786,7 +1662,7 @@
             </w:pPr>
             <w:r>
               <w:rPr>
-                <w:rFonts w:ascii="맑은 고딕" w:eastAsia="맑은 고딕" w:hAnsi="맑은 고딕" w:cs="굴림" w:hint="eastAsia"/>
+                <w:rFonts w:ascii="맑은 고딕" w:eastAsia="맑은 고딕" w:hAnsi="맑은 고딕" w:cs="Gulim" w:hint="eastAsia"/>
                 <w:color w:val="000000"/>
                 <w:kern w:val="0"/>
                 <w:sz w:val="17"/>
@@ -1824,7 +1700,7 @@
               <w:spacing w:after="0"/>
               <w:jc w:val="center"/>
               <w:rPr>
-                <w:rFonts w:ascii="맑은 고딕" w:eastAsia="맑은 고딕" w:hAnsi="맑은 고딕" w:cs="굴림"/>
+                <w:rFonts w:ascii="맑은 고딕" w:eastAsia="맑은 고딕" w:hAnsi="맑은 고딕" w:cs="Gulim"/>
                 <w:color w:val="000000"/>
                 <w:kern w:val="0"/>
                 <w:szCs w:val="22"/>
@@ -1833,38 +1709,14 @@
             </w:pPr>
             <w:r>
               <w:rPr>
-                <w:rFonts w:ascii="맑은 고딕" w:eastAsia="맑은 고딕" w:hAnsi="맑은 고딕" w:cs="굴림" w:hint="eastAsia"/>
+                <w:rFonts w:ascii="맑은 고딕" w:eastAsia="맑은 고딕" w:hAnsi="맑은 고딕" w:cs="Gulim" w:hint="eastAsia"/>
                 <w:color w:val="000000"/>
                 <w:kern w:val="0"/>
                 <w:sz w:val="17"/>
                 <w:szCs w:val="17"/>
                 <w14:ligatures w14:val="none"/>
               </w:rPr>
-              <w:t>[별첨1] ‘SK</w:t>
-            </w:r>
-            <w:proofErr w:type="spellStart"/>
-            <w:r>
-              <w:rPr>
-                <w:rFonts w:ascii="맑은 고딕" w:eastAsia="맑은 고딕" w:hAnsi="맑은 고딕" w:cs="굴림" w:hint="eastAsia"/>
-                <w:color w:val="000000"/>
-                <w:kern w:val="0"/>
-                <w:sz w:val="17"/>
-                <w:szCs w:val="17"/>
-                <w14:ligatures w14:val="none"/>
-              </w:rPr>
-              <w:t>일렉링크</w:t>
-            </w:r>
-            <w:proofErr w:type="spellEnd"/>
-            <w:r>
-              <w:rPr>
-                <w:rFonts w:ascii="맑은 고딕" w:eastAsia="맑은 고딕" w:hAnsi="맑은 고딕" w:cs="굴림" w:hint="eastAsia"/>
-                <w:color w:val="000000"/>
-                <w:kern w:val="0"/>
-                <w:sz w:val="17"/>
-                <w:szCs w:val="17"/>
-                <w14:ligatures w14:val="none"/>
-              </w:rPr>
-              <w:t xml:space="preserve"> 충전요금’ 참고</w:t>
+              <w:t>[별첨1] ‘SK일렉링크 충전요금’ 참고</w:t>
             </w:r>
           </w:p>
         </w:tc>
@@ -1899,7 +1751,7 @@
               <w:autoSpaceDN/>
               <w:spacing w:after="0"/>
               <w:rPr>
-                <w:rFonts w:ascii="맑은 고딕" w:eastAsia="맑은 고딕" w:hAnsi="맑은 고딕" w:cs="굴림"/>
+                <w:rFonts w:ascii="맑은 고딕" w:eastAsia="맑은 고딕" w:hAnsi="맑은 고딕" w:cs="Gulim"/>
                 <w:color w:val="000000"/>
                 <w:kern w:val="0"/>
                 <w:szCs w:val="22"/>
@@ -1908,7 +1760,7 @@
             </w:pPr>
             <w:r>
               <w:rPr>
-                <w:rFonts w:ascii="맑은 고딕" w:eastAsia="맑은 고딕" w:hAnsi="맑은 고딕" w:cs="굴림" w:hint="eastAsia"/>
+                <w:rFonts w:ascii="맑은 고딕" w:eastAsia="맑은 고딕" w:hAnsi="맑은 고딕" w:cs="Gulim" w:hint="eastAsia"/>
                 <w:color w:val="000000"/>
                 <w:kern w:val="0"/>
                 <w:sz w:val="17"/>
@@ -1967,10 +1819,29 @@
               <w:pStyle w:val="hstyle1"/>
               <w:spacing w:after="0"/>
               <w:rPr>
+                <w:rFonts w:asciiTheme="minorHAnsi" w:eastAsiaTheme="minorHAnsi" w:hAnsiTheme="minorHAnsi"/>
+                <w:sz w:val="14"/>
+                <w:szCs w:val="14"/>
+              </w:rPr>
+            </w:pPr>
+            <w:r>
+              <w:rPr>
                 <w:rFonts w:asciiTheme="minorHAnsi" w:eastAsiaTheme="minorHAnsi" w:hAnsiTheme="minorHAnsi" w:hint="eastAsia"/>
                 <w:sz w:val="14"/>
                 <w:szCs w:val="14"/>
               </w:rPr>
+              <w:t>① 서비스제공자는 서비스이용자가 제공한 장소에 전기차 충전시설(충전기, 분전함, 전기선로 포함)설치를 완료하여야 하며, 서비스이용자는</w:t>
+            </w:r>
+          </w:p>
+          <w:p>
+            <w:pPr>
+              <w:pStyle w:val="hstyle1"/>
+              <w:spacing w:after="0"/>
+              <w:rPr>
+                <w:rFonts w:asciiTheme="minorHAnsi" w:eastAsiaTheme="minorHAnsi" w:hAnsiTheme="minorHAnsi"/>
+                <w:sz w:val="14"/>
+                <w:szCs w:val="14"/>
+              </w:rPr>
             </w:pPr>
             <w:r>
               <w:rPr>
@@ -1978,18 +1849,38 @@
                 <w:sz w:val="14"/>
                 <w:szCs w:val="14"/>
               </w:rPr>
-              <w:t>① 서비스제공자는 서비스이용자가 제공한 장소에 전기차 충전시설(충전기, 분전함, 전기선로 포함)설치를 완료하여야 하며, 서비스이용자는</w:t>
+              <w:t>   전기 인입공사 및 한전 전기사용 신청 등에 협조하여야 하며, 서비스제공자에게 위탁한 충전 시설이 설치된 주차면을 전기차 전용면으</w:t>
             </w:r>
           </w:p>
           <w:p>
             <w:pPr>
               <w:pStyle w:val="hstyle1"/>
               <w:spacing w:after="0"/>
+              <w:rPr>
+                <w:rFonts w:asciiTheme="minorHAnsi" w:eastAsiaTheme="minorHAnsi" w:hAnsiTheme="minorHAnsi"/>
+                <w:sz w:val="14"/>
+                <w:szCs w:val="14"/>
+              </w:rPr>
+            </w:pPr>
+            <w:r>
               <w:rPr>
                 <w:rFonts w:asciiTheme="minorHAnsi" w:eastAsiaTheme="minorHAnsi" w:hAnsiTheme="minorHAnsi" w:hint="eastAsia"/>
                 <w:sz w:val="14"/>
                 <w:szCs w:val="14"/>
               </w:rPr>
+              <w:t>   로 무상 제공•운영하여야 한다.</w:t>
+            </w:r>
+          </w:p>
+          <w:p>
+            <w:pPr>
+              <w:pStyle w:val="hstyle1"/>
+              <w:spacing w:after="0"/>
+              <w:ind w:left="180" w:hanging="180"/>
+              <w:rPr>
+                <w:rFonts w:asciiTheme="minorHAnsi" w:eastAsiaTheme="minorHAnsi" w:hAnsiTheme="minorHAnsi"/>
+                <w:sz w:val="14"/>
+                <w:szCs w:val="14"/>
+              </w:rPr>
             </w:pPr>
             <w:r>
               <w:rPr>
@@ -1997,46 +1888,99 @@
                 <w:sz w:val="14"/>
                 <w:szCs w:val="14"/>
               </w:rPr>
-              <w:t xml:space="preserve">   전기 </w:t>
-            </w:r>
-            <w:proofErr w:type="spellStart"/>
+              <w:t>② 전기차 충전시설의 소유권은 서비스제공자에게 있으며, 서비스제공자는 본 계약기간 동안 설치된 전기차 충전시설을 운영하며, 서비스</w:t>
+            </w:r>
+          </w:p>
+          <w:p>
+            <w:pPr>
+              <w:pStyle w:val="hstyle1"/>
+              <w:spacing w:after="0"/>
+              <w:ind w:left="180" w:hanging="180"/>
+              <w:rPr>
+                <w:rFonts w:asciiTheme="minorHAnsi" w:eastAsiaTheme="minorHAnsi" w:hAnsiTheme="minorHAnsi"/>
+                <w:sz w:val="14"/>
+                <w:szCs w:val="14"/>
+              </w:rPr>
+            </w:pPr>
             <w:r>
               <w:rPr>
                 <w:rFonts w:asciiTheme="minorHAnsi" w:eastAsiaTheme="minorHAnsi" w:hAnsiTheme="minorHAnsi" w:hint="eastAsia"/>
                 <w:sz w:val="14"/>
                 <w:szCs w:val="14"/>
               </w:rPr>
-              <w:t>인입공사</w:t>
-            </w:r>
-            <w:proofErr w:type="spellEnd"/>
+              <w:t>   이용자와 충전 서비스 이용자(충전시설을 이용하여 전기차를 충전하는 사람을 말하며 이하 같음)는 전기차 충전시설을 그 용법에 따라 사용할 수 있다.</w:t>
+            </w:r>
+          </w:p>
+          <w:p>
+            <w:pPr>
+              <w:pStyle w:val="hstyle1"/>
+              <w:spacing w:after="0"/>
+              <w:ind w:left="180" w:hanging="180"/>
+              <w:rPr>
+                <w:rFonts w:asciiTheme="minorHAnsi" w:eastAsiaTheme="minorHAnsi" w:hAnsiTheme="minorHAnsi"/>
+                <w:sz w:val="14"/>
+                <w:szCs w:val="14"/>
+              </w:rPr>
+            </w:pPr>
             <w:r>
               <w:rPr>
                 <w:rFonts w:asciiTheme="minorHAnsi" w:eastAsiaTheme="minorHAnsi" w:hAnsiTheme="minorHAnsi" w:hint="eastAsia"/>
                 <w:sz w:val="14"/>
                 <w:szCs w:val="14"/>
               </w:rPr>
-              <w:t xml:space="preserve"> 및 한전 전기사용 신청 등에 협조하여야 하며, 서비스제공자에게 위탁한 충전 시설이 설치된 주차면을 전기차 </w:t>
-            </w:r>
-            <w:proofErr w:type="spellStart"/>
+              <w:t>③ 서비스이용자와 서비스제공자는 서로 협의하여 최적의 설치 장소를 선정하며, 서비스이용자가 일방적으로 충전시설의 위치 변경을 요청</w:t>
+            </w:r>
+          </w:p>
+          <w:p>
+            <w:pPr>
+              <w:pStyle w:val="hstyle1"/>
+              <w:spacing w:after="0"/>
+              <w:ind w:left="180" w:hanging="180"/>
+              <w:rPr>
+                <w:rFonts w:asciiTheme="minorHAnsi" w:eastAsiaTheme="minorHAnsi" w:hAnsiTheme="minorHAnsi"/>
+                <w:sz w:val="14"/>
+                <w:szCs w:val="14"/>
+              </w:rPr>
+            </w:pPr>
             <w:r>
               <w:rPr>
                 <w:rFonts w:asciiTheme="minorHAnsi" w:eastAsiaTheme="minorHAnsi" w:hAnsiTheme="minorHAnsi" w:hint="eastAsia"/>
                 <w:sz w:val="14"/>
                 <w:szCs w:val="14"/>
               </w:rPr>
-              <w:t>전용면으</w:t>
-            </w:r>
-            <w:proofErr w:type="spellEnd"/>
+              <w:t>   할 경우, 서비스제공자는 거부할 수 있다.</w:t>
+            </w:r>
           </w:p>
           <w:p>
             <w:pPr>
               <w:pStyle w:val="hstyle1"/>
               <w:spacing w:after="0"/>
+              <w:ind w:left="180" w:hanging="180"/>
+              <w:rPr>
+                <w:rFonts w:asciiTheme="minorHAnsi" w:eastAsiaTheme="minorHAnsi" w:hAnsiTheme="minorHAnsi"/>
+                <w:sz w:val="14"/>
+                <w:szCs w:val="14"/>
+              </w:rPr>
+            </w:pPr>
+            <w:r>
               <w:rPr>
                 <w:rFonts w:asciiTheme="minorHAnsi" w:eastAsiaTheme="minorHAnsi" w:hAnsiTheme="minorHAnsi" w:hint="eastAsia"/>
                 <w:sz w:val="14"/>
                 <w:szCs w:val="14"/>
               </w:rPr>
+              <w:t>   더불어 충전기 설치를 위한 착공 이후 서비스이용자의 요청으로 인한 충전기 위치 변경 또는 서비스이용자의 귀책으로 인한 원상복구</w:t>
+            </w:r>
+          </w:p>
+          <w:p>
+            <w:pPr>
+              <w:pStyle w:val="hstyle1"/>
+              <w:spacing w:after="0"/>
+              <w:ind w:left="180" w:hanging="180"/>
+              <w:rPr>
+                <w:rFonts w:asciiTheme="minorHAnsi" w:eastAsiaTheme="minorHAnsi" w:hAnsiTheme="minorHAnsi"/>
+                <w:sz w:val="14"/>
+                <w:szCs w:val="14"/>
+              </w:rPr>
             </w:pPr>
             <w:r>
               <w:rPr>
@@ -2044,25 +1988,47 @@
                 <w:sz w:val="14"/>
                 <w:szCs w:val="14"/>
               </w:rPr>
-              <w:t xml:space="preserve">   로 무상 </w:t>
-            </w:r>
-            <w:proofErr w:type="spellStart"/>
+              <w:t>   및 재설치에 소요되는 비용은 서비스이용자가 부담한다.</w:t>
+            </w:r>
+          </w:p>
+          <w:p>
+            <w:pPr>
+              <w:pStyle w:val="hstyle1"/>
+              <w:spacing w:after="0"/>
+              <w:ind w:left="240" w:hanging="240"/>
+              <w:rPr>
+                <w:rFonts w:asciiTheme="minorHAnsi" w:eastAsiaTheme="minorHAnsi" w:hAnsiTheme="minorHAnsi"/>
+                <w:sz w:val="14"/>
+                <w:szCs w:val="14"/>
+              </w:rPr>
+            </w:pPr>
             <w:r>
               <w:rPr>
                 <w:rFonts w:asciiTheme="minorHAnsi" w:eastAsiaTheme="minorHAnsi" w:hAnsiTheme="minorHAnsi" w:hint="eastAsia"/>
                 <w:sz w:val="14"/>
                 <w:szCs w:val="14"/>
               </w:rPr>
-              <w:t>제공•운영하여야</w:t>
-            </w:r>
-            <w:proofErr w:type="spellEnd"/>
+              <w:t>④ 서비스제공자는 전기차 충전시설의 관리, 하자보수, 부품교환 등 유지보수 및 관리업무를 수행한다. 다만, 서비스이용자는 비상버튼 해</w:t>
+            </w:r>
+          </w:p>
+          <w:p>
+            <w:pPr>
+              <w:pStyle w:val="hstyle1"/>
+              <w:spacing w:after="0"/>
+              <w:ind w:left="240" w:hanging="240"/>
+              <w:rPr>
+                <w:rFonts w:asciiTheme="minorHAnsi" w:eastAsiaTheme="minorHAnsi" w:hAnsiTheme="minorHAnsi"/>
+                <w:sz w:val="14"/>
+                <w:szCs w:val="14"/>
+              </w:rPr>
+            </w:pPr>
             <w:r>
               <w:rPr>
                 <w:rFonts w:asciiTheme="minorHAnsi" w:eastAsiaTheme="minorHAnsi" w:hAnsiTheme="minorHAnsi" w:hint="eastAsia"/>
                 <w:sz w:val="14"/>
                 <w:szCs w:val="14"/>
               </w:rPr>
-              <w:t xml:space="preserve"> 한다.</w:t>
+              <w:t>   지, 차단기 복구 등의 간단조치는 협조하며, 서비스제공자가 충전기 유지보수를 위해 서비스이용자에게 요구하는 경우, 설치 장소로의 진입을 허용하고 충전기의 멸실 및 훼손이 발생한 경우 즉시 서비스제공자에게 통지하여야 한다.</w:t>
             </w:r>
           </w:p>
           <w:p>
@@ -2071,10 +2037,30 @@
               <w:spacing w:after="0"/>
               <w:ind w:left="180" w:hanging="180"/>
               <w:rPr>
+                <w:rFonts w:asciiTheme="minorHAnsi" w:eastAsiaTheme="minorHAnsi" w:hAnsiTheme="minorHAnsi"/>
+                <w:sz w:val="14"/>
+                <w:szCs w:val="14"/>
+              </w:rPr>
+            </w:pPr>
+            <w:r>
+              <w:rPr>
                 <w:rFonts w:asciiTheme="minorHAnsi" w:eastAsiaTheme="minorHAnsi" w:hAnsiTheme="minorHAnsi" w:hint="eastAsia"/>
                 <w:sz w:val="14"/>
                 <w:szCs w:val="14"/>
               </w:rPr>
+              <w:t>⑤ 외부적, 물리적 원인으로 인해 충전기가 파손되거나, 서비스 이용자의 부주의로 인해 충전기가 고장이 발생한 경우, 서비스이용자는</w:t>
+            </w:r>
+          </w:p>
+          <w:p>
+            <w:pPr>
+              <w:pStyle w:val="hstyle1"/>
+              <w:spacing w:after="0"/>
+              <w:ind w:left="180" w:hanging="180"/>
+              <w:rPr>
+                <w:rFonts w:asciiTheme="minorHAnsi" w:eastAsiaTheme="minorHAnsi" w:hAnsiTheme="minorHAnsi"/>
+                <w:sz w:val="14"/>
+                <w:szCs w:val="14"/>
+              </w:rPr>
             </w:pPr>
             <w:r>
               <w:rPr>
@@ -2082,7 +2068,7 @@
                 <w:sz w:val="14"/>
                 <w:szCs w:val="14"/>
               </w:rPr>
-              <w:t>② 전기차 충전시설의 소유권은 서비스제공자에게 있으며, 서비스제공자는 본 계약기간 동안 설치된 전기차 충전시설을 운영하며, 서비스</w:t>
+              <w:t>   CCTV영상 또는 사건발생 경위에 대한 정보를 제공하는 등 서비스제공자의 충전기 파손 또는 고장 원인 파악에 최대한 협조하여야 한</w:t>
             </w:r>
           </w:p>
           <w:p>
@@ -2091,10 +2077,30 @@
               <w:spacing w:after="0"/>
               <w:ind w:left="180" w:hanging="180"/>
               <w:rPr>
+                <w:rFonts w:asciiTheme="minorHAnsi" w:eastAsiaTheme="minorHAnsi" w:hAnsiTheme="minorHAnsi"/>
+                <w:sz w:val="14"/>
+                <w:szCs w:val="14"/>
+              </w:rPr>
+            </w:pPr>
+            <w:r>
+              <w:rPr>
                 <w:rFonts w:asciiTheme="minorHAnsi" w:eastAsiaTheme="minorHAnsi" w:hAnsiTheme="minorHAnsi" w:hint="eastAsia"/>
                 <w:sz w:val="14"/>
                 <w:szCs w:val="14"/>
               </w:rPr>
+              <w:t xml:space="preserve">   다. 서비스제공자의 합리적인 협조 요청에 서비스이용자가 협조하지 않거나 원인 파악 결과 서비스이용자의 귀책사유가 인정되는 경우, </w:t>
+            </w:r>
+          </w:p>
+          <w:p>
+            <w:pPr>
+              <w:pStyle w:val="hstyle1"/>
+              <w:spacing w:after="0"/>
+              <w:ind w:left="180" w:hanging="180"/>
+              <w:rPr>
+                <w:rFonts w:asciiTheme="minorHAnsi" w:eastAsiaTheme="minorHAnsi" w:hAnsiTheme="minorHAnsi"/>
+                <w:sz w:val="14"/>
+                <w:szCs w:val="14"/>
+              </w:rPr>
             </w:pPr>
             <w:r>
               <w:rPr>
@@ -2102,7 +2108,7 @@
                 <w:sz w:val="14"/>
                 <w:szCs w:val="14"/>
               </w:rPr>
-              <w:t>   이용자와 충전 서비스 이용자(충전시설을 이용하여 전기차를 충전하는 사람을 말하며 이하 같음)는 전기차 충전시설을 그 용법에 따라 사용할 수 있다.</w:t>
+              <w:t>   서비스제공자는 서비스이용자에게 유지보수 비용을 청구할 수 있다.</w:t>
             </w:r>
           </w:p>
           <w:p>
@@ -2111,10 +2117,30 @@
               <w:spacing w:after="0"/>
               <w:ind w:left="180" w:hanging="180"/>
               <w:rPr>
+                <w:rFonts w:asciiTheme="minorHAnsi" w:eastAsiaTheme="minorHAnsi" w:hAnsiTheme="minorHAnsi"/>
+                <w:sz w:val="14"/>
+                <w:szCs w:val="14"/>
+              </w:rPr>
+            </w:pPr>
+            <w:r>
+              <w:rPr>
                 <w:rFonts w:asciiTheme="minorHAnsi" w:eastAsiaTheme="minorHAnsi" w:hAnsiTheme="minorHAnsi" w:hint="eastAsia"/>
                 <w:sz w:val="14"/>
                 <w:szCs w:val="14"/>
               </w:rPr>
+              <w:t>⑥ 충전요금은 한국 전력의 전기요금, 기후부 충전요금 인상 또는 사업자의 사정에 따라 사업자가 변동할 수 있으며, 서비스제공자는 홈페</w:t>
+            </w:r>
+          </w:p>
+          <w:p>
+            <w:pPr>
+              <w:pStyle w:val="hstyle1"/>
+              <w:spacing w:after="0"/>
+              <w:ind w:left="180" w:hanging="180"/>
+              <w:rPr>
+                <w:rFonts w:asciiTheme="minorHAnsi" w:eastAsiaTheme="minorHAnsi" w:hAnsiTheme="minorHAnsi"/>
+                <w:sz w:val="14"/>
+                <w:szCs w:val="14"/>
+              </w:rPr>
             </w:pPr>
             <w:r>
               <w:rPr>
@@ -2122,7 +2148,7 @@
                 <w:sz w:val="14"/>
                 <w:szCs w:val="14"/>
               </w:rPr>
-              <w:t>③ 서비스이용자와 서비스제공자는 서로 협의하여 최적의 설치 장소를 선정하며, 서비스이용자가 일방적으로 충전시설의 위치 변경을 요청</w:t>
+              <w:t>   이지 및 모바일 앱(APP)에 미리 고지하여 알린다.</w:t>
             </w:r>
           </w:p>
           <w:p>
@@ -2131,10 +2157,30 @@
               <w:spacing w:after="0"/>
               <w:ind w:left="180" w:hanging="180"/>
               <w:rPr>
+                <w:rFonts w:asciiTheme="minorHAnsi" w:eastAsiaTheme="minorHAnsi" w:hAnsiTheme="minorHAnsi"/>
+                <w:sz w:val="14"/>
+                <w:szCs w:val="14"/>
+              </w:rPr>
+            </w:pPr>
+            <w:r>
+              <w:rPr>
                 <w:rFonts w:asciiTheme="minorHAnsi" w:eastAsiaTheme="minorHAnsi" w:hAnsiTheme="minorHAnsi" w:hint="eastAsia"/>
                 <w:sz w:val="14"/>
                 <w:szCs w:val="14"/>
               </w:rPr>
+              <w:t>⑦ 계약체결 후 본 계약 상 설치 장소에 추가 설치가 필요한 경우, 서비스이용자는 서비스제공자와 우선 협의한다.</w:t>
+            </w:r>
+          </w:p>
+          <w:p>
+            <w:pPr>
+              <w:pStyle w:val="hstyle1"/>
+              <w:spacing w:after="0"/>
+              <w:ind w:left="180" w:hanging="180"/>
+              <w:rPr>
+                <w:rFonts w:asciiTheme="minorHAnsi" w:eastAsiaTheme="minorHAnsi" w:hAnsiTheme="minorHAnsi"/>
+                <w:sz w:val="14"/>
+                <w:szCs w:val="14"/>
+              </w:rPr>
             </w:pPr>
             <w:r>
               <w:rPr>
@@ -2142,7 +2188,7 @@
                 <w:sz w:val="14"/>
                 <w:szCs w:val="14"/>
               </w:rPr>
-              <w:t>   할 경우, 서비스제공자는 거부할 수 있다.</w:t>
+              <w:t xml:space="preserve">⑧ 본 계약에 의해 설치된 시설물(주차면 글씨/도색 포함)에 변동, 변경 필요 시 사전에 서비스이용자와 서비스제공자가 상호 협의하여야 </w:t>
             </w:r>
           </w:p>
           <w:p>
@@ -2151,10 +2197,30 @@
               <w:spacing w:after="0"/>
               <w:ind w:left="180" w:hanging="180"/>
               <w:rPr>
+                <w:rFonts w:asciiTheme="minorHAnsi" w:eastAsiaTheme="minorHAnsi" w:hAnsiTheme="minorHAnsi"/>
+                <w:sz w:val="14"/>
+                <w:szCs w:val="14"/>
+              </w:rPr>
+            </w:pPr>
+            <w:r>
+              <w:rPr>
                 <w:rFonts w:asciiTheme="minorHAnsi" w:eastAsiaTheme="minorHAnsi" w:hAnsiTheme="minorHAnsi" w:hint="eastAsia"/>
                 <w:sz w:val="14"/>
                 <w:szCs w:val="14"/>
               </w:rPr>
+              <w:t>   하며, 서비스이용자는 계약기간 내 서비스제공자와 협의 없이 전기차충전기 운영을 제한할 수 없으며, 서비스이용자가 임의로 운영제한</w:t>
+            </w:r>
+          </w:p>
+          <w:p>
+            <w:pPr>
+              <w:pStyle w:val="hstyle1"/>
+              <w:spacing w:after="0"/>
+              <w:ind w:left="180" w:hanging="180"/>
+              <w:rPr>
+                <w:rFonts w:asciiTheme="minorHAnsi" w:eastAsiaTheme="minorHAnsi" w:hAnsiTheme="minorHAnsi"/>
+                <w:sz w:val="14"/>
+                <w:szCs w:val="14"/>
+              </w:rPr>
             </w:pPr>
             <w:r>
               <w:rPr>
@@ -2162,7 +2228,7 @@
                 <w:sz w:val="14"/>
                 <w:szCs w:val="14"/>
               </w:rPr>
-              <w:t>   더불어 충전기 설치를 위한 착공 이후 서비스이용자의 요청으로 인한 충전기 위치 변경 또는 서비스이용자의 귀책으로 인한 원상복구</w:t>
+              <w:t>   시(충전시설 공급 전원 차단, 전기차충전기 이용불가 안내문 부착, 내연차량 혼용주차 안내문 부착, 전기차량 입차 제한 등) 전기차 충전</w:t>
             </w:r>
           </w:p>
           <w:p>
@@ -2171,10 +2237,30 @@
               <w:spacing w:after="0"/>
               <w:ind w:left="180" w:hanging="180"/>
               <w:rPr>
+                <w:rFonts w:asciiTheme="minorHAnsi" w:eastAsiaTheme="minorHAnsi" w:hAnsiTheme="minorHAnsi"/>
+                <w:sz w:val="14"/>
+                <w:szCs w:val="14"/>
+              </w:rPr>
+            </w:pPr>
+            <w:r>
+              <w:rPr>
                 <w:rFonts w:asciiTheme="minorHAnsi" w:eastAsiaTheme="minorHAnsi" w:hAnsiTheme="minorHAnsi" w:hint="eastAsia"/>
                 <w:sz w:val="14"/>
                 <w:szCs w:val="14"/>
               </w:rPr>
+              <w:t>   시설 운영불가에 따른 운영손실비(완속충전기 기당 1일/1만원)를 서비스제공자에게 납부한다.</w:t>
+            </w:r>
+          </w:p>
+          <w:p>
+            <w:pPr>
+              <w:pStyle w:val="hstyle1"/>
+              <w:spacing w:after="0"/>
+              <w:ind w:left="180" w:hanging="180"/>
+              <w:rPr>
+                <w:rFonts w:asciiTheme="minorHAnsi" w:eastAsiaTheme="minorHAnsi" w:hAnsiTheme="minorHAnsi"/>
+                <w:sz w:val="14"/>
+                <w:szCs w:val="14"/>
+              </w:rPr>
             </w:pPr>
             <w:r>
               <w:rPr>
@@ -2182,19 +2268,39 @@
                 <w:sz w:val="14"/>
                 <w:szCs w:val="14"/>
               </w:rPr>
-              <w:t>   및 재설치에 소요되는 비용은 서비스이용자가 부담한다.</w:t>
+              <w:t>⑨ 서비스이용자는‘공동주택관리법 제35조5항’에 의거하여 충전기 설치공사를 완료했을 때 시장·군수·구청장의 사용검사 필증을 발급받아야</w:t>
             </w:r>
           </w:p>
           <w:p>
             <w:pPr>
               <w:pStyle w:val="hstyle1"/>
               <w:spacing w:after="0"/>
-              <w:ind w:left="240" w:hanging="240"/>
+              <w:ind w:left="180" w:hanging="180"/>
+              <w:rPr>
+                <w:rFonts w:asciiTheme="minorHAnsi" w:eastAsiaTheme="minorHAnsi" w:hAnsiTheme="minorHAnsi"/>
+                <w:sz w:val="14"/>
+                <w:szCs w:val="14"/>
+              </w:rPr>
+            </w:pPr>
+            <w:r>
               <w:rPr>
                 <w:rFonts w:asciiTheme="minorHAnsi" w:eastAsiaTheme="minorHAnsi" w:hAnsiTheme="minorHAnsi" w:hint="eastAsia"/>
                 <w:sz w:val="14"/>
                 <w:szCs w:val="14"/>
               </w:rPr>
+              <w:t>   한다.</w:t>
+            </w:r>
+          </w:p>
+          <w:p>
+            <w:pPr>
+              <w:pStyle w:val="hstyle1"/>
+              <w:spacing w:after="0"/>
+              <w:ind w:left="180" w:hanging="180"/>
+              <w:rPr>
+                <w:rFonts w:asciiTheme="minorHAnsi" w:eastAsiaTheme="minorHAnsi" w:hAnsiTheme="minorHAnsi"/>
+                <w:sz w:val="14"/>
+                <w:szCs w:val="14"/>
+              </w:rPr>
             </w:pPr>
             <w:r>
               <w:rPr>
@@ -2202,45 +2308,27 @@
                 <w:sz w:val="14"/>
                 <w:szCs w:val="14"/>
               </w:rPr>
-              <w:t>④ 서비스제공자는 전기차 충전시설의 관리, 하자보수, 부품교환 등 유지보수 및 관리업무를 수행한다. 다만, 서비스이용자는 비상버튼 해</w:t>
+              <w:t>⑩ 서비스이용자는 『환경친화적 자동차의 개발 및 보급 촉진에 관한 법률』에 따라 충전시설의 운영을 방해하는 행위를 할 수 없다. 충전 방해행위로 인해 충전 인프라의 안정적 운영이 저해되는 경우, 서비스제공자는 관할 지방자치단체 등 관계기관에 해당 사실을 통보하거나 관련 법령에 따른 조치를 취할 수 있다.</w:t>
             </w:r>
           </w:p>
           <w:p>
             <w:pPr>
               <w:pStyle w:val="hstyle1"/>
               <w:spacing w:after="0"/>
-              <w:ind w:left="240" w:hanging="240"/>
+              <w:ind w:left="180" w:hanging="180"/>
+              <w:rPr>
+                <w:rFonts w:asciiTheme="minorHAnsi" w:eastAsiaTheme="minorHAnsi" w:hAnsiTheme="minorHAnsi"/>
+                <w:sz w:val="14"/>
+                <w:szCs w:val="14"/>
+              </w:rPr>
+            </w:pPr>
+            <w:r>
               <w:rPr>
                 <w:rFonts w:asciiTheme="minorHAnsi" w:eastAsiaTheme="minorHAnsi" w:hAnsiTheme="minorHAnsi" w:hint="eastAsia"/>
                 <w:sz w:val="14"/>
                 <w:szCs w:val="14"/>
               </w:rPr>
-            </w:pPr>
-            <w:r>
-              <w:rPr>
-                <w:rFonts w:asciiTheme="minorHAnsi" w:eastAsiaTheme="minorHAnsi" w:hAnsiTheme="minorHAnsi" w:hint="eastAsia"/>
-                <w:sz w:val="14"/>
-                <w:szCs w:val="14"/>
-              </w:rPr>
-              <w:t xml:space="preserve">   지, 차단기 복구 등의 간단조치는 협조하며, 서비스제공자가 충전기 유지보수를 위해 서비스이용자에게 요구하는 경우, 설치 장소로의 진입을 허용하고 충전기의 </w:t>
-            </w:r>
-            <w:proofErr w:type="spellStart"/>
-            <w:r>
-              <w:rPr>
-                <w:rFonts w:asciiTheme="minorHAnsi" w:eastAsiaTheme="minorHAnsi" w:hAnsiTheme="minorHAnsi" w:hint="eastAsia"/>
-                <w:sz w:val="14"/>
-                <w:szCs w:val="14"/>
-              </w:rPr>
-              <w:t>멸실</w:t>
-            </w:r>
-            <w:proofErr w:type="spellEnd"/>
-            <w:r>
-              <w:rPr>
-                <w:rFonts w:asciiTheme="minorHAnsi" w:eastAsiaTheme="minorHAnsi" w:hAnsiTheme="minorHAnsi" w:hint="eastAsia"/>
-                <w:sz w:val="14"/>
-                <w:szCs w:val="14"/>
-              </w:rPr>
-              <w:t xml:space="preserve"> 및 훼손이 발생한 경우 즉시 서비스제공자에게 통지하여야 한다.</w:t>
+              <w:t>⑪ 서비스이용자의 요청으로 전기차 충전시설의 운영을 일시 중지하는 경우 운영 중지 기간만큼 계약 기간이 연장된다.</w:t>
             </w:r>
           </w:p>
           <w:p>
@@ -2249,479 +2337,7 @@
               <w:spacing w:after="0"/>
               <w:ind w:left="180" w:hanging="180"/>
               <w:rPr>
-                <w:rFonts w:asciiTheme="minorHAnsi" w:eastAsiaTheme="minorHAnsi" w:hAnsiTheme="minorHAnsi" w:hint="eastAsia"/>
-                <w:sz w:val="14"/>
-                <w:szCs w:val="14"/>
-              </w:rPr>
-            </w:pPr>
-            <w:r>
-              <w:rPr>
-                <w:rFonts w:asciiTheme="minorHAnsi" w:eastAsiaTheme="minorHAnsi" w:hAnsiTheme="minorHAnsi" w:hint="eastAsia"/>
-                <w:sz w:val="14"/>
-                <w:szCs w:val="14"/>
-              </w:rPr>
-              <w:t>⑤ 외부적, 물리적 원인으로 인해 충전기가 파손되거나, 서비스 이용자의 부주의로 인해 충전기가 고장이 발생한 경우, 서비스이용자는</w:t>
-            </w:r>
-          </w:p>
-          <w:p>
-            <w:pPr>
-              <w:pStyle w:val="hstyle1"/>
-              <w:spacing w:after="0"/>
-              <w:ind w:left="180" w:hanging="180"/>
-              <w:rPr>
-                <w:rFonts w:asciiTheme="minorHAnsi" w:eastAsiaTheme="minorHAnsi" w:hAnsiTheme="minorHAnsi" w:hint="eastAsia"/>
-                <w:sz w:val="14"/>
-                <w:szCs w:val="14"/>
-              </w:rPr>
-            </w:pPr>
-            <w:r>
-              <w:rPr>
-                <w:rFonts w:asciiTheme="minorHAnsi" w:eastAsiaTheme="minorHAnsi" w:hAnsiTheme="minorHAnsi" w:hint="eastAsia"/>
-                <w:sz w:val="14"/>
-                <w:szCs w:val="14"/>
-              </w:rPr>
-              <w:t>   CCTV영상 또는 사건발생 경위에 대한 정보를 제공하는 등 서비스제공자의 충전기 파손 또는 고장 원인 파악에 최대한 협조하여야 한</w:t>
-            </w:r>
-          </w:p>
-          <w:p>
-            <w:pPr>
-              <w:pStyle w:val="hstyle1"/>
-              <w:spacing w:after="0"/>
-              <w:ind w:left="180" w:hanging="180"/>
-              <w:rPr>
-                <w:rFonts w:asciiTheme="minorHAnsi" w:eastAsiaTheme="minorHAnsi" w:hAnsiTheme="minorHAnsi" w:hint="eastAsia"/>
-                <w:sz w:val="14"/>
-                <w:szCs w:val="14"/>
-              </w:rPr>
-            </w:pPr>
-            <w:r>
-              <w:rPr>
-                <w:rFonts w:asciiTheme="minorHAnsi" w:eastAsiaTheme="minorHAnsi" w:hAnsiTheme="minorHAnsi" w:hint="eastAsia"/>
-                <w:sz w:val="14"/>
-                <w:szCs w:val="14"/>
-              </w:rPr>
-              <w:t xml:space="preserve">   다. 서비스제공자의 합리적인 협조 요청에 서비스이용자가 협조하지 않거나 원인 파악 결과 서비스이용자의 귀책사유가 인정되는 경우, </w:t>
-            </w:r>
-          </w:p>
-          <w:p>
-            <w:pPr>
-              <w:pStyle w:val="hstyle1"/>
-              <w:spacing w:after="0"/>
-              <w:ind w:left="180" w:hanging="180"/>
-              <w:rPr>
-                <w:rFonts w:asciiTheme="minorHAnsi" w:eastAsiaTheme="minorHAnsi" w:hAnsiTheme="minorHAnsi" w:hint="eastAsia"/>
-                <w:sz w:val="14"/>
-                <w:szCs w:val="14"/>
-              </w:rPr>
-            </w:pPr>
-            <w:r>
-              <w:rPr>
-                <w:rFonts w:asciiTheme="minorHAnsi" w:eastAsiaTheme="minorHAnsi" w:hAnsiTheme="minorHAnsi" w:hint="eastAsia"/>
-                <w:sz w:val="14"/>
-                <w:szCs w:val="14"/>
-              </w:rPr>
-              <w:t>   서비스제공자는 서비스이용자에게 유지보수 비용을 청구할 수 있다.</w:t>
-            </w:r>
-          </w:p>
-          <w:p>
-            <w:pPr>
-              <w:pStyle w:val="hstyle1"/>
-              <w:spacing w:after="0"/>
-              <w:ind w:left="180" w:hanging="180"/>
-              <w:rPr>
-                <w:rFonts w:asciiTheme="minorHAnsi" w:eastAsiaTheme="minorHAnsi" w:hAnsiTheme="minorHAnsi" w:hint="eastAsia"/>
-                <w:sz w:val="14"/>
-                <w:szCs w:val="14"/>
-              </w:rPr>
-            </w:pPr>
-            <w:r>
-              <w:rPr>
-                <w:rFonts w:asciiTheme="minorHAnsi" w:eastAsiaTheme="minorHAnsi" w:hAnsiTheme="minorHAnsi" w:hint="eastAsia"/>
-                <w:sz w:val="14"/>
-                <w:szCs w:val="14"/>
-              </w:rPr>
-              <w:t xml:space="preserve">⑥ 충전요금은 한국 전력의 전기요금, </w:t>
-            </w:r>
-            <w:proofErr w:type="spellStart"/>
-            <w:r>
-              <w:rPr>
-                <w:rFonts w:asciiTheme="minorHAnsi" w:eastAsiaTheme="minorHAnsi" w:hAnsiTheme="minorHAnsi" w:hint="eastAsia"/>
-                <w:sz w:val="14"/>
-                <w:szCs w:val="14"/>
-              </w:rPr>
-              <w:t>기후부</w:t>
-            </w:r>
-            <w:proofErr w:type="spellEnd"/>
-            <w:r>
-              <w:rPr>
-                <w:rFonts w:asciiTheme="minorHAnsi" w:eastAsiaTheme="minorHAnsi" w:hAnsiTheme="minorHAnsi" w:hint="eastAsia"/>
-                <w:sz w:val="14"/>
-                <w:szCs w:val="14"/>
-              </w:rPr>
-              <w:t xml:space="preserve"> 충전요금 인상 또는 사업자의 사정에 따라 사업자가 변동할 수 있으며, 서비스제공자는 </w:t>
-            </w:r>
-            <w:proofErr w:type="spellStart"/>
-            <w:r>
-              <w:rPr>
-                <w:rFonts w:asciiTheme="minorHAnsi" w:eastAsiaTheme="minorHAnsi" w:hAnsiTheme="minorHAnsi" w:hint="eastAsia"/>
-                <w:sz w:val="14"/>
-                <w:szCs w:val="14"/>
-              </w:rPr>
-              <w:t>홈페</w:t>
-            </w:r>
-            <w:proofErr w:type="spellEnd"/>
-          </w:p>
-          <w:p>
-            <w:pPr>
-              <w:pStyle w:val="hstyle1"/>
-              <w:spacing w:after="0"/>
-              <w:ind w:left="180" w:hanging="180"/>
-              <w:rPr>
-                <w:rFonts w:asciiTheme="minorHAnsi" w:eastAsiaTheme="minorHAnsi" w:hAnsiTheme="minorHAnsi" w:hint="eastAsia"/>
-                <w:sz w:val="14"/>
-                <w:szCs w:val="14"/>
-              </w:rPr>
-            </w:pPr>
-            <w:r>
-              <w:rPr>
-                <w:rFonts w:asciiTheme="minorHAnsi" w:eastAsiaTheme="minorHAnsi" w:hAnsiTheme="minorHAnsi" w:hint="eastAsia"/>
-                <w:sz w:val="14"/>
-                <w:szCs w:val="14"/>
-              </w:rPr>
-              <w:t>   이지 및 모바일 앱(APP)</w:t>
-            </w:r>
-            <w:proofErr w:type="spellStart"/>
-            <w:r>
-              <w:rPr>
-                <w:rFonts w:asciiTheme="minorHAnsi" w:eastAsiaTheme="minorHAnsi" w:hAnsiTheme="minorHAnsi" w:hint="eastAsia"/>
-                <w:sz w:val="14"/>
-                <w:szCs w:val="14"/>
-              </w:rPr>
-              <w:t>에</w:t>
-            </w:r>
-            <w:proofErr w:type="spellEnd"/>
-            <w:r>
-              <w:rPr>
-                <w:rFonts w:asciiTheme="minorHAnsi" w:eastAsiaTheme="minorHAnsi" w:hAnsiTheme="minorHAnsi" w:hint="eastAsia"/>
-                <w:sz w:val="14"/>
-                <w:szCs w:val="14"/>
-              </w:rPr>
-              <w:t xml:space="preserve"> 미리 고지하여 알린다.</w:t>
-            </w:r>
-          </w:p>
-          <w:p>
-            <w:pPr>
-              <w:pStyle w:val="hstyle1"/>
-              <w:spacing w:after="0"/>
-              <w:ind w:left="180" w:hanging="180"/>
-              <w:rPr>
-                <w:rFonts w:asciiTheme="minorHAnsi" w:eastAsiaTheme="minorHAnsi" w:hAnsiTheme="minorHAnsi" w:hint="eastAsia"/>
-                <w:sz w:val="14"/>
-                <w:szCs w:val="14"/>
-              </w:rPr>
-            </w:pPr>
-            <w:r>
-              <w:rPr>
-                <w:rFonts w:asciiTheme="minorHAnsi" w:eastAsiaTheme="minorHAnsi" w:hAnsiTheme="minorHAnsi" w:hint="eastAsia"/>
-                <w:sz w:val="14"/>
-                <w:szCs w:val="14"/>
-              </w:rPr>
-              <w:t>⑦ 계약체결 후 본 계약 상 설치 장소에 추가 설치가 필요한 경우, 서비스이용자는 서비스제공자와 우선 협의한다.</w:t>
-            </w:r>
-          </w:p>
-          <w:p>
-            <w:pPr>
-              <w:pStyle w:val="hstyle1"/>
-              <w:spacing w:after="0"/>
-              <w:ind w:left="180" w:hanging="180"/>
-              <w:rPr>
-                <w:rFonts w:asciiTheme="minorHAnsi" w:eastAsiaTheme="minorHAnsi" w:hAnsiTheme="minorHAnsi" w:hint="eastAsia"/>
-                <w:sz w:val="14"/>
-                <w:szCs w:val="14"/>
-              </w:rPr>
-            </w:pPr>
-            <w:r>
-              <w:rPr>
-                <w:rFonts w:asciiTheme="minorHAnsi" w:eastAsiaTheme="minorHAnsi" w:hAnsiTheme="minorHAnsi" w:hint="eastAsia"/>
-                <w:sz w:val="14"/>
-                <w:szCs w:val="14"/>
-              </w:rPr>
-              <w:t>⑧ 본 계약에 의해 설치된 시설물(주차면 글씨/도색 포함)</w:t>
-            </w:r>
-            <w:proofErr w:type="spellStart"/>
-            <w:r>
-              <w:rPr>
-                <w:rFonts w:asciiTheme="minorHAnsi" w:eastAsiaTheme="minorHAnsi" w:hAnsiTheme="minorHAnsi" w:hint="eastAsia"/>
-                <w:sz w:val="14"/>
-                <w:szCs w:val="14"/>
-              </w:rPr>
-              <w:t>에</w:t>
-            </w:r>
-            <w:proofErr w:type="spellEnd"/>
-            <w:r>
-              <w:rPr>
-                <w:rFonts w:asciiTheme="minorHAnsi" w:eastAsiaTheme="minorHAnsi" w:hAnsiTheme="minorHAnsi" w:hint="eastAsia"/>
-                <w:sz w:val="14"/>
-                <w:szCs w:val="14"/>
-              </w:rPr>
-              <w:t xml:space="preserve"> 변동, 변경 필요 시 사전에 서비스이용자와 서비스제공자가 상호 협의하여야 </w:t>
-            </w:r>
-          </w:p>
-          <w:p>
-            <w:pPr>
-              <w:pStyle w:val="hstyle1"/>
-              <w:spacing w:after="0"/>
-              <w:ind w:left="180" w:hanging="180"/>
-              <w:rPr>
-                <w:rFonts w:asciiTheme="minorHAnsi" w:eastAsiaTheme="minorHAnsi" w:hAnsiTheme="minorHAnsi" w:hint="eastAsia"/>
-                <w:sz w:val="14"/>
-                <w:szCs w:val="14"/>
-              </w:rPr>
-            </w:pPr>
-            <w:r>
-              <w:rPr>
-                <w:rFonts w:asciiTheme="minorHAnsi" w:eastAsiaTheme="minorHAnsi" w:hAnsiTheme="minorHAnsi" w:hint="eastAsia"/>
-                <w:sz w:val="14"/>
-                <w:szCs w:val="14"/>
-              </w:rPr>
-              <w:t>   하며, 서비스이용자는 계약기간 내 서비스제공자와 협의 없이 전기차충전기 운영을 제한할 수 없으며, 서비스이용자가 임의로 운영제한</w:t>
-            </w:r>
-          </w:p>
-          <w:p>
-            <w:pPr>
-              <w:pStyle w:val="hstyle1"/>
-              <w:spacing w:after="0"/>
-              <w:ind w:left="180" w:hanging="180"/>
-              <w:rPr>
-                <w:rFonts w:asciiTheme="minorHAnsi" w:eastAsiaTheme="minorHAnsi" w:hAnsiTheme="minorHAnsi" w:hint="eastAsia"/>
-                <w:sz w:val="14"/>
-                <w:szCs w:val="14"/>
-              </w:rPr>
-            </w:pPr>
-            <w:r>
-              <w:rPr>
-                <w:rFonts w:asciiTheme="minorHAnsi" w:eastAsiaTheme="minorHAnsi" w:hAnsiTheme="minorHAnsi" w:hint="eastAsia"/>
-                <w:sz w:val="14"/>
-                <w:szCs w:val="14"/>
-              </w:rPr>
-              <w:t>   시(충전시설 공급 전원 차단, 전기차충전기 이용불가 안내문 부착, 내연차량 혼용주차 안내문 부착, 전기차량 입차 제한 등) 전기차 충전</w:t>
-            </w:r>
-          </w:p>
-          <w:p>
-            <w:pPr>
-              <w:pStyle w:val="hstyle1"/>
-              <w:spacing w:after="0"/>
-              <w:ind w:left="180" w:hanging="180"/>
-              <w:rPr>
-                <w:rFonts w:asciiTheme="minorHAnsi" w:eastAsiaTheme="minorHAnsi" w:hAnsiTheme="minorHAnsi" w:hint="eastAsia"/>
-                <w:sz w:val="14"/>
-                <w:szCs w:val="14"/>
-              </w:rPr>
-            </w:pPr>
-            <w:r>
-              <w:rPr>
-                <w:rFonts w:asciiTheme="minorHAnsi" w:eastAsiaTheme="minorHAnsi" w:hAnsiTheme="minorHAnsi" w:hint="eastAsia"/>
-                <w:sz w:val="14"/>
-                <w:szCs w:val="14"/>
-              </w:rPr>
-              <w:t>   시설 운영불가에 따른 운영손실비(</w:t>
-            </w:r>
-            <w:proofErr w:type="spellStart"/>
-            <w:r>
-              <w:rPr>
-                <w:rFonts w:asciiTheme="minorHAnsi" w:eastAsiaTheme="minorHAnsi" w:hAnsiTheme="minorHAnsi" w:hint="eastAsia"/>
-                <w:sz w:val="14"/>
-                <w:szCs w:val="14"/>
-              </w:rPr>
-              <w:t>완속충전기</w:t>
-            </w:r>
-            <w:proofErr w:type="spellEnd"/>
-            <w:r>
-              <w:rPr>
-                <w:rFonts w:asciiTheme="minorHAnsi" w:eastAsiaTheme="minorHAnsi" w:hAnsiTheme="minorHAnsi" w:hint="eastAsia"/>
-                <w:sz w:val="14"/>
-                <w:szCs w:val="14"/>
-              </w:rPr>
-              <w:t xml:space="preserve"> 기당 1일/1만원)</w:t>
-            </w:r>
-            <w:proofErr w:type="spellStart"/>
-            <w:r>
-              <w:rPr>
-                <w:rFonts w:asciiTheme="minorHAnsi" w:eastAsiaTheme="minorHAnsi" w:hAnsiTheme="minorHAnsi" w:hint="eastAsia"/>
-                <w:sz w:val="14"/>
-                <w:szCs w:val="14"/>
-              </w:rPr>
-              <w:t>를</w:t>
-            </w:r>
-            <w:proofErr w:type="spellEnd"/>
-            <w:r>
-              <w:rPr>
-                <w:rFonts w:asciiTheme="minorHAnsi" w:eastAsiaTheme="minorHAnsi" w:hAnsiTheme="minorHAnsi" w:hint="eastAsia"/>
-                <w:sz w:val="14"/>
-                <w:szCs w:val="14"/>
-              </w:rPr>
-              <w:t xml:space="preserve"> 서비스제공자에게 납부한다.</w:t>
-            </w:r>
-          </w:p>
-          <w:p>
-            <w:pPr>
-              <w:pStyle w:val="hstyle1"/>
-              <w:spacing w:after="0"/>
-              <w:ind w:left="180" w:hanging="180"/>
-              <w:rPr>
-                <w:rFonts w:asciiTheme="minorHAnsi" w:eastAsiaTheme="minorHAnsi" w:hAnsiTheme="minorHAnsi" w:hint="eastAsia"/>
-                <w:sz w:val="14"/>
-                <w:szCs w:val="14"/>
-              </w:rPr>
-            </w:pPr>
-            <w:r>
-              <w:rPr>
-                <w:rFonts w:asciiTheme="minorHAnsi" w:eastAsiaTheme="minorHAnsi" w:hAnsiTheme="minorHAnsi" w:hint="eastAsia"/>
-                <w:sz w:val="14"/>
-                <w:szCs w:val="14"/>
-              </w:rPr>
-              <w:t xml:space="preserve">⑨ </w:t>
-            </w:r>
-            <w:proofErr w:type="spellStart"/>
-            <w:r>
-              <w:rPr>
-                <w:rFonts w:asciiTheme="minorHAnsi" w:eastAsiaTheme="minorHAnsi" w:hAnsiTheme="minorHAnsi" w:hint="eastAsia"/>
-                <w:sz w:val="14"/>
-                <w:szCs w:val="14"/>
-              </w:rPr>
-              <w:t>서비스이용자는‘공동주택관리법</w:t>
-            </w:r>
-            <w:proofErr w:type="spellEnd"/>
-            <w:r>
-              <w:rPr>
-                <w:rFonts w:asciiTheme="minorHAnsi" w:eastAsiaTheme="minorHAnsi" w:hAnsiTheme="minorHAnsi" w:hint="eastAsia"/>
-                <w:sz w:val="14"/>
-                <w:szCs w:val="14"/>
-              </w:rPr>
-              <w:t xml:space="preserve"> 제35조5항’에 의거하여 충전기 설치공사를 완료했을 때 </w:t>
-            </w:r>
-            <w:proofErr w:type="spellStart"/>
-            <w:r>
-              <w:rPr>
-                <w:rFonts w:asciiTheme="minorHAnsi" w:eastAsiaTheme="minorHAnsi" w:hAnsiTheme="minorHAnsi" w:hint="eastAsia"/>
-                <w:sz w:val="14"/>
-                <w:szCs w:val="14"/>
-              </w:rPr>
-              <w:t>시장·군수·구청장의</w:t>
-            </w:r>
-            <w:proofErr w:type="spellEnd"/>
-            <w:r>
-              <w:rPr>
-                <w:rFonts w:asciiTheme="minorHAnsi" w:eastAsiaTheme="minorHAnsi" w:hAnsiTheme="minorHAnsi" w:hint="eastAsia"/>
-                <w:sz w:val="14"/>
-                <w:szCs w:val="14"/>
-              </w:rPr>
-              <w:t xml:space="preserve"> 사용검사 </w:t>
-            </w:r>
-            <w:proofErr w:type="spellStart"/>
-            <w:r>
-              <w:rPr>
-                <w:rFonts w:asciiTheme="minorHAnsi" w:eastAsiaTheme="minorHAnsi" w:hAnsiTheme="minorHAnsi" w:hint="eastAsia"/>
-                <w:sz w:val="14"/>
-                <w:szCs w:val="14"/>
-              </w:rPr>
-              <w:t>필증을</w:t>
-            </w:r>
-            <w:proofErr w:type="spellEnd"/>
-            <w:r>
-              <w:rPr>
-                <w:rFonts w:asciiTheme="minorHAnsi" w:eastAsiaTheme="minorHAnsi" w:hAnsiTheme="minorHAnsi" w:hint="eastAsia"/>
-                <w:sz w:val="14"/>
-                <w:szCs w:val="14"/>
-              </w:rPr>
-              <w:t xml:space="preserve"> 발급받아야</w:t>
-            </w:r>
-          </w:p>
-          <w:p>
-            <w:pPr>
-              <w:pStyle w:val="hstyle1"/>
-              <w:spacing w:after="0"/>
-              <w:ind w:left="180" w:hanging="180"/>
-              <w:rPr>
-                <w:rFonts w:asciiTheme="minorHAnsi" w:eastAsiaTheme="minorHAnsi" w:hAnsiTheme="minorHAnsi" w:hint="eastAsia"/>
-                <w:sz w:val="14"/>
-                <w:szCs w:val="14"/>
-              </w:rPr>
-            </w:pPr>
-            <w:r>
-              <w:rPr>
-                <w:rFonts w:asciiTheme="minorHAnsi" w:eastAsiaTheme="minorHAnsi" w:hAnsiTheme="minorHAnsi" w:hint="eastAsia"/>
-                <w:sz w:val="14"/>
-                <w:szCs w:val="14"/>
-              </w:rPr>
-              <w:t>   한다.</w:t>
-            </w:r>
-          </w:p>
-          <w:p>
-            <w:pPr>
-              <w:pStyle w:val="hstyle1"/>
-              <w:spacing w:after="0"/>
-              <w:ind w:left="180" w:hanging="180"/>
-              <w:rPr>
-                <w:rFonts w:asciiTheme="minorHAnsi" w:eastAsiaTheme="minorHAnsi" w:hAnsiTheme="minorHAnsi" w:hint="eastAsia"/>
-                <w:sz w:val="14"/>
-                <w:szCs w:val="14"/>
-              </w:rPr>
-            </w:pPr>
-            <w:r>
-              <w:rPr>
-                <w:rFonts w:asciiTheme="minorHAnsi" w:eastAsiaTheme="minorHAnsi" w:hAnsiTheme="minorHAnsi" w:hint="eastAsia"/>
-                <w:sz w:val="14"/>
-                <w:szCs w:val="14"/>
-              </w:rPr>
-              <w:t xml:space="preserve">⑩ 서비스이용자는 『환경친화적 자동차의 개발 및 보급 촉진에 관한 </w:t>
-            </w:r>
-            <w:proofErr w:type="spellStart"/>
-            <w:r>
-              <w:rPr>
-                <w:rFonts w:asciiTheme="minorHAnsi" w:eastAsiaTheme="minorHAnsi" w:hAnsiTheme="minorHAnsi" w:hint="eastAsia"/>
-                <w:sz w:val="14"/>
-                <w:szCs w:val="14"/>
-              </w:rPr>
-              <w:t>법률』에</w:t>
-            </w:r>
-            <w:proofErr w:type="spellEnd"/>
-            <w:r>
-              <w:rPr>
-                <w:rFonts w:asciiTheme="minorHAnsi" w:eastAsiaTheme="minorHAnsi" w:hAnsiTheme="minorHAnsi" w:hint="eastAsia"/>
-                <w:sz w:val="14"/>
-                <w:szCs w:val="14"/>
-              </w:rPr>
-              <w:t xml:space="preserve"> 따라 충전시설의 운영을 방해하는 행위를 할 수 없다. 충전 방해행위로 인해 충전 인프라의 안정적 운영이 저해되는 경우, 서비스제공자는 관할 지방자치단체 등 관계기관에 해당 사실을 통보하거나 관련 법령에 따른 조치를 취할 수 있다.</w:t>
-            </w:r>
-          </w:p>
-          <w:p>
-            <w:pPr>
-              <w:pStyle w:val="hstyle1"/>
-              <w:spacing w:after="0"/>
-              <w:ind w:left="180" w:hanging="180"/>
-              <w:rPr>
-                <w:rFonts w:asciiTheme="minorHAnsi" w:eastAsiaTheme="minorHAnsi" w:hAnsiTheme="minorHAnsi" w:hint="eastAsia"/>
-                <w:sz w:val="14"/>
-                <w:szCs w:val="14"/>
-              </w:rPr>
-            </w:pPr>
-            <w:r>
-              <w:rPr>
-                <w:rFonts w:asciiTheme="minorHAnsi" w:eastAsiaTheme="minorHAnsi" w:hAnsiTheme="minorHAnsi" w:hint="eastAsia"/>
-                <w:sz w:val="14"/>
-                <w:szCs w:val="14"/>
-              </w:rPr>
-              <w:t>⑪ 서비스이용자의 요청으로 전기차 충전시설의 운영을 일시 중지하는 경우 운영 중지 기간만큼 계약 기간이 연장된다.</w:t>
-            </w:r>
-          </w:p>
-          <w:p>
-            <w:pPr>
-              <w:pStyle w:val="hstyle1"/>
-              <w:spacing w:after="0"/>
-              <w:ind w:left="180" w:hanging="180"/>
-              <w:rPr>
-                <w:rFonts w:asciiTheme="minorHAnsi" w:eastAsiaTheme="minorHAnsi" w:hAnsiTheme="minorHAnsi" w:hint="eastAsia"/>
+                <w:rFonts w:asciiTheme="minorHAnsi" w:eastAsiaTheme="minorHAnsi" w:hAnsiTheme="minorHAnsi"/>
                 <w:sz w:val="14"/>
                 <w:szCs w:val="14"/>
               </w:rPr>
@@ -2741,7 +2357,7 @@
               <w:pStyle w:val="hstyle1"/>
               <w:spacing w:after="0"/>
               <w:rPr>
-                <w:rFonts w:asciiTheme="minorHAnsi" w:eastAsiaTheme="minorHAnsi" w:hAnsiTheme="minorHAnsi" w:hint="eastAsia"/>
+                <w:rFonts w:asciiTheme="minorHAnsi" w:eastAsiaTheme="minorHAnsi" w:hAnsiTheme="minorHAnsi"/>
                 <w:sz w:val="14"/>
                 <w:szCs w:val="14"/>
               </w:rPr>
@@ -2754,9 +2370,266 @@
                 <w:sz w:val="14"/>
                 <w:szCs w:val="14"/>
               </w:rPr>
-              <w:t xml:space="preserve">제2조 계약의 </w:t>
-            </w:r>
-            <w:proofErr w:type="spellStart"/>
+              <w:t>제2조 계약의 해제•해지</w:t>
+            </w:r>
+          </w:p>
+          <w:p>
+            <w:pPr>
+              <w:pStyle w:val="hstyle1"/>
+              <w:spacing w:after="0"/>
+              <w:ind w:left="180" w:hanging="180"/>
+              <w:rPr>
+                <w:rFonts w:asciiTheme="minorHAnsi" w:eastAsiaTheme="minorHAnsi" w:hAnsiTheme="minorHAnsi"/>
+                <w:sz w:val="14"/>
+                <w:szCs w:val="14"/>
+              </w:rPr>
+            </w:pPr>
+            <w:r>
+              <w:rPr>
+                <w:rFonts w:asciiTheme="minorHAnsi" w:eastAsiaTheme="minorHAnsi" w:hAnsiTheme="minorHAnsi" w:hint="eastAsia"/>
+                <w:sz w:val="14"/>
+                <w:szCs w:val="14"/>
+              </w:rPr>
+              <w:t>① 설치된 충전기는 준공일(설치완료확인서기준)로부터 계약기간 동안 의무로 사용하여야 하며 중도 해제•해지 경우 위약금이 발생할 수 있다.</w:t>
+            </w:r>
+          </w:p>
+          <w:p>
+            <w:pPr>
+              <w:pStyle w:val="hstyle1"/>
+              <w:spacing w:after="0"/>
+              <w:ind w:left="180" w:hanging="180"/>
+              <w:rPr>
+                <w:rFonts w:asciiTheme="minorHAnsi" w:eastAsiaTheme="minorHAnsi" w:hAnsiTheme="minorHAnsi"/>
+                <w:sz w:val="14"/>
+                <w:szCs w:val="14"/>
+              </w:rPr>
+            </w:pPr>
+            <w:r>
+              <w:rPr>
+                <w:rFonts w:asciiTheme="minorHAnsi" w:eastAsiaTheme="minorHAnsi" w:hAnsiTheme="minorHAnsi" w:hint="eastAsia"/>
+                <w:sz w:val="14"/>
+                <w:szCs w:val="14"/>
+              </w:rPr>
+              <w:t>② 서비스제공자는 다음 각 호의 어느 하나에 해당하는 사유가 발생하거나 기타 법률상 허용되는 경우 해지할 수 있다.</w:t>
+            </w:r>
+          </w:p>
+          <w:p>
+            <w:pPr>
+              <w:pStyle w:val="hstyle1"/>
+              <w:spacing w:after="0"/>
+              <w:ind w:left="180" w:hanging="180"/>
+              <w:rPr>
+                <w:rFonts w:asciiTheme="minorHAnsi" w:eastAsiaTheme="minorHAnsi" w:hAnsiTheme="minorHAnsi"/>
+                <w:sz w:val="14"/>
+                <w:szCs w:val="14"/>
+              </w:rPr>
+            </w:pPr>
+            <w:r>
+              <w:rPr>
+                <w:rFonts w:asciiTheme="minorHAnsi" w:eastAsiaTheme="minorHAnsi" w:hAnsiTheme="minorHAnsi" w:hint="eastAsia"/>
+                <w:sz w:val="14"/>
+                <w:szCs w:val="14"/>
+              </w:rPr>
+              <w:t>   1. 설치장소 실사 결과 또는 전기차 충전시설 설치공사 과정에서 전기차 충전시설 설치가 불가능하다고 합리적으로 판단하는 경우</w:t>
+            </w:r>
+          </w:p>
+          <w:p>
+            <w:pPr>
+              <w:pStyle w:val="hstyle1"/>
+              <w:spacing w:after="0"/>
+              <w:ind w:left="180" w:hanging="180"/>
+              <w:rPr>
+                <w:rFonts w:asciiTheme="minorHAnsi" w:eastAsiaTheme="minorHAnsi" w:hAnsiTheme="minorHAnsi"/>
+                <w:sz w:val="14"/>
+                <w:szCs w:val="14"/>
+              </w:rPr>
+            </w:pPr>
+            <w:r>
+              <w:rPr>
+                <w:rFonts w:asciiTheme="minorHAnsi" w:eastAsiaTheme="minorHAnsi" w:hAnsiTheme="minorHAnsi" w:hint="eastAsia"/>
+                <w:sz w:val="14"/>
+                <w:szCs w:val="14"/>
+              </w:rPr>
+              <w:t>     (기술적, 법률적으로 불가능한 경우뿐 만 아니라 과도한 비용 발생, 민원 발생 우려 등 사실상의 제약 사유를 포함함)</w:t>
+            </w:r>
+          </w:p>
+          <w:p>
+            <w:pPr>
+              <w:pStyle w:val="hstyle1"/>
+              <w:spacing w:after="0"/>
+              <w:ind w:left="180" w:hanging="180"/>
+              <w:rPr>
+                <w:rFonts w:asciiTheme="minorHAnsi" w:eastAsiaTheme="minorHAnsi" w:hAnsiTheme="minorHAnsi"/>
+                <w:sz w:val="14"/>
+                <w:szCs w:val="14"/>
+              </w:rPr>
+            </w:pPr>
+            <w:r>
+              <w:rPr>
+                <w:rFonts w:asciiTheme="minorHAnsi" w:eastAsiaTheme="minorHAnsi" w:hAnsiTheme="minorHAnsi" w:hint="eastAsia"/>
+                <w:sz w:val="14"/>
+                <w:szCs w:val="14"/>
+              </w:rPr>
+              <w:t>   2.서비스이용자가 서비스제공자 또는 시공업체 또는 주무관청 등에 제공한 서류 또는 진술이 사실과 중요한 점이 다른 경우</w:t>
+            </w:r>
+          </w:p>
+          <w:p>
+            <w:pPr>
+              <w:pStyle w:val="hstyle1"/>
+              <w:spacing w:after="0"/>
+              <w:ind w:left="180" w:hanging="180"/>
+              <w:rPr>
+                <w:rFonts w:asciiTheme="minorHAnsi" w:eastAsiaTheme="minorHAnsi" w:hAnsiTheme="minorHAnsi"/>
+                <w:sz w:val="14"/>
+                <w:szCs w:val="14"/>
+              </w:rPr>
+            </w:pPr>
+            <w:r>
+              <w:rPr>
+                <w:rFonts w:asciiTheme="minorHAnsi" w:eastAsiaTheme="minorHAnsi" w:hAnsiTheme="minorHAnsi" w:hint="eastAsia"/>
+                <w:sz w:val="14"/>
+                <w:szCs w:val="14"/>
+              </w:rPr>
+              <w:t>③ 서비스이용자의 책임있는 사유(제2항의 각호)로 본 계약이 해제•해지될 경우 계약 해제•해지일로부터1개월 이내 각 전기차 충전시설에</w:t>
+            </w:r>
+          </w:p>
+          <w:p>
+            <w:pPr>
+              <w:pStyle w:val="hstyle1"/>
+              <w:spacing w:after="0"/>
+              <w:ind w:left="180" w:hanging="180"/>
+              <w:rPr>
+                <w:rFonts w:asciiTheme="minorHAnsi" w:eastAsiaTheme="minorHAnsi" w:hAnsiTheme="minorHAnsi"/>
+                <w:sz w:val="14"/>
+                <w:szCs w:val="14"/>
+              </w:rPr>
+            </w:pPr>
+            <w:r>
+              <w:rPr>
+                <w:rFonts w:asciiTheme="minorHAnsi" w:eastAsiaTheme="minorHAnsi" w:hAnsiTheme="minorHAnsi" w:hint="eastAsia"/>
+                <w:sz w:val="14"/>
+                <w:szCs w:val="14"/>
+              </w:rPr>
+              <w:t>   대한 다음의 방식에 의하여 산정된 위약금을 지급해야 한다.</w:t>
+            </w:r>
+          </w:p>
+          <w:p>
+            <w:pPr>
+              <w:pStyle w:val="hstyle1"/>
+              <w:spacing w:after="0"/>
+              <w:rPr>
+                <w:rFonts w:asciiTheme="minorHAnsi" w:eastAsiaTheme="minorHAnsi" w:hAnsiTheme="minorHAnsi"/>
+                <w:sz w:val="14"/>
+                <w:szCs w:val="14"/>
+              </w:rPr>
+            </w:pPr>
+            <w:r>
+              <w:rPr>
+                <w:rFonts w:asciiTheme="minorHAnsi" w:eastAsiaTheme="minorHAnsi" w:hAnsiTheme="minorHAnsi" w:hint="eastAsia"/>
+                <w:sz w:val="14"/>
+                <w:szCs w:val="14"/>
+              </w:rPr>
+              <w:t>   * 위약금 산정 방식: 기 투입비용(전기차 충전시설 설치비용) X (잔여 개월/약정 개월) + 철거비용</w:t>
+            </w:r>
+          </w:p>
+          <w:p>
+            <w:pPr>
+              <w:pStyle w:val="hstyle1"/>
+              <w:spacing w:after="0"/>
+              <w:rPr>
+                <w:rFonts w:asciiTheme="minorHAnsi" w:eastAsiaTheme="minorHAnsi" w:hAnsiTheme="minorHAnsi"/>
+                <w:sz w:val="14"/>
+                <w:szCs w:val="14"/>
+              </w:rPr>
+            </w:pPr>
+            <w:r>
+              <w:rPr>
+                <w:rFonts w:asciiTheme="minorHAnsi" w:eastAsiaTheme="minorHAnsi" w:hAnsiTheme="minorHAnsi" w:hint="eastAsia"/>
+                <w:sz w:val="14"/>
+                <w:szCs w:val="14"/>
+              </w:rPr>
+              <w:t>     (환수율/계약 운영 기간)</w:t>
+            </w:r>
+          </w:p>
+          <w:p>
+            <w:pPr>
+              <w:pStyle w:val="hstyle1"/>
+              <w:spacing w:after="0"/>
+              <w:rPr>
+                <w:rFonts w:asciiTheme="minorHAnsi" w:eastAsiaTheme="minorHAnsi" w:hAnsiTheme="minorHAnsi"/>
+                <w:sz w:val="14"/>
+                <w:szCs w:val="14"/>
+              </w:rPr>
+            </w:pPr>
+            <w:r>
+              <w:rPr>
+                <w:rFonts w:asciiTheme="minorHAnsi" w:eastAsiaTheme="minorHAnsi" w:hAnsiTheme="minorHAnsi" w:hint="eastAsia"/>
+                <w:sz w:val="14"/>
+                <w:szCs w:val="14"/>
+              </w:rPr>
+              <w:t>④ 부지소유자가 변경되는 등으로 서비스이용자가 부지 제공 의무를 이행하지 못하게 되는 경우에도 제3항이 적용된다.</w:t>
+            </w:r>
+          </w:p>
+          <w:p>
+            <w:pPr>
+              <w:pStyle w:val="hstyle1"/>
+              <w:spacing w:after="0"/>
+              <w:rPr>
+                <w:rFonts w:asciiTheme="minorHAnsi" w:eastAsiaTheme="minorHAnsi" w:hAnsiTheme="minorHAnsi"/>
+                <w:sz w:val="14"/>
+                <w:szCs w:val="14"/>
+              </w:rPr>
+            </w:pPr>
+            <w:r>
+              <w:rPr>
+                <w:rFonts w:asciiTheme="minorHAnsi" w:eastAsiaTheme="minorHAnsi" w:hAnsiTheme="minorHAnsi" w:hint="eastAsia"/>
+                <w:sz w:val="14"/>
+                <w:szCs w:val="14"/>
+              </w:rPr>
+              <w:lastRenderedPageBreak/>
+              <w:t>⑤ 서비스이용자가 전기차 충전시설에 대한 이전을 요구할 경우 그에 대한 공사비용은 서비스이용자가 부담하고 서비스제공자가 이전 업</w:t>
+            </w:r>
+          </w:p>
+          <w:p>
+            <w:pPr>
+              <w:pStyle w:val="hstyle1"/>
+              <w:spacing w:after="0"/>
+              <w:rPr>
+                <w:rFonts w:asciiTheme="minorHAnsi" w:eastAsiaTheme="minorHAnsi" w:hAnsiTheme="minorHAnsi"/>
+                <w:sz w:val="14"/>
+                <w:szCs w:val="14"/>
+              </w:rPr>
+            </w:pPr>
+            <w:r>
+              <w:rPr>
+                <w:rFonts w:asciiTheme="minorHAnsi" w:eastAsiaTheme="minorHAnsi" w:hAnsiTheme="minorHAnsi" w:hint="eastAsia"/>
+                <w:sz w:val="14"/>
+                <w:szCs w:val="14"/>
+              </w:rPr>
+              <w:t>   무를 수행한다.</w:t>
+            </w:r>
+          </w:p>
+          <w:p>
+            <w:pPr>
+              <w:pStyle w:val="hstyle1"/>
+              <w:spacing w:after="0"/>
+              <w:rPr>
+                <w:rFonts w:asciiTheme="minorHAnsi" w:eastAsiaTheme="minorHAnsi" w:hAnsiTheme="minorHAnsi"/>
+                <w:sz w:val="14"/>
+                <w:szCs w:val="14"/>
+              </w:rPr>
+            </w:pPr>
+          </w:p>
+          <w:p>
+            <w:pPr>
+              <w:pStyle w:val="hstyle1"/>
+              <w:spacing w:after="0"/>
+              <w:rPr>
+                <w:rFonts w:asciiTheme="minorHAnsi" w:eastAsiaTheme="minorHAnsi" w:hAnsiTheme="minorHAnsi"/>
+                <w:sz w:val="14"/>
+                <w:szCs w:val="14"/>
+              </w:rPr>
+            </w:pPr>
             <w:r>
               <w:rPr>
                 <w:rFonts w:asciiTheme="minorHAnsi" w:eastAsiaTheme="minorHAnsi" w:hAnsiTheme="minorHAnsi" w:hint="eastAsia"/>
@@ -2765,9 +2638,8 @@
                 <w:sz w:val="14"/>
                 <w:szCs w:val="14"/>
               </w:rPr>
-              <w:t>해제•해지</w:t>
-            </w:r>
-            <w:proofErr w:type="spellEnd"/>
+              <w:t>제3조 계약의 종료</w:t>
+            </w:r>
           </w:p>
           <w:p>
             <w:pPr>
@@ -2775,10 +2647,30 @@
               <w:spacing w:after="0"/>
               <w:ind w:left="180" w:hanging="180"/>
               <w:rPr>
+                <w:rFonts w:asciiTheme="minorHAnsi" w:eastAsiaTheme="minorHAnsi" w:hAnsiTheme="minorHAnsi"/>
+                <w:sz w:val="14"/>
+                <w:szCs w:val="14"/>
+              </w:rPr>
+            </w:pPr>
+            <w:r>
+              <w:rPr>
                 <w:rFonts w:asciiTheme="minorHAnsi" w:eastAsiaTheme="minorHAnsi" w:hAnsiTheme="minorHAnsi" w:hint="eastAsia"/>
                 <w:sz w:val="14"/>
                 <w:szCs w:val="14"/>
               </w:rPr>
+              <w:t>① 본 계약의 계약기간은 충전기 서비스 시작일(설치완료확인서)로부터 계약 정보에 기재된 연수로 하며, 계약기간 만료일 30일 전까지 어느 일방도 서면으로 해지 의사를 통보하지 아니한 경우 본 계약은 2년 단위로 자동 연장된다.</w:t>
+            </w:r>
+          </w:p>
+          <w:p>
+            <w:pPr>
+              <w:pStyle w:val="hstyle1"/>
+              <w:spacing w:after="0"/>
+              <w:ind w:left="180" w:hanging="180"/>
+              <w:rPr>
+                <w:rFonts w:asciiTheme="minorHAnsi" w:eastAsiaTheme="minorHAnsi" w:hAnsiTheme="minorHAnsi"/>
+                <w:sz w:val="14"/>
+                <w:szCs w:val="14"/>
+              </w:rPr>
             </w:pPr>
             <w:r>
               <w:rPr>
@@ -2786,43 +2678,87 @@
                 <w:sz w:val="14"/>
                 <w:szCs w:val="14"/>
               </w:rPr>
-              <w:t>① 설치된 충전기는 준공일(</w:t>
-            </w:r>
-            <w:proofErr w:type="spellStart"/>
+              <w:t>② 본 계약에 따른 서비스제공자와 서비스이용자의 권리와 의무를 제3자에게 양도 또는 이전하는 경우, 제3자는 본 계약에 따른 권리와</w:t>
+            </w:r>
+          </w:p>
+          <w:p>
+            <w:pPr>
+              <w:pStyle w:val="hstyle1"/>
+              <w:spacing w:after="0"/>
+              <w:ind w:left="180" w:hanging="180"/>
+              <w:rPr>
+                <w:rFonts w:asciiTheme="minorHAnsi" w:eastAsiaTheme="minorHAnsi" w:hAnsiTheme="minorHAnsi"/>
+                <w:sz w:val="14"/>
+                <w:szCs w:val="14"/>
+              </w:rPr>
+            </w:pPr>
             <w:r>
               <w:rPr>
                 <w:rFonts w:asciiTheme="minorHAnsi" w:eastAsiaTheme="minorHAnsi" w:hAnsiTheme="minorHAnsi" w:hint="eastAsia"/>
                 <w:sz w:val="14"/>
                 <w:szCs w:val="14"/>
               </w:rPr>
-              <w:t>설치완료확인서기준</w:t>
-            </w:r>
-            <w:proofErr w:type="spellEnd"/>
+              <w:t>   의무를 승계한다.</w:t>
+            </w:r>
+          </w:p>
+          <w:p>
+            <w:pPr>
+              <w:pStyle w:val="hstyle1"/>
+              <w:spacing w:after="0"/>
+              <w:ind w:left="180" w:hanging="180"/>
+              <w:rPr>
+                <w:rFonts w:asciiTheme="minorHAnsi" w:eastAsiaTheme="minorHAnsi" w:hAnsiTheme="minorHAnsi"/>
+                <w:sz w:val="14"/>
+                <w:szCs w:val="14"/>
+              </w:rPr>
+            </w:pPr>
             <w:r>
               <w:rPr>
                 <w:rFonts w:asciiTheme="minorHAnsi" w:eastAsiaTheme="minorHAnsi" w:hAnsiTheme="minorHAnsi" w:hint="eastAsia"/>
                 <w:sz w:val="14"/>
                 <w:szCs w:val="14"/>
               </w:rPr>
-              <w:t xml:space="preserve">)로부터 계약기간 동안 의무로 사용하여야 하며 중도 </w:t>
-            </w:r>
-            <w:proofErr w:type="spellStart"/>
+              <w:t>③ 본 계약 종료 후, 양 당사자가 합의하여 정한 기한까지 본 계약에 의하여 설치한 모든 전기차 시설은 서비스제공자의 비용으로 철거하</w:t>
+            </w:r>
+          </w:p>
+          <w:p>
+            <w:pPr>
+              <w:pStyle w:val="hstyle1"/>
+              <w:spacing w:after="0"/>
+              <w:ind w:left="180" w:hanging="180"/>
+              <w:rPr>
+                <w:rFonts w:asciiTheme="minorHAnsi" w:eastAsiaTheme="minorHAnsi" w:hAnsiTheme="minorHAnsi"/>
+                <w:sz w:val="14"/>
+                <w:szCs w:val="14"/>
+              </w:rPr>
+            </w:pPr>
             <w:r>
               <w:rPr>
                 <w:rFonts w:asciiTheme="minorHAnsi" w:eastAsiaTheme="minorHAnsi" w:hAnsiTheme="minorHAnsi" w:hint="eastAsia"/>
                 <w:sz w:val="14"/>
                 <w:szCs w:val="14"/>
               </w:rPr>
-              <w:t>해제•해지</w:t>
-            </w:r>
-            <w:proofErr w:type="spellEnd"/>
+              <w:t>   여야 한다. 원상회복의무는 전기차 충전시설의 철거에 한정하며, 전기차 충전시설 외 시설 손상 복원은 해당되지 않는다.</w:t>
+            </w:r>
+          </w:p>
+          <w:p>
+            <w:pPr>
+              <w:pStyle w:val="hstyle1"/>
+              <w:spacing w:after="0"/>
+              <w:ind w:left="180" w:hanging="180"/>
+              <w:rPr>
+                <w:rFonts w:asciiTheme="minorHAnsi" w:eastAsiaTheme="minorHAnsi" w:hAnsiTheme="minorHAnsi"/>
+                <w:sz w:val="14"/>
+                <w:szCs w:val="14"/>
+              </w:rPr>
+            </w:pPr>
             <w:r>
               <w:rPr>
                 <w:rFonts w:asciiTheme="minorHAnsi" w:eastAsiaTheme="minorHAnsi" w:hAnsiTheme="minorHAnsi" w:hint="eastAsia"/>
                 <w:sz w:val="14"/>
                 <w:szCs w:val="14"/>
               </w:rPr>
-              <w:t xml:space="preserve"> 경우 위약금이 발생할 수 있다.</w:t>
+              <w:t>④ 본 계약 종료 후 서비스이용자가 다른 회사와 계약을 통해 서비스제공자의 설비를 이용할 수 없으며, 이 경우 서비스이용자도 서비스</w:t>
             </w:r>
           </w:p>
           <w:p>
@@ -2831,10 +2767,30 @@
               <w:spacing w:after="0"/>
               <w:ind w:left="180" w:hanging="180"/>
               <w:rPr>
+                <w:rFonts w:asciiTheme="minorHAnsi" w:eastAsiaTheme="minorHAnsi" w:hAnsiTheme="minorHAnsi"/>
+                <w:sz w:val="14"/>
+                <w:szCs w:val="14"/>
+              </w:rPr>
+            </w:pPr>
+            <w:r>
+              <w:rPr>
                 <w:rFonts w:asciiTheme="minorHAnsi" w:eastAsiaTheme="minorHAnsi" w:hAnsiTheme="minorHAnsi" w:hint="eastAsia"/>
                 <w:sz w:val="14"/>
                 <w:szCs w:val="14"/>
               </w:rPr>
+              <w:t>   제공자가 해당 회사와 소유권 이전을 협의할 수 있도록 협조하여야 하며, 무단으로 사용할 경우 서비스이용자는 서비스제공자에게 전기</w:t>
+            </w:r>
+          </w:p>
+          <w:p>
+            <w:pPr>
+              <w:pStyle w:val="hstyle1"/>
+              <w:spacing w:after="0"/>
+              <w:ind w:left="180" w:hanging="180"/>
+              <w:rPr>
+                <w:rFonts w:asciiTheme="minorHAnsi" w:eastAsiaTheme="minorHAnsi" w:hAnsiTheme="minorHAnsi"/>
+                <w:sz w:val="14"/>
+                <w:szCs w:val="14"/>
+              </w:rPr>
             </w:pPr>
             <w:r>
               <w:rPr>
@@ -2842,7 +2798,7 @@
                 <w:sz w:val="14"/>
                 <w:szCs w:val="14"/>
               </w:rPr>
-              <w:t>② 서비스제공자는 다음 각 호의 어느 하나에 해당하는 사유가 발생하거나 기타 법률상 허용되는 경우 해지할 수 있다.</w:t>
+              <w:t>   차 충전시설 구축에 투입된 투자비 전액(전기차 충전시설 및 관련 설비 설치에 소요된 공사비용과 철거가 필요한 경우 철거비용 등 일</w:t>
             </w:r>
           </w:p>
           <w:p>
@@ -2851,18 +2807,18 @@
               <w:spacing w:after="0"/>
               <w:ind w:left="180" w:hanging="180"/>
               <w:rPr>
+                <w:rFonts w:asciiTheme="minorHAnsi" w:eastAsiaTheme="minorHAnsi" w:hAnsiTheme="minorHAnsi"/>
+                <w:sz w:val="14"/>
+                <w:szCs w:val="14"/>
+              </w:rPr>
+            </w:pPr>
+            <w:r>
+              <w:rPr>
                 <w:rFonts w:asciiTheme="minorHAnsi" w:eastAsiaTheme="minorHAnsi" w:hAnsiTheme="minorHAnsi" w:hint="eastAsia"/>
                 <w:sz w:val="14"/>
                 <w:szCs w:val="14"/>
               </w:rPr>
-            </w:pPr>
-            <w:r>
-              <w:rPr>
-                <w:rFonts w:asciiTheme="minorHAnsi" w:eastAsiaTheme="minorHAnsi" w:hAnsiTheme="minorHAnsi" w:hint="eastAsia"/>
-                <w:sz w:val="14"/>
-                <w:szCs w:val="14"/>
-              </w:rPr>
-              <w:t>   1. 설치장소 실사 결과 또는 전기차 충전시설 설치공사 과정에서 전기차 충전시설 설치가 불가능하다고 합리적으로 판단하는 경우</w:t>
+              <w:t>   체의 비용을 의미하며, 이에 국한되지 아니한다)을 지급한다.</w:t>
             </w:r>
           </w:p>
           <w:p>
@@ -2871,467 +2827,7 @@
               <w:spacing w:after="0"/>
               <w:ind w:left="180" w:hanging="180"/>
               <w:rPr>
-                <w:rFonts w:asciiTheme="minorHAnsi" w:eastAsiaTheme="minorHAnsi" w:hAnsiTheme="minorHAnsi" w:hint="eastAsia"/>
-                <w:sz w:val="14"/>
-                <w:szCs w:val="14"/>
-              </w:rPr>
-            </w:pPr>
-            <w:r>
-              <w:rPr>
-                <w:rFonts w:asciiTheme="minorHAnsi" w:eastAsiaTheme="minorHAnsi" w:hAnsiTheme="minorHAnsi" w:hint="eastAsia"/>
-                <w:sz w:val="14"/>
-                <w:szCs w:val="14"/>
-              </w:rPr>
-              <w:t>     (기술적, 법률적으로 불가능한 경우뿐 만 아니라 과도한 비용 발생, 민원 발생 우려 등 사실상의 제약 사유를 포함함)</w:t>
-            </w:r>
-          </w:p>
-          <w:p>
-            <w:pPr>
-              <w:pStyle w:val="hstyle1"/>
-              <w:spacing w:after="0"/>
-              <w:ind w:left="180" w:hanging="180"/>
-              <w:rPr>
-                <w:rFonts w:asciiTheme="minorHAnsi" w:eastAsiaTheme="minorHAnsi" w:hAnsiTheme="minorHAnsi" w:hint="eastAsia"/>
-                <w:sz w:val="14"/>
-                <w:szCs w:val="14"/>
-              </w:rPr>
-            </w:pPr>
-            <w:r>
-              <w:rPr>
-                <w:rFonts w:asciiTheme="minorHAnsi" w:eastAsiaTheme="minorHAnsi" w:hAnsiTheme="minorHAnsi" w:hint="eastAsia"/>
-                <w:sz w:val="14"/>
-                <w:szCs w:val="14"/>
-              </w:rPr>
-              <w:t>   2.서비스이용자가 서비스제공자 또는 시공업체 또는 주무관청 등에 제공한 서류 또는 진술이 사실과 중요한 점이 다른 경우</w:t>
-            </w:r>
-          </w:p>
-          <w:p>
-            <w:pPr>
-              <w:pStyle w:val="hstyle1"/>
-              <w:spacing w:after="0"/>
-              <w:ind w:left="180" w:hanging="180"/>
-              <w:rPr>
-                <w:rFonts w:asciiTheme="minorHAnsi" w:eastAsiaTheme="minorHAnsi" w:hAnsiTheme="minorHAnsi" w:hint="eastAsia"/>
-                <w:sz w:val="14"/>
-                <w:szCs w:val="14"/>
-              </w:rPr>
-            </w:pPr>
-            <w:r>
-              <w:rPr>
-                <w:rFonts w:asciiTheme="minorHAnsi" w:eastAsiaTheme="minorHAnsi" w:hAnsiTheme="minorHAnsi" w:hint="eastAsia"/>
-                <w:sz w:val="14"/>
-                <w:szCs w:val="14"/>
-              </w:rPr>
-              <w:t xml:space="preserve">③ 서비스이용자의 </w:t>
-            </w:r>
-            <w:proofErr w:type="spellStart"/>
-            <w:r>
-              <w:rPr>
-                <w:rFonts w:asciiTheme="minorHAnsi" w:eastAsiaTheme="minorHAnsi" w:hAnsiTheme="minorHAnsi" w:hint="eastAsia"/>
-                <w:sz w:val="14"/>
-                <w:szCs w:val="14"/>
-              </w:rPr>
-              <w:t>책임있는</w:t>
-            </w:r>
-            <w:proofErr w:type="spellEnd"/>
-            <w:r>
-              <w:rPr>
-                <w:rFonts w:asciiTheme="minorHAnsi" w:eastAsiaTheme="minorHAnsi" w:hAnsiTheme="minorHAnsi" w:hint="eastAsia"/>
-                <w:sz w:val="14"/>
-                <w:szCs w:val="14"/>
-              </w:rPr>
-              <w:t xml:space="preserve"> 사유(제2항의 각호)로 본 계약이 </w:t>
-            </w:r>
-            <w:proofErr w:type="spellStart"/>
-            <w:r>
-              <w:rPr>
-                <w:rFonts w:asciiTheme="minorHAnsi" w:eastAsiaTheme="minorHAnsi" w:hAnsiTheme="minorHAnsi" w:hint="eastAsia"/>
-                <w:sz w:val="14"/>
-                <w:szCs w:val="14"/>
-              </w:rPr>
-              <w:t>해제•해지될</w:t>
-            </w:r>
-            <w:proofErr w:type="spellEnd"/>
-            <w:r>
-              <w:rPr>
-                <w:rFonts w:asciiTheme="minorHAnsi" w:eastAsiaTheme="minorHAnsi" w:hAnsiTheme="minorHAnsi" w:hint="eastAsia"/>
-                <w:sz w:val="14"/>
-                <w:szCs w:val="14"/>
-              </w:rPr>
-              <w:t xml:space="preserve"> 경우 계약 </w:t>
-            </w:r>
-            <w:proofErr w:type="spellStart"/>
-            <w:r>
-              <w:rPr>
-                <w:rFonts w:asciiTheme="minorHAnsi" w:eastAsiaTheme="minorHAnsi" w:hAnsiTheme="minorHAnsi" w:hint="eastAsia"/>
-                <w:sz w:val="14"/>
-                <w:szCs w:val="14"/>
-              </w:rPr>
-              <w:t>해제•해지일로부터</w:t>
-            </w:r>
-            <w:proofErr w:type="spellEnd"/>
-            <w:r>
-              <w:rPr>
-                <w:rFonts w:asciiTheme="minorHAnsi" w:eastAsiaTheme="minorHAnsi" w:hAnsiTheme="minorHAnsi" w:hint="eastAsia"/>
-                <w:sz w:val="14"/>
-                <w:szCs w:val="14"/>
-              </w:rPr>
-              <w:t>1개월 이내 각 전기차 충전시설에</w:t>
-            </w:r>
-          </w:p>
-          <w:p>
-            <w:pPr>
-              <w:pStyle w:val="hstyle1"/>
-              <w:spacing w:after="0"/>
-              <w:ind w:left="180" w:hanging="180"/>
-              <w:rPr>
-                <w:rFonts w:asciiTheme="minorHAnsi" w:eastAsiaTheme="minorHAnsi" w:hAnsiTheme="minorHAnsi" w:hint="eastAsia"/>
-                <w:sz w:val="14"/>
-                <w:szCs w:val="14"/>
-              </w:rPr>
-            </w:pPr>
-            <w:r>
-              <w:rPr>
-                <w:rFonts w:asciiTheme="minorHAnsi" w:eastAsiaTheme="minorHAnsi" w:hAnsiTheme="minorHAnsi" w:hint="eastAsia"/>
-                <w:sz w:val="14"/>
-                <w:szCs w:val="14"/>
-              </w:rPr>
-              <w:t>   대한 다음의 방식에 의하여 산정된 위약금을 지급해야 한다.</w:t>
-            </w:r>
-          </w:p>
-          <w:p>
-            <w:pPr>
-              <w:pStyle w:val="hstyle1"/>
-              <w:spacing w:after="0"/>
-              <w:rPr>
-                <w:rFonts w:asciiTheme="minorHAnsi" w:eastAsiaTheme="minorHAnsi" w:hAnsiTheme="minorHAnsi" w:hint="eastAsia"/>
-                <w:sz w:val="14"/>
-                <w:szCs w:val="14"/>
-              </w:rPr>
-            </w:pPr>
-            <w:r>
-              <w:rPr>
-                <w:rFonts w:asciiTheme="minorHAnsi" w:eastAsiaTheme="minorHAnsi" w:hAnsiTheme="minorHAnsi" w:hint="eastAsia"/>
-                <w:sz w:val="14"/>
-                <w:szCs w:val="14"/>
-              </w:rPr>
-              <w:t>   * 위약금 산정 방식: 기 투입비용(전기차 충전시설 설치비용) X (잔여 개월/약정 개월) + 철거비용</w:t>
-            </w:r>
-          </w:p>
-          <w:p>
-            <w:pPr>
-              <w:pStyle w:val="hstyle1"/>
-              <w:spacing w:after="0"/>
-              <w:rPr>
-                <w:rFonts w:asciiTheme="minorHAnsi" w:eastAsiaTheme="minorHAnsi" w:hAnsiTheme="minorHAnsi" w:hint="eastAsia"/>
-                <w:sz w:val="14"/>
-                <w:szCs w:val="14"/>
-              </w:rPr>
-            </w:pPr>
-            <w:r>
-              <w:rPr>
-                <w:rFonts w:asciiTheme="minorHAnsi" w:eastAsiaTheme="minorHAnsi" w:hAnsiTheme="minorHAnsi" w:hint="eastAsia"/>
-                <w:sz w:val="14"/>
-                <w:szCs w:val="14"/>
-              </w:rPr>
-              <w:t>     (</w:t>
-            </w:r>
-            <w:proofErr w:type="spellStart"/>
-            <w:r>
-              <w:rPr>
-                <w:rFonts w:asciiTheme="minorHAnsi" w:eastAsiaTheme="minorHAnsi" w:hAnsiTheme="minorHAnsi" w:hint="eastAsia"/>
-                <w:sz w:val="14"/>
-                <w:szCs w:val="14"/>
-              </w:rPr>
-              <w:t>환수율</w:t>
-            </w:r>
-            <w:proofErr w:type="spellEnd"/>
-            <w:r>
-              <w:rPr>
-                <w:rFonts w:asciiTheme="minorHAnsi" w:eastAsiaTheme="minorHAnsi" w:hAnsiTheme="minorHAnsi" w:hint="eastAsia"/>
-                <w:sz w:val="14"/>
-                <w:szCs w:val="14"/>
-              </w:rPr>
-              <w:t>/계약 운영 기간)</w:t>
-            </w:r>
-          </w:p>
-          <w:p>
-            <w:pPr>
-              <w:pStyle w:val="hstyle1"/>
-              <w:spacing w:after="0"/>
-              <w:rPr>
-                <w:rFonts w:asciiTheme="minorHAnsi" w:eastAsiaTheme="minorHAnsi" w:hAnsiTheme="minorHAnsi" w:hint="eastAsia"/>
-                <w:sz w:val="14"/>
-                <w:szCs w:val="14"/>
-              </w:rPr>
-            </w:pPr>
-            <w:r>
-              <w:rPr>
-                <w:rFonts w:asciiTheme="minorHAnsi" w:eastAsiaTheme="minorHAnsi" w:hAnsiTheme="minorHAnsi" w:hint="eastAsia"/>
-                <w:sz w:val="14"/>
-                <w:szCs w:val="14"/>
-              </w:rPr>
-              <w:t>④ 부지소유자가 변경되는 등으로 서비스이용자가 부지 제공 의무를 이행하지 못하게 되는 경우에도 제3항이 적용된다.</w:t>
-            </w:r>
-          </w:p>
-          <w:p>
-            <w:pPr>
-              <w:pStyle w:val="hstyle1"/>
-              <w:spacing w:after="0"/>
-              <w:rPr>
-                <w:rFonts w:asciiTheme="minorHAnsi" w:eastAsiaTheme="minorHAnsi" w:hAnsiTheme="minorHAnsi" w:hint="eastAsia"/>
-                <w:sz w:val="14"/>
-                <w:szCs w:val="14"/>
-              </w:rPr>
-            </w:pPr>
-            <w:r>
-              <w:rPr>
-                <w:rFonts w:asciiTheme="minorHAnsi" w:eastAsiaTheme="minorHAnsi" w:hAnsiTheme="minorHAnsi" w:hint="eastAsia"/>
-                <w:sz w:val="14"/>
-                <w:szCs w:val="14"/>
-              </w:rPr>
-              <w:lastRenderedPageBreak/>
-              <w:t>⑤ 서비스이용자가 전기차 충전시설에 대한 이전을 요구할 경우 그에 대한 공사비용은 서비스이용자가 부담하고 서비스제공자가 이전 업</w:t>
-            </w:r>
-          </w:p>
-          <w:p>
-            <w:pPr>
-              <w:pStyle w:val="hstyle1"/>
-              <w:spacing w:after="0"/>
-              <w:rPr>
                 <w:rFonts w:asciiTheme="minorHAnsi" w:eastAsiaTheme="minorHAnsi" w:hAnsiTheme="minorHAnsi"/>
-                <w:sz w:val="14"/>
-                <w:szCs w:val="14"/>
-              </w:rPr>
-            </w:pPr>
-            <w:r>
-              <w:rPr>
-                <w:rFonts w:asciiTheme="minorHAnsi" w:eastAsiaTheme="minorHAnsi" w:hAnsiTheme="minorHAnsi" w:hint="eastAsia"/>
-                <w:sz w:val="14"/>
-                <w:szCs w:val="14"/>
-              </w:rPr>
-              <w:t>   무를 수행한다.</w:t>
-            </w:r>
-          </w:p>
-          <w:p>
-            <w:pPr>
-              <w:pStyle w:val="hstyle1"/>
-              <w:spacing w:after="0"/>
-              <w:rPr>
-                <w:rFonts w:asciiTheme="minorHAnsi" w:eastAsiaTheme="minorHAnsi" w:hAnsiTheme="minorHAnsi" w:hint="eastAsia"/>
-                <w:sz w:val="14"/>
-                <w:szCs w:val="14"/>
-              </w:rPr>
-            </w:pPr>
-          </w:p>
-          <w:p>
-            <w:pPr>
-              <w:pStyle w:val="hstyle1"/>
-              <w:spacing w:after="0"/>
-              <w:rPr>
-                <w:rFonts w:asciiTheme="minorHAnsi" w:eastAsiaTheme="minorHAnsi" w:hAnsiTheme="minorHAnsi" w:hint="eastAsia"/>
-                <w:sz w:val="14"/>
-                <w:szCs w:val="14"/>
-              </w:rPr>
-            </w:pPr>
-            <w:r>
-              <w:rPr>
-                <w:rFonts w:asciiTheme="minorHAnsi" w:eastAsiaTheme="minorHAnsi" w:hAnsiTheme="minorHAnsi" w:hint="eastAsia"/>
-                <w:b/>
-                <w:bCs/>
-                <w:sz w:val="14"/>
-                <w:szCs w:val="14"/>
-              </w:rPr>
-              <w:t>제3조 계약의 종료</w:t>
-            </w:r>
-          </w:p>
-          <w:p>
-            <w:pPr>
-              <w:pStyle w:val="hstyle1"/>
-              <w:spacing w:after="0"/>
-              <w:ind w:left="180" w:hanging="180"/>
-              <w:rPr>
-                <w:rFonts w:asciiTheme="minorHAnsi" w:eastAsiaTheme="minorHAnsi" w:hAnsiTheme="minorHAnsi" w:hint="eastAsia"/>
-                <w:sz w:val="14"/>
-                <w:szCs w:val="14"/>
-              </w:rPr>
-            </w:pPr>
-            <w:r>
-              <w:rPr>
-                <w:rFonts w:asciiTheme="minorHAnsi" w:eastAsiaTheme="minorHAnsi" w:hAnsiTheme="minorHAnsi" w:hint="eastAsia"/>
-                <w:sz w:val="14"/>
-                <w:szCs w:val="14"/>
-              </w:rPr>
-              <w:t>① 본 계약의 계약기간은 충전기 서비스 시작일(설치완료확인서)로부터 계약 정보에 기재된 연수로 하며, 계약기간 만료일 30일 전까지 어느 일방도 서면으로 해지 의사를 통보하지 아니한 경우 본 계약은 2년 단위로 자동 연장된다.</w:t>
-            </w:r>
-          </w:p>
-          <w:p>
-            <w:pPr>
-              <w:pStyle w:val="hstyle1"/>
-              <w:spacing w:after="0"/>
-              <w:ind w:left="180" w:hanging="180"/>
-              <w:rPr>
-                <w:rFonts w:asciiTheme="minorHAnsi" w:eastAsiaTheme="minorHAnsi" w:hAnsiTheme="minorHAnsi" w:hint="eastAsia"/>
-                <w:sz w:val="14"/>
-                <w:szCs w:val="14"/>
-              </w:rPr>
-            </w:pPr>
-            <w:r>
-              <w:rPr>
-                <w:rFonts w:asciiTheme="minorHAnsi" w:eastAsiaTheme="minorHAnsi" w:hAnsiTheme="minorHAnsi" w:hint="eastAsia"/>
-                <w:sz w:val="14"/>
-                <w:szCs w:val="14"/>
-              </w:rPr>
-              <w:t>② 본 계약에 따른 서비스제공자와 서비스이용자의 권리와 의무를 제3자에게 양도 또는 이전하는 경우, 제3자는 본 계약에 따른 권리와</w:t>
-            </w:r>
-          </w:p>
-          <w:p>
-            <w:pPr>
-              <w:pStyle w:val="hstyle1"/>
-              <w:spacing w:after="0"/>
-              <w:ind w:left="180" w:hanging="180"/>
-              <w:rPr>
-                <w:rFonts w:asciiTheme="minorHAnsi" w:eastAsiaTheme="minorHAnsi" w:hAnsiTheme="minorHAnsi" w:hint="eastAsia"/>
-                <w:sz w:val="14"/>
-                <w:szCs w:val="14"/>
-              </w:rPr>
-            </w:pPr>
-            <w:r>
-              <w:rPr>
-                <w:rFonts w:asciiTheme="minorHAnsi" w:eastAsiaTheme="minorHAnsi" w:hAnsiTheme="minorHAnsi" w:hint="eastAsia"/>
-                <w:sz w:val="14"/>
-                <w:szCs w:val="14"/>
-              </w:rPr>
-              <w:t>   의무를 승계한다.</w:t>
-            </w:r>
-          </w:p>
-          <w:p>
-            <w:pPr>
-              <w:pStyle w:val="hstyle1"/>
-              <w:spacing w:after="0"/>
-              <w:ind w:left="180" w:hanging="180"/>
-              <w:rPr>
-                <w:rFonts w:asciiTheme="minorHAnsi" w:eastAsiaTheme="minorHAnsi" w:hAnsiTheme="minorHAnsi" w:hint="eastAsia"/>
-                <w:sz w:val="14"/>
-                <w:szCs w:val="14"/>
-              </w:rPr>
-            </w:pPr>
-            <w:r>
-              <w:rPr>
-                <w:rFonts w:asciiTheme="minorHAnsi" w:eastAsiaTheme="minorHAnsi" w:hAnsiTheme="minorHAnsi" w:hint="eastAsia"/>
-                <w:sz w:val="14"/>
-                <w:szCs w:val="14"/>
-              </w:rPr>
-              <w:t>③ 본 계약 종료 후, 양 당사자가 합의하여 정한 기한까지 본 계약에 의하여 설치한 모든 전기차 시설은 서비스제공자의 비용으로 철거하</w:t>
-            </w:r>
-          </w:p>
-          <w:p>
-            <w:pPr>
-              <w:pStyle w:val="hstyle1"/>
-              <w:spacing w:after="0"/>
-              <w:ind w:left="180" w:hanging="180"/>
-              <w:rPr>
-                <w:rFonts w:asciiTheme="minorHAnsi" w:eastAsiaTheme="minorHAnsi" w:hAnsiTheme="minorHAnsi" w:hint="eastAsia"/>
-                <w:sz w:val="14"/>
-                <w:szCs w:val="14"/>
-              </w:rPr>
-            </w:pPr>
-            <w:r>
-              <w:rPr>
-                <w:rFonts w:asciiTheme="minorHAnsi" w:eastAsiaTheme="minorHAnsi" w:hAnsiTheme="minorHAnsi" w:hint="eastAsia"/>
-                <w:sz w:val="14"/>
-                <w:szCs w:val="14"/>
-              </w:rPr>
-              <w:t>   여야 한다. 원상회복의무는 전기차 충전시설의 철거에 한정하며, 전기차 충전시설 외 시설 손상 복원은 해당되지 않는다.</w:t>
-            </w:r>
-          </w:p>
-          <w:p>
-            <w:pPr>
-              <w:pStyle w:val="hstyle1"/>
-              <w:spacing w:after="0"/>
-              <w:ind w:left="180" w:hanging="180"/>
-              <w:rPr>
-                <w:rFonts w:asciiTheme="minorHAnsi" w:eastAsiaTheme="minorHAnsi" w:hAnsiTheme="minorHAnsi" w:hint="eastAsia"/>
-                <w:sz w:val="14"/>
-                <w:szCs w:val="14"/>
-              </w:rPr>
-            </w:pPr>
-            <w:r>
-              <w:rPr>
-                <w:rFonts w:asciiTheme="minorHAnsi" w:eastAsiaTheme="minorHAnsi" w:hAnsiTheme="minorHAnsi" w:hint="eastAsia"/>
-                <w:sz w:val="14"/>
-                <w:szCs w:val="14"/>
-              </w:rPr>
-              <w:t>④ 본 계약 종료 후 서비스이용자가 다른 회사와 계약을 통해 서비스제공자의 설비를 이용할 수 없으며, 이 경우 서비스이용자도 서비스</w:t>
-            </w:r>
-          </w:p>
-          <w:p>
-            <w:pPr>
-              <w:pStyle w:val="hstyle1"/>
-              <w:spacing w:after="0"/>
-              <w:ind w:left="180" w:hanging="180"/>
-              <w:rPr>
-                <w:rFonts w:asciiTheme="minorHAnsi" w:eastAsiaTheme="minorHAnsi" w:hAnsiTheme="minorHAnsi" w:hint="eastAsia"/>
-                <w:sz w:val="14"/>
-                <w:szCs w:val="14"/>
-              </w:rPr>
-            </w:pPr>
-            <w:r>
-              <w:rPr>
-                <w:rFonts w:asciiTheme="minorHAnsi" w:eastAsiaTheme="minorHAnsi" w:hAnsiTheme="minorHAnsi" w:hint="eastAsia"/>
-                <w:sz w:val="14"/>
-                <w:szCs w:val="14"/>
-              </w:rPr>
-              <w:t>   제공자가 해당 회사와 소유권 이전을 협의할 수 있도록 협조하여야 하며, 무단으로 사용할 경우 서비스이용자는 서비스제공자에게 전기</w:t>
-            </w:r>
-          </w:p>
-          <w:p>
-            <w:pPr>
-              <w:pStyle w:val="hstyle1"/>
-              <w:spacing w:after="0"/>
-              <w:ind w:left="180" w:hanging="180"/>
-              <w:rPr>
-                <w:rFonts w:asciiTheme="minorHAnsi" w:eastAsiaTheme="minorHAnsi" w:hAnsiTheme="minorHAnsi" w:hint="eastAsia"/>
-                <w:sz w:val="14"/>
-                <w:szCs w:val="14"/>
-              </w:rPr>
-            </w:pPr>
-            <w:r>
-              <w:rPr>
-                <w:rFonts w:asciiTheme="minorHAnsi" w:eastAsiaTheme="minorHAnsi" w:hAnsiTheme="minorHAnsi" w:hint="eastAsia"/>
-                <w:sz w:val="14"/>
-                <w:szCs w:val="14"/>
-              </w:rPr>
-              <w:t>   차 충전시설 구축에 투입된 투자비 전액(전기차 충전시설 및 관련 설비 설치에 소요된 공사비용과 철거가 필요한 경우 철거비용 등 일</w:t>
-            </w:r>
-          </w:p>
-          <w:p>
-            <w:pPr>
-              <w:pStyle w:val="hstyle1"/>
-              <w:spacing w:after="0"/>
-              <w:ind w:left="180" w:hanging="180"/>
-              <w:rPr>
-                <w:rFonts w:asciiTheme="minorHAnsi" w:eastAsiaTheme="minorHAnsi" w:hAnsiTheme="minorHAnsi" w:hint="eastAsia"/>
-                <w:sz w:val="14"/>
-                <w:szCs w:val="14"/>
-              </w:rPr>
-            </w:pPr>
-            <w:r>
-              <w:rPr>
-                <w:rFonts w:asciiTheme="minorHAnsi" w:eastAsiaTheme="minorHAnsi" w:hAnsiTheme="minorHAnsi" w:hint="eastAsia"/>
-                <w:sz w:val="14"/>
-                <w:szCs w:val="14"/>
-              </w:rPr>
-              <w:t>   체의 비용을 의미하며, 이에 국한되지 아니한다)을 지급한다.</w:t>
-            </w:r>
-          </w:p>
-          <w:p>
-            <w:pPr>
-              <w:pStyle w:val="hstyle1"/>
-              <w:spacing w:after="0"/>
-              <w:ind w:left="180" w:hanging="180"/>
-              <w:rPr>
-                <w:rFonts w:asciiTheme="minorHAnsi" w:eastAsiaTheme="minorHAnsi" w:hAnsiTheme="minorHAnsi" w:hint="eastAsia"/>
                 <w:sz w:val="14"/>
                 <w:szCs w:val="14"/>
               </w:rPr>
@@ -3353,7 +2849,7 @@
               <w:autoSpaceDN/>
               <w:spacing w:after="0"/>
               <w:rPr>
-                <w:rFonts w:ascii="맑은 고딕" w:eastAsia="맑은 고딕" w:hAnsi="맑은 고딕" w:cs="굴림"/>
+                <w:rFonts w:ascii="맑은 고딕" w:eastAsia="맑은 고딕" w:hAnsi="맑은 고딕" w:cs="Gulim"/>
                 <w:color w:val="000000"/>
                 <w:kern w:val="0"/>
                 <w:sz w:val="17"/>
@@ -3401,7 +2897,7 @@
               <w:autoSpaceDN/>
               <w:spacing w:after="0" w:line="360" w:lineRule="auto"/>
               <w:rPr>
-                <w:rFonts w:ascii="맑은 고딕" w:eastAsia="맑은 고딕" w:hAnsi="맑은 고딕" w:cs="굴림"/>
+                <w:rFonts w:ascii="맑은 고딕" w:eastAsia="맑은 고딕" w:hAnsi="맑은 고딕" w:cs="Gulim"/>
                 <w:color w:val="000000"/>
                 <w:kern w:val="0"/>
                 <w:szCs w:val="22"/>
@@ -3410,7 +2906,7 @@
             </w:pPr>
             <w:r>
               <w:rPr>
-                <w:rFonts w:ascii="맑은 고딕" w:eastAsia="맑은 고딕" w:hAnsi="맑은 고딕" w:cs="굴림" w:hint="eastAsia"/>
+                <w:rFonts w:ascii="맑은 고딕" w:eastAsia="맑은 고딕" w:hAnsi="맑은 고딕" w:cs="Gulim" w:hint="eastAsia"/>
                 <w:color w:val="000000"/>
                 <w:kern w:val="0"/>
                 <w:sz w:val="17"/>
@@ -3429,7 +2925,7 @@
               <w:autoSpaceDN/>
               <w:spacing w:after="0"/>
               <w:rPr>
-                <w:rFonts w:ascii="맑은 고딕" w:eastAsia="맑은 고딕" w:hAnsi="맑은 고딕" w:cs="굴림"/>
+                <w:rFonts w:ascii="맑은 고딕" w:eastAsia="맑은 고딕" w:hAnsi="맑은 고딕" w:cs="Gulim"/>
                 <w:b/>
                 <w:bCs/>
                 <w:color w:val="000000"/>
@@ -3448,7 +2944,7 @@
               <w:autoSpaceDN/>
               <w:spacing w:after="0"/>
               <w:rPr>
-                <w:rFonts w:ascii="맑은 고딕" w:eastAsia="맑은 고딕" w:hAnsi="맑은 고딕" w:cs="굴림"/>
+                <w:rFonts w:ascii="맑은 고딕" w:eastAsia="맑은 고딕" w:hAnsi="맑은 고딕" w:cs="Gulim"/>
                 <w:b/>
                 <w:bCs/>
                 <w:color w:val="000000"/>
@@ -3468,7 +2964,7 @@
               <w:spacing w:after="0" w:line="360" w:lineRule="auto"/>
               <w:jc w:val="center"/>
               <w:rPr>
-                <w:rFonts w:ascii="맑은 고딕" w:eastAsia="맑은 고딕" w:hAnsi="맑은 고딕" w:cs="굴림"/>
+                <w:rFonts w:ascii="맑은 고딕" w:eastAsia="맑은 고딕" w:hAnsi="맑은 고딕" w:cs="Gulim"/>
                 <w:color w:val="000000"/>
                 <w:kern w:val="0"/>
                 <w:sz w:val="17"/>
@@ -3478,7 +2974,7 @@
             </w:pPr>
             <w:r>
               <w:rPr>
-                <w:rFonts w:ascii="맑은 고딕" w:eastAsia="맑은 고딕" w:hAnsi="맑은 고딕" w:cs="굴림" w:hint="eastAsia"/>
+                <w:rFonts w:ascii="맑은 고딕" w:eastAsia="맑은 고딕" w:hAnsi="맑은 고딕" w:cs="Gulim" w:hint="eastAsia"/>
                 <w:color w:val="000000"/>
                 <w:kern w:val="0"/>
                 <w:sz w:val="17"/>
@@ -3490,7 +2986,7 @@
             <w:sdt>
               <w:sdtPr>
                 <w:rPr>
-                  <w:rFonts w:ascii="맑은 고딕" w:eastAsia="맑은 고딕" w:hAnsi="맑은 고딕" w:cs="굴림" w:hint="eastAsia"/>
+                  <w:rFonts w:ascii="맑은 고딕" w:eastAsia="맑은 고딕" w:hAnsi="맑은 고딕" w:cs="Gulim" w:hint="eastAsia"/>
                   <w:color w:val="000000"/>
                   <w:kern w:val="0"/>
                   <w:sz w:val="17"/>
@@ -3505,14 +3001,14 @@
               <w:sdtContent>
                 <w:r>
                   <w:rPr>
-                    <w:rFonts w:ascii="맑은 고딕" w:eastAsia="맑은 고딕" w:hAnsi="맑은 고딕" w:cs="굴림" w:hint="eastAsia"/>
+                    <w:rFonts w:ascii="맑은 고딕" w:eastAsia="맑은 고딕" w:hAnsi="맑은 고딕" w:cs="Gulim" w:hint="eastAsia"/>
                     <w:color w:val="000000"/>
                     <w:kern w:val="0"/>
                     <w:sz w:val="17"/>
                     <w:szCs w:val="17"/>
                     <w14:ligatures w14:val="none"/>
                   </w:rPr>
-                  <w:t xml:space="preserve">2026년     월     일</w:t>
+                  <w:t>2026년     월     일</w:t>
                 </w:r>
               </w:sdtContent>
             </w:sdt>
@@ -3526,7 +3022,7 @@
               <w:spacing w:after="0"/>
               <w:jc w:val="center"/>
               <w:rPr>
-                <w:rFonts w:ascii="맑은 고딕" w:eastAsia="맑은 고딕" w:hAnsi="맑은 고딕" w:cs="굴림" w:hint="eastAsia"/>
+                <w:rFonts w:ascii="맑은 고딕" w:eastAsia="맑은 고딕" w:hAnsi="맑은 고딕" w:cs="Gulim"/>
                 <w:color w:val="000000"/>
                 <w:kern w:val="0"/>
                 <w:sz w:val="17"/>
@@ -3566,7 +3062,7 @@
               <w:autoSpaceDN/>
               <w:spacing w:beforeLines="200" w:before="480" w:after="0" w:line="720" w:lineRule="auto"/>
               <w:rPr>
-                <w:rFonts w:ascii="맑은 고딕" w:eastAsia="맑은 고딕" w:hAnsi="맑은 고딕" w:cs="굴림"/>
+                <w:rFonts w:ascii="맑은 고딕" w:eastAsia="맑은 고딕" w:hAnsi="맑은 고딕" w:cs="Gulim"/>
                 <w:color w:val="000000"/>
                 <w:kern w:val="0"/>
                 <w:sz w:val="17"/>
@@ -3576,7 +3072,7 @@
             </w:pPr>
             <w:r>
               <w:rPr>
-                <w:rFonts w:ascii="맑은 고딕" w:eastAsia="맑은 고딕" w:hAnsi="맑은 고딕" w:cs="굴림" w:hint="eastAsia"/>
+                <w:rFonts w:ascii="맑은 고딕" w:eastAsia="맑은 고딕" w:hAnsi="맑은 고딕" w:cs="Gulim" w:hint="eastAsia"/>
                 <w:color w:val="000000"/>
                 <w:kern w:val="0"/>
                 <w:sz w:val="17"/>
@@ -3588,7 +3084,7 @@
             <w:sdt>
               <w:sdtPr>
                 <w:rPr>
-                  <w:rFonts w:ascii="맑은 고딕" w:eastAsia="맑은 고딕" w:hAnsi="맑은 고딕" w:cs="굴림" w:hint="eastAsia"/>
+                  <w:rFonts w:ascii="맑은 고딕" w:eastAsia="맑은 고딕" w:hAnsi="맑은 고딕" w:cs="Gulim" w:hint="eastAsia"/>
                   <w:color w:val="000000"/>
                   <w:kern w:val="0"/>
                   <w:sz w:val="17"/>
@@ -3603,7 +3099,7 @@
               <w:sdtContent>
                 <w:r>
                   <w:rPr>
-                    <w:rFonts w:ascii="맑은 고딕" w:eastAsia="맑은 고딕" w:hAnsi="맑은 고딕" w:cs="굴림" w:hint="eastAsia"/>
+                    <w:rFonts w:ascii="맑은 고딕" w:eastAsia="맑은 고딕" w:hAnsi="맑은 고딕" w:cs="Gulim" w:hint="eastAsia"/>
                     <w:color w:val="000000"/>
                     <w:kern w:val="0"/>
                     <w:sz w:val="17"/>
@@ -3614,7 +3110,7 @@
                 </w:r>
                 <w:r>
                   <w:rPr>
-                    <w:rFonts w:ascii="맑은 고딕" w:eastAsia="맑은 고딕" w:hAnsi="맑은 고딕" w:cs="굴림" w:hint="eastAsia"/>
+                    <w:rFonts w:ascii="맑은 고딕" w:eastAsia="맑은 고딕" w:hAnsi="맑은 고딕" w:cs="Gulim" w:hint="eastAsia"/>
                     <w:color w:val="000000"/>
                     <w:kern w:val="0"/>
                     <w:sz w:val="17"/>
@@ -3625,7 +3121,7 @@
                 </w:r>
                 <w:r>
                   <w:rPr>
-                    <w:rFonts w:ascii="맑은 고딕" w:eastAsia="맑은 고딕" w:hAnsi="맑은 고딕" w:cs="굴림" w:hint="eastAsia"/>
+                    <w:rFonts w:ascii="맑은 고딕" w:eastAsia="맑은 고딕" w:hAnsi="맑은 고딕" w:cs="Gulim" w:hint="eastAsia"/>
                     <w:color w:val="000000"/>
                     <w:kern w:val="0"/>
                     <w:sz w:val="17"/>
@@ -3638,7 +3134,7 @@
             </w:sdt>
             <w:r>
               <w:rPr>
-                <w:rFonts w:ascii="맑은 고딕" w:eastAsia="맑은 고딕" w:hAnsi="맑은 고딕" w:cs="굴림" w:hint="eastAsia"/>
+                <w:rFonts w:ascii="맑은 고딕" w:eastAsia="맑은 고딕" w:hAnsi="맑은 고딕" w:cs="Gulim" w:hint="eastAsia"/>
                 <w:color w:val="000000"/>
                 <w:kern w:val="0"/>
                 <w:sz w:val="17"/>
@@ -3668,7 +3164,7 @@
               <w:autoSpaceDN/>
               <w:spacing w:beforeLines="200" w:before="480" w:after="0" w:line="720" w:lineRule="auto"/>
               <w:rPr>
-                <w:rFonts w:ascii="맑은 고딕" w:eastAsia="맑은 고딕" w:hAnsi="맑은 고딕" w:cs="굴림"/>
+                <w:rFonts w:ascii="맑은 고딕" w:eastAsia="맑은 고딕" w:hAnsi="맑은 고딕" w:cs="Gulim"/>
                 <w:color w:val="000000"/>
                 <w:kern w:val="0"/>
                 <w:szCs w:val="22"/>
@@ -3677,7 +3173,7 @@
             </w:pPr>
             <w:r>
               <w:rPr>
-                <w:rFonts w:ascii="맑은 고딕" w:eastAsia="맑은 고딕" w:hAnsi="맑은 고딕" w:cs="굴림" w:hint="eastAsia"/>
+                <w:rFonts w:ascii="맑은 고딕" w:eastAsia="맑은 고딕" w:hAnsi="맑은 고딕" w:cs="Gulim" w:hint="eastAsia"/>
                 <w:color w:val="000000"/>
                 <w:kern w:val="0"/>
                 <w:sz w:val="17"/>
@@ -3688,7 +3184,7 @@
             </w:r>
             <w:r>
               <w:rPr>
-                <w:rFonts w:ascii="맑은 고딕" w:eastAsia="맑은 고딕" w:hAnsi="맑은 고딕" w:cs="굴림" w:hint="eastAsia"/>
+                <w:rFonts w:ascii="맑은 고딕" w:eastAsia="맑은 고딕" w:hAnsi="맑은 고딕" w:cs="Gulim" w:hint="eastAsia"/>
                 <w:color w:val="000000"/>
                 <w:kern w:val="0"/>
                 <w:sz w:val="17"/>
@@ -3699,53 +3195,29 @@
             </w:r>
             <w:r>
               <w:rPr>
-                <w:rFonts w:ascii="맑은 고딕" w:eastAsia="맑은 고딕" w:hAnsi="맑은 고딕" w:cs="굴림" w:hint="eastAsia"/>
+                <w:rFonts w:ascii="맑은 고딕" w:eastAsia="맑은 고딕" w:hAnsi="맑은 고딕" w:cs="Gulim" w:hint="eastAsia"/>
                 <w:color w:val="000000"/>
                 <w:kern w:val="0"/>
                 <w:sz w:val="17"/>
                 <w:szCs w:val="17"/>
                 <w14:ligatures w14:val="none"/>
               </w:rPr>
-              <w:t> SK</w:t>
-            </w:r>
-            <w:proofErr w:type="spellStart"/>
-            <w:r>
-              <w:rPr>
-                <w:rFonts w:ascii="맑은 고딕" w:eastAsia="맑은 고딕" w:hAnsi="맑은 고딕" w:cs="굴림" w:hint="eastAsia"/>
+              <w:t> SK일렉링크 주식회사    </w:t>
+            </w:r>
+            <w:r>
+              <w:rPr>
+                <w:rFonts w:ascii="맑은 고딕" w:eastAsia="맑은 고딕" w:hAnsi="맑은 고딕" w:cs="Gulim" w:hint="eastAsia"/>
                 <w:color w:val="000000"/>
                 <w:kern w:val="0"/>
                 <w:sz w:val="17"/>
                 <w:szCs w:val="17"/>
                 <w14:ligatures w14:val="none"/>
               </w:rPr>
-              <w:t>일렉링크</w:t>
-            </w:r>
-            <w:proofErr w:type="spellEnd"/>
-            <w:r>
-              <w:rPr>
-                <w:rFonts w:ascii="맑은 고딕" w:eastAsia="맑은 고딕" w:hAnsi="맑은 고딕" w:cs="굴림" w:hint="eastAsia"/>
-                <w:color w:val="000000"/>
-                <w:kern w:val="0"/>
-                <w:sz w:val="17"/>
-                <w:szCs w:val="17"/>
-                <w14:ligatures w14:val="none"/>
-              </w:rPr>
-              <w:t xml:space="preserve"> 주식회사    </w:t>
-            </w:r>
-            <w:r>
-              <w:rPr>
-                <w:rFonts w:ascii="맑은 고딕" w:eastAsia="맑은 고딕" w:hAnsi="맑은 고딕" w:cs="굴림" w:hint="eastAsia"/>
-                <w:color w:val="000000"/>
-                <w:kern w:val="0"/>
-                <w:sz w:val="17"/>
-                <w:szCs w:val="17"/>
-                <w14:ligatures w14:val="none"/>
-              </w:rPr>
               <w:t xml:space="preserve">    </w:t>
             </w:r>
             <w:r>
               <w:rPr>
-                <w:rFonts w:ascii="맑은 고딕" w:eastAsia="맑은 고딕" w:hAnsi="맑은 고딕" w:cs="굴림" w:hint="eastAsia"/>
+                <w:rFonts w:ascii="맑은 고딕" w:eastAsia="맑은 고딕" w:hAnsi="맑은 고딕" w:cs="Gulim" w:hint="eastAsia"/>
                 <w:color w:val="000000"/>
                 <w:kern w:val="0"/>
                 <w:sz w:val="17"/>
@@ -3766,7 +3238,7 @@
         <w:autoSpaceDN/>
         <w:spacing w:after="0"/>
         <w:rPr>
-          <w:rFonts w:ascii="맑은 고딕" w:eastAsia="맑은 고딕" w:hAnsi="맑은 고딕" w:cs="굴림"/>
+          <w:rFonts w:ascii="맑은 고딕" w:eastAsia="맑은 고딕" w:hAnsi="맑은 고딕" w:cs="Gulim"/>
           <w:color w:val="000000"/>
           <w:kern w:val="0"/>
           <w:szCs w:val="22"/>
@@ -3775,7 +3247,7 @@
       </w:pPr>
       <w:r>
         <w:rPr>
-          <w:rFonts w:ascii="맑은 고딕" w:eastAsia="맑은 고딕" w:hAnsi="맑은 고딕" w:cs="굴림" w:hint="eastAsia"/>
+          <w:rFonts w:ascii="맑은 고딕" w:eastAsia="맑은 고딕" w:hAnsi="맑은 고딕" w:cs="Gulim" w:hint="eastAsia"/>
           <w:color w:val="000000"/>
           <w:kern w:val="0"/>
           <w:szCs w:val="22"/>
@@ -3792,7 +3264,7 @@
         <w:autoSpaceDN/>
         <w:spacing w:after="0"/>
         <w:rPr>
-          <w:rFonts w:ascii="맑은 고딕" w:eastAsia="맑은 고딕" w:hAnsi="맑은 고딕" w:cs="굴림"/>
+          <w:rFonts w:ascii="맑은 고딕" w:eastAsia="맑은 고딕" w:hAnsi="맑은 고딕" w:cs="Gulim"/>
           <w:color w:val="000000"/>
           <w:kern w:val="0"/>
           <w:szCs w:val="22"/>
@@ -3801,7 +3273,7 @@
       </w:pPr>
       <w:r>
         <w:rPr>
-          <w:rFonts w:ascii="맑은 고딕" w:eastAsia="맑은 고딕" w:hAnsi="맑은 고딕" w:cs="굴림" w:hint="eastAsia"/>
+          <w:rFonts w:ascii="맑은 고딕" w:eastAsia="맑은 고딕" w:hAnsi="맑은 고딕" w:cs="Gulim" w:hint="eastAsia"/>
           <w:color w:val="000000"/>
           <w:kern w:val="0"/>
           <w:szCs w:val="22"/>
@@ -3818,7 +3290,7 @@
         <w:autoSpaceDN/>
         <w:spacing w:after="0"/>
         <w:rPr>
-          <w:rFonts w:ascii="맑은 고딕" w:eastAsia="맑은 고딕" w:hAnsi="맑은 고딕" w:cs="굴림"/>
+          <w:rFonts w:ascii="맑은 고딕" w:eastAsia="맑은 고딕" w:hAnsi="맑은 고딕" w:cs="Gulim"/>
           <w:color w:val="000000"/>
           <w:kern w:val="0"/>
           <w:szCs w:val="22"/>
@@ -3827,7 +3299,7 @@
       </w:pPr>
       <w:r>
         <w:rPr>
-          <w:rFonts w:ascii="맑은 고딕" w:eastAsia="맑은 고딕" w:hAnsi="맑은 고딕" w:cs="굴림" w:hint="eastAsia"/>
+          <w:rFonts w:ascii="맑은 고딕" w:eastAsia="맑은 고딕" w:hAnsi="맑은 고딕" w:cs="Gulim" w:hint="eastAsia"/>
           <w:color w:val="000000"/>
           <w:kern w:val="0"/>
           <w:szCs w:val="22"/>
@@ -3844,7 +3316,7 @@
         <w:autoSpaceDN/>
         <w:spacing w:after="0"/>
         <w:rPr>
-          <w:rFonts w:ascii="맑은 고딕" w:eastAsia="맑은 고딕" w:hAnsi="맑은 고딕" w:cs="굴림"/>
+          <w:rFonts w:ascii="맑은 고딕" w:eastAsia="맑은 고딕" w:hAnsi="맑은 고딕" w:cs="Gulim"/>
           <w:color w:val="000000"/>
           <w:kern w:val="0"/>
           <w:szCs w:val="22"/>
@@ -3853,7 +3325,7 @@
       </w:pPr>
       <w:r>
         <w:rPr>
-          <w:rFonts w:ascii="맑은 고딕" w:eastAsia="맑은 고딕" w:hAnsi="맑은 고딕" w:cs="굴림" w:hint="eastAsia"/>
+          <w:rFonts w:ascii="맑은 고딕" w:eastAsia="맑은 고딕" w:hAnsi="맑은 고딕" w:cs="Gulim" w:hint="eastAsia"/>
           <w:color w:val="000000"/>
           <w:kern w:val="0"/>
           <w:szCs w:val="22"/>
@@ -3870,7 +3342,7 @@
         <w:autoSpaceDN/>
         <w:spacing w:after="0"/>
         <w:rPr>
-          <w:rFonts w:ascii="맑은 고딕" w:eastAsia="맑은 고딕" w:hAnsi="맑은 고딕" w:cs="굴림"/>
+          <w:rFonts w:ascii="맑은 고딕" w:eastAsia="맑은 고딕" w:hAnsi="맑은 고딕" w:cs="Gulim"/>
           <w:color w:val="000000"/>
           <w:kern w:val="0"/>
           <w:szCs w:val="22"/>
@@ -3879,7 +3351,7 @@
       </w:pPr>
       <w:r>
         <w:rPr>
-          <w:rFonts w:ascii="맑은 고딕" w:eastAsia="맑은 고딕" w:hAnsi="맑은 고딕" w:cs="굴림" w:hint="eastAsia"/>
+          <w:rFonts w:ascii="맑은 고딕" w:eastAsia="맑은 고딕" w:hAnsi="맑은 고딕" w:cs="Gulim" w:hint="eastAsia"/>
           <w:color w:val="000000"/>
           <w:kern w:val="0"/>
           <w:szCs w:val="22"/>
@@ -3896,7 +3368,7 @@
         <w:autoSpaceDN/>
         <w:spacing w:after="0"/>
         <w:rPr>
-          <w:rFonts w:ascii="맑은 고딕" w:eastAsia="맑은 고딕" w:hAnsi="맑은 고딕" w:cs="굴림"/>
+          <w:rFonts w:ascii="맑은 고딕" w:eastAsia="맑은 고딕" w:hAnsi="맑은 고딕" w:cs="Gulim"/>
           <w:color w:val="000000"/>
           <w:kern w:val="0"/>
           <w:szCs w:val="22"/>
@@ -3905,7 +3377,7 @@
       </w:pPr>
       <w:r>
         <w:rPr>
-          <w:rFonts w:ascii="맑은 고딕" w:eastAsia="맑은 고딕" w:hAnsi="맑은 고딕" w:cs="굴림" w:hint="eastAsia"/>
+          <w:rFonts w:ascii="맑은 고딕" w:eastAsia="맑은 고딕" w:hAnsi="맑은 고딕" w:cs="Gulim" w:hint="eastAsia"/>
           <w:color w:val="000000"/>
           <w:kern w:val="0"/>
           <w:szCs w:val="22"/>
@@ -3922,7 +3394,7 @@
         <w:autoSpaceDN/>
         <w:spacing w:after="0"/>
         <w:rPr>
-          <w:rFonts w:ascii="맑은 고딕" w:eastAsia="맑은 고딕" w:hAnsi="맑은 고딕" w:cs="굴림"/>
+          <w:rFonts w:ascii="맑은 고딕" w:eastAsia="맑은 고딕" w:hAnsi="맑은 고딕" w:cs="Gulim"/>
           <w:color w:val="000000"/>
           <w:kern w:val="0"/>
           <w:szCs w:val="22"/>
@@ -3931,7 +3403,7 @@
       </w:pPr>
       <w:r>
         <w:rPr>
-          <w:rFonts w:ascii="맑은 고딕" w:eastAsia="맑은 고딕" w:hAnsi="맑은 고딕" w:cs="굴림" w:hint="eastAsia"/>
+          <w:rFonts w:ascii="맑은 고딕" w:eastAsia="맑은 고딕" w:hAnsi="맑은 고딕" w:cs="Gulim" w:hint="eastAsia"/>
           <w:color w:val="000000"/>
           <w:kern w:val="0"/>
           <w:szCs w:val="22"/>
@@ -3948,7 +3420,7 @@
         <w:autoSpaceDN/>
         <w:spacing w:after="0"/>
         <w:rPr>
-          <w:rFonts w:ascii="맑은 고딕" w:eastAsia="맑은 고딕" w:hAnsi="맑은 고딕" w:cs="굴림"/>
+          <w:rFonts w:ascii="맑은 고딕" w:eastAsia="맑은 고딕" w:hAnsi="맑은 고딕" w:cs="Gulim"/>
           <w:color w:val="000000"/>
           <w:kern w:val="0"/>
           <w:szCs w:val="22"/>
@@ -3957,7 +3429,7 @@
       </w:pPr>
       <w:r>
         <w:rPr>
-          <w:rFonts w:ascii="맑은 고딕" w:eastAsia="맑은 고딕" w:hAnsi="맑은 고딕" w:cs="굴림" w:hint="eastAsia"/>
+          <w:rFonts w:ascii="맑은 고딕" w:eastAsia="맑은 고딕" w:hAnsi="맑은 고딕" w:cs="Gulim" w:hint="eastAsia"/>
           <w:color w:val="000000"/>
           <w:kern w:val="0"/>
           <w:szCs w:val="22"/>
@@ -3974,7 +3446,7 @@
         <w:autoSpaceDN/>
         <w:spacing w:after="0"/>
         <w:rPr>
-          <w:rFonts w:ascii="맑은 고딕" w:eastAsia="맑은 고딕" w:hAnsi="맑은 고딕" w:cs="굴림"/>
+          <w:rFonts w:ascii="맑은 고딕" w:eastAsia="맑은 고딕" w:hAnsi="맑은 고딕" w:cs="Gulim"/>
           <w:color w:val="000000"/>
           <w:kern w:val="0"/>
           <w:szCs w:val="22"/>
@@ -3983,7 +3455,7 @@
       </w:pPr>
       <w:r>
         <w:rPr>
-          <w:rFonts w:ascii="맑은 고딕" w:eastAsia="맑은 고딕" w:hAnsi="맑은 고딕" w:cs="굴림" w:hint="eastAsia"/>
+          <w:rFonts w:ascii="맑은 고딕" w:eastAsia="맑은 고딕" w:hAnsi="맑은 고딕" w:cs="Gulim" w:hint="eastAsia"/>
           <w:color w:val="000000"/>
           <w:kern w:val="0"/>
           <w:szCs w:val="22"/>
@@ -4000,7 +3472,7 @@
         <w:autoSpaceDN/>
         <w:spacing w:after="0"/>
         <w:rPr>
-          <w:rFonts w:ascii="맑은 고딕" w:eastAsia="맑은 고딕" w:hAnsi="맑은 고딕" w:cs="굴림"/>
+          <w:rFonts w:ascii="맑은 고딕" w:eastAsia="맑은 고딕" w:hAnsi="맑은 고딕" w:cs="Gulim"/>
           <w:color w:val="000000"/>
           <w:kern w:val="0"/>
           <w:szCs w:val="22"/>
@@ -4009,7 +3481,7 @@
       </w:pPr>
       <w:r>
         <w:rPr>
-          <w:rFonts w:ascii="맑은 고딕" w:eastAsia="맑은 고딕" w:hAnsi="맑은 고딕" w:cs="굴림" w:hint="eastAsia"/>
+          <w:rFonts w:ascii="맑은 고딕" w:eastAsia="맑은 고딕" w:hAnsi="맑은 고딕" w:cs="Gulim" w:hint="eastAsia"/>
           <w:color w:val="000000"/>
           <w:kern w:val="0"/>
           <w:szCs w:val="22"/>
@@ -4026,7 +3498,7 @@
         <w:autoSpaceDN/>
         <w:spacing w:after="0"/>
         <w:rPr>
-          <w:rFonts w:ascii="맑은 고딕" w:eastAsia="맑은 고딕" w:hAnsi="맑은 고딕" w:cs="굴림"/>
+          <w:rFonts w:ascii="맑은 고딕" w:eastAsia="맑은 고딕" w:hAnsi="맑은 고딕" w:cs="Gulim"/>
           <w:color w:val="000000"/>
           <w:kern w:val="0"/>
           <w:szCs w:val="22"/>
@@ -4035,7 +3507,7 @@
       </w:pPr>
       <w:r>
         <w:rPr>
-          <w:rFonts w:ascii="맑은 고딕" w:eastAsia="맑은 고딕" w:hAnsi="맑은 고딕" w:cs="굴림" w:hint="eastAsia"/>
+          <w:rFonts w:ascii="맑은 고딕" w:eastAsia="맑은 고딕" w:hAnsi="맑은 고딕" w:cs="Gulim" w:hint="eastAsia"/>
           <w:color w:val="000000"/>
           <w:kern w:val="0"/>
           <w:szCs w:val="22"/>
@@ -4052,7 +3524,7 @@
         <w:autoSpaceDN/>
         <w:spacing w:after="0"/>
         <w:rPr>
-          <w:rFonts w:ascii="맑은 고딕" w:eastAsia="맑은 고딕" w:hAnsi="맑은 고딕" w:cs="굴림"/>
+          <w:rFonts w:ascii="맑은 고딕" w:eastAsia="맑은 고딕" w:hAnsi="맑은 고딕" w:cs="Gulim"/>
           <w:color w:val="000000"/>
           <w:kern w:val="0"/>
           <w:szCs w:val="22"/>
@@ -4061,7 +3533,7 @@
       </w:pPr>
       <w:r>
         <w:rPr>
-          <w:rFonts w:ascii="맑은 고딕" w:eastAsia="맑은 고딕" w:hAnsi="맑은 고딕" w:cs="굴림" w:hint="eastAsia"/>
+          <w:rFonts w:ascii="맑은 고딕" w:eastAsia="맑은 고딕" w:hAnsi="맑은 고딕" w:cs="Gulim" w:hint="eastAsia"/>
           <w:color w:val="000000"/>
           <w:kern w:val="0"/>
           <w:szCs w:val="22"/>
@@ -4078,7 +3550,7 @@
         <w:autoSpaceDN/>
         <w:spacing w:after="0"/>
         <w:rPr>
-          <w:rFonts w:ascii="맑은 고딕" w:eastAsia="맑은 고딕" w:hAnsi="맑은 고딕" w:cs="굴림"/>
+          <w:rFonts w:ascii="맑은 고딕" w:eastAsia="맑은 고딕" w:hAnsi="맑은 고딕" w:cs="Gulim"/>
           <w:color w:val="000000"/>
           <w:kern w:val="0"/>
           <w:szCs w:val="22"/>
@@ -4087,7 +3559,7 @@
       </w:pPr>
       <w:r>
         <w:rPr>
-          <w:rFonts w:ascii="맑은 고딕" w:eastAsia="맑은 고딕" w:hAnsi="맑은 고딕" w:cs="굴림" w:hint="eastAsia"/>
+          <w:rFonts w:ascii="맑은 고딕" w:eastAsia="맑은 고딕" w:hAnsi="맑은 고딕" w:cs="Gulim" w:hint="eastAsia"/>
           <w:color w:val="000000"/>
           <w:kern w:val="0"/>
           <w:szCs w:val="22"/>
@@ -4104,7 +3576,7 @@
         <w:autoSpaceDN/>
         <w:spacing w:after="0"/>
         <w:rPr>
-          <w:rFonts w:ascii="맑은 고딕" w:eastAsia="맑은 고딕" w:hAnsi="맑은 고딕" w:cs="굴림"/>
+          <w:rFonts w:ascii="맑은 고딕" w:eastAsia="맑은 고딕" w:hAnsi="맑은 고딕" w:cs="Gulim"/>
           <w:color w:val="000000"/>
           <w:kern w:val="0"/>
           <w:szCs w:val="22"/>
@@ -4113,7 +3585,7 @@
       </w:pPr>
       <w:r>
         <w:rPr>
-          <w:rFonts w:ascii="맑은 고딕" w:eastAsia="맑은 고딕" w:hAnsi="맑은 고딕" w:cs="굴림" w:hint="eastAsia"/>
+          <w:rFonts w:ascii="맑은 고딕" w:eastAsia="맑은 고딕" w:hAnsi="맑은 고딕" w:cs="Gulim" w:hint="eastAsia"/>
           <w:color w:val="000000"/>
           <w:kern w:val="0"/>
           <w:szCs w:val="22"/>
@@ -4130,7 +3602,7 @@
         <w:autoSpaceDN/>
         <w:spacing w:after="0"/>
         <w:rPr>
-          <w:rFonts w:ascii="맑은 고딕" w:eastAsia="맑은 고딕" w:hAnsi="맑은 고딕" w:cs="굴림"/>
+          <w:rFonts w:ascii="맑은 고딕" w:eastAsia="맑은 고딕" w:hAnsi="맑은 고딕" w:cs="Gulim"/>
           <w:color w:val="000000"/>
           <w:kern w:val="0"/>
           <w:szCs w:val="22"/>
@@ -4139,7 +3611,7 @@
       </w:pPr>
       <w:r>
         <w:rPr>
-          <w:rFonts w:ascii="맑은 고딕" w:eastAsia="맑은 고딕" w:hAnsi="맑은 고딕" w:cs="굴림" w:hint="eastAsia"/>
+          <w:rFonts w:ascii="맑은 고딕" w:eastAsia="맑은 고딕" w:hAnsi="맑은 고딕" w:cs="Gulim" w:hint="eastAsia"/>
           <w:color w:val="000000"/>
           <w:kern w:val="0"/>
           <w:szCs w:val="22"/>
@@ -4156,7 +3628,7 @@
         <w:autoSpaceDN/>
         <w:spacing w:after="0"/>
         <w:rPr>
-          <w:rFonts w:ascii="맑은 고딕" w:eastAsia="맑은 고딕" w:hAnsi="맑은 고딕" w:cs="굴림"/>
+          <w:rFonts w:ascii="맑은 고딕" w:eastAsia="맑은 고딕" w:hAnsi="맑은 고딕" w:cs="Gulim"/>
           <w:color w:val="000000"/>
           <w:kern w:val="0"/>
           <w:szCs w:val="22"/>
@@ -4165,7 +3637,7 @@
       </w:pPr>
       <w:r>
         <w:rPr>
-          <w:rFonts w:ascii="맑은 고딕" w:eastAsia="맑은 고딕" w:hAnsi="맑은 고딕" w:cs="굴림" w:hint="eastAsia"/>
+          <w:rFonts w:ascii="맑은 고딕" w:eastAsia="맑은 고딕" w:hAnsi="맑은 고딕" w:cs="Gulim" w:hint="eastAsia"/>
           <w:color w:val="000000"/>
           <w:kern w:val="0"/>
           <w:szCs w:val="22"/>
@@ -4182,7 +3654,7 @@
         <w:autoSpaceDN/>
         <w:spacing w:after="0"/>
         <w:rPr>
-          <w:rFonts w:ascii="맑은 고딕" w:eastAsia="맑은 고딕" w:hAnsi="맑은 고딕" w:cs="굴림"/>
+          <w:rFonts w:ascii="맑은 고딕" w:eastAsia="맑은 고딕" w:hAnsi="맑은 고딕" w:cs="Gulim"/>
           <w:color w:val="000000"/>
           <w:kern w:val="0"/>
           <w:szCs w:val="22"/>
@@ -4191,7 +3663,7 @@
       </w:pPr>
       <w:r>
         <w:rPr>
-          <w:rFonts w:ascii="맑은 고딕" w:eastAsia="맑은 고딕" w:hAnsi="맑은 고딕" w:cs="굴림" w:hint="eastAsia"/>
+          <w:rFonts w:ascii="맑은 고딕" w:eastAsia="맑은 고딕" w:hAnsi="맑은 고딕" w:cs="Gulim" w:hint="eastAsia"/>
           <w:color w:val="000000"/>
           <w:kern w:val="0"/>
           <w:szCs w:val="22"/>
@@ -4208,7 +3680,7 @@
         <w:autoSpaceDN/>
         <w:spacing w:after="0"/>
         <w:rPr>
-          <w:rFonts w:ascii="맑은 고딕" w:eastAsia="맑은 고딕" w:hAnsi="맑은 고딕" w:cs="굴림"/>
+          <w:rFonts w:ascii="맑은 고딕" w:eastAsia="맑은 고딕" w:hAnsi="맑은 고딕" w:cs="Gulim"/>
           <w:color w:val="000000"/>
           <w:kern w:val="0"/>
           <w:szCs w:val="22"/>
@@ -4217,7 +3689,7 @@
       </w:pPr>
       <w:r>
         <w:rPr>
-          <w:rFonts w:ascii="맑은 고딕" w:eastAsia="맑은 고딕" w:hAnsi="맑은 고딕" w:cs="굴림" w:hint="eastAsia"/>
+          <w:rFonts w:ascii="맑은 고딕" w:eastAsia="맑은 고딕" w:hAnsi="맑은 고딕" w:cs="Gulim" w:hint="eastAsia"/>
           <w:color w:val="000000"/>
           <w:kern w:val="0"/>
           <w:szCs w:val="22"/>
@@ -4234,7 +3706,7 @@
         <w:autoSpaceDN/>
         <w:spacing w:after="0"/>
         <w:rPr>
-          <w:rFonts w:ascii="맑은 고딕" w:eastAsia="맑은 고딕" w:hAnsi="맑은 고딕" w:cs="굴림"/>
+          <w:rFonts w:ascii="맑은 고딕" w:eastAsia="맑은 고딕" w:hAnsi="맑은 고딕" w:cs="Gulim"/>
           <w:color w:val="000000"/>
           <w:kern w:val="0"/>
           <w:szCs w:val="22"/>
@@ -4243,7 +3715,7 @@
       </w:pPr>
       <w:r>
         <w:rPr>
-          <w:rFonts w:ascii="맑은 고딕" w:eastAsia="맑은 고딕" w:hAnsi="맑은 고딕" w:cs="굴림" w:hint="eastAsia"/>
+          <w:rFonts w:ascii="맑은 고딕" w:eastAsia="맑은 고딕" w:hAnsi="맑은 고딕" w:cs="Gulim" w:hint="eastAsia"/>
           <w:color w:val="000000"/>
           <w:kern w:val="0"/>
           <w:szCs w:val="22"/>
@@ -4259,7 +3731,7 @@
         <w:autoSpaceDE/>
         <w:autoSpaceDN/>
         <w:rPr>
-          <w:rFonts w:ascii="맑은 고딕" w:eastAsia="맑은 고딕" w:hAnsi="맑은 고딕" w:cs="굴림" w:hint="eastAsia"/>
+          <w:rFonts w:ascii="맑은 고딕" w:eastAsia="맑은 고딕" w:hAnsi="맑은 고딕" w:cs="Gulim"/>
           <w:color w:val="000000"/>
           <w:kern w:val="0"/>
           <w:szCs w:val="22"/>
@@ -4268,7 +3740,7 @@
       </w:pPr>
       <w:r>
         <w:rPr>
-          <w:rFonts w:ascii="맑은 고딕" w:eastAsia="맑은 고딕" w:hAnsi="맑은 고딕" w:cs="굴림"/>
+          <w:rFonts w:ascii="맑은 고딕" w:eastAsia="맑은 고딕" w:hAnsi="맑은 고딕" w:cs="Gulim"/>
           <w:color w:val="000000"/>
           <w:kern w:val="0"/>
           <w:szCs w:val="22"/>
@@ -4285,7 +3757,7 @@
         <w:autoSpaceDN/>
         <w:spacing w:after="0"/>
         <w:rPr>
-          <w:rFonts w:ascii="맑은 고딕" w:eastAsia="맑은 고딕" w:hAnsi="맑은 고딕" w:cs="굴림"/>
+          <w:rFonts w:ascii="맑은 고딕" w:eastAsia="맑은 고딕" w:hAnsi="맑은 고딕" w:cs="Gulim"/>
           <w:color w:val="000000"/>
           <w:kern w:val="0"/>
           <w:szCs w:val="22"/>
@@ -4294,7 +3766,7 @@
       </w:pPr>
       <w:r>
         <w:rPr>
-          <w:rFonts w:ascii="맑은 고딕" w:eastAsia="맑은 고딕" w:hAnsi="맑은 고딕" w:cs="굴림" w:hint="eastAsia"/>
+          <w:rFonts w:ascii="맑은 고딕" w:eastAsia="맑은 고딕" w:hAnsi="맑은 고딕" w:cs="Gulim" w:hint="eastAsia"/>
           <w:color w:val="000000"/>
           <w:kern w:val="0"/>
           <w:szCs w:val="22"/>
@@ -4305,7 +3777,7 @@
       </w:r>
       <w:r>
         <w:rPr>
-          <w:rFonts w:ascii="맑은 고딕" w:eastAsia="맑은 고딕" w:hAnsi="맑은 고딕" w:cs="굴림" w:hint="eastAsia"/>
+          <w:rFonts w:ascii="맑은 고딕" w:eastAsia="맑은 고딕" w:hAnsi="맑은 고딕" w:cs="Gulim" w:hint="eastAsia"/>
           <w:b/>
           <w:bCs/>
           <w:color w:val="000000"/>
@@ -4314,35 +3786,7 @@
           <w:szCs w:val="17"/>
           <w14:ligatures w14:val="none"/>
         </w:rPr>
-        <w:t>별첨1. SK</w:t>
-      </w:r>
-      <w:proofErr w:type="spellStart"/>
-      <w:r>
-        <w:rPr>
-          <w:rFonts w:ascii="맑은 고딕" w:eastAsia="맑은 고딕" w:hAnsi="맑은 고딕" w:cs="굴림" w:hint="eastAsia"/>
-          <w:b/>
-          <w:bCs/>
-          <w:color w:val="000000"/>
-          <w:kern w:val="0"/>
-          <w:sz w:val="17"/>
-          <w:szCs w:val="17"/>
-          <w14:ligatures w14:val="none"/>
-        </w:rPr>
-        <w:t>일렉링크</w:t>
-      </w:r>
-      <w:proofErr w:type="spellEnd"/>
-      <w:r>
-        <w:rPr>
-          <w:rFonts w:ascii="맑은 고딕" w:eastAsia="맑은 고딕" w:hAnsi="맑은 고딕" w:cs="굴림" w:hint="eastAsia"/>
-          <w:b/>
-          <w:bCs/>
-          <w:color w:val="000000"/>
-          <w:kern w:val="0"/>
-          <w:sz w:val="17"/>
-          <w:szCs w:val="17"/>
-          <w14:ligatures w14:val="none"/>
-        </w:rPr>
-        <w:t xml:space="preserve"> 충전요금]</w:t>
+        <w:t>별첨1. SK일렉링크 충전요금]</w:t>
       </w:r>
     </w:p>
     <w:tbl>
@@ -4394,7 +3838,7 @@
               <w:spacing w:after="0"/>
               <w:jc w:val="center"/>
               <w:rPr>
-                <w:rFonts w:ascii="맑은 고딕" w:eastAsia="맑은 고딕" w:hAnsi="맑은 고딕" w:cs="굴림"/>
+                <w:rFonts w:ascii="맑은 고딕" w:eastAsia="맑은 고딕" w:hAnsi="맑은 고딕" w:cs="Gulim"/>
                 <w:color w:val="000000"/>
                 <w:kern w:val="0"/>
                 <w:szCs w:val="22"/>
@@ -4403,7 +3847,7 @@
             </w:pPr>
             <w:r>
               <w:rPr>
-                <w:rFonts w:ascii="맑은 고딕" w:eastAsia="맑은 고딕" w:hAnsi="맑은 고딕" w:cs="굴림" w:hint="eastAsia"/>
+                <w:rFonts w:ascii="맑은 고딕" w:eastAsia="맑은 고딕" w:hAnsi="맑은 고딕" w:cs="Gulim" w:hint="eastAsia"/>
                 <w:b/>
                 <w:bCs/>
                 <w:color w:val="000000"/>
@@ -4445,7 +3889,7 @@
               <w:spacing w:after="0"/>
               <w:jc w:val="center"/>
               <w:rPr>
-                <w:rFonts w:ascii="맑은 고딕" w:eastAsia="맑은 고딕" w:hAnsi="맑은 고딕" w:cs="굴림"/>
+                <w:rFonts w:ascii="맑은 고딕" w:eastAsia="맑은 고딕" w:hAnsi="맑은 고딕" w:cs="Gulim"/>
                 <w:color w:val="000000"/>
                 <w:kern w:val="0"/>
                 <w:szCs w:val="22"/>
@@ -4454,7 +3898,7 @@
             </w:pPr>
             <w:r>
               <w:rPr>
-                <w:rFonts w:ascii="맑은 고딕" w:eastAsia="맑은 고딕" w:hAnsi="맑은 고딕" w:cs="굴림" w:hint="eastAsia"/>
+                <w:rFonts w:ascii="맑은 고딕" w:eastAsia="맑은 고딕" w:hAnsi="맑은 고딕" w:cs="Gulim" w:hint="eastAsia"/>
                 <w:b/>
                 <w:bCs/>
                 <w:color w:val="000000"/>
@@ -4496,7 +3940,7 @@
               <w:spacing w:after="0"/>
               <w:jc w:val="center"/>
               <w:rPr>
-                <w:rFonts w:ascii="맑은 고딕" w:eastAsia="맑은 고딕" w:hAnsi="맑은 고딕" w:cs="굴림"/>
+                <w:rFonts w:ascii="맑은 고딕" w:eastAsia="맑은 고딕" w:hAnsi="맑은 고딕" w:cs="Gulim"/>
                 <w:color w:val="000000"/>
                 <w:kern w:val="0"/>
                 <w:szCs w:val="22"/>
@@ -4505,7 +3949,7 @@
             </w:pPr>
             <w:r>
               <w:rPr>
-                <w:rFonts w:ascii="맑은 고딕" w:eastAsia="맑은 고딕" w:hAnsi="맑은 고딕" w:cs="굴림" w:hint="eastAsia"/>
+                <w:rFonts w:ascii="맑은 고딕" w:eastAsia="맑은 고딕" w:hAnsi="맑은 고딕" w:cs="Gulim" w:hint="eastAsia"/>
                 <w:b/>
                 <w:bCs/>
                 <w:color w:val="000000"/>
@@ -4547,7 +3991,7 @@
               <w:spacing w:after="0"/>
               <w:jc w:val="center"/>
               <w:rPr>
-                <w:rFonts w:ascii="맑은 고딕" w:eastAsia="맑은 고딕" w:hAnsi="맑은 고딕" w:cs="굴림"/>
+                <w:rFonts w:ascii="맑은 고딕" w:eastAsia="맑은 고딕" w:hAnsi="맑은 고딕" w:cs="Gulim"/>
                 <w:color w:val="000000"/>
                 <w:kern w:val="0"/>
                 <w:szCs w:val="22"/>
@@ -4556,7 +4000,7 @@
             </w:pPr>
             <w:r>
               <w:rPr>
-                <w:rFonts w:ascii="맑은 고딕" w:eastAsia="맑은 고딕" w:hAnsi="맑은 고딕" w:cs="굴림" w:hint="eastAsia"/>
+                <w:rFonts w:ascii="맑은 고딕" w:eastAsia="맑은 고딕" w:hAnsi="맑은 고딕" w:cs="Gulim" w:hint="eastAsia"/>
                 <w:b/>
                 <w:bCs/>
                 <w:color w:val="000000"/>
@@ -4595,7 +4039,7 @@
               <w:autoSpaceDN/>
               <w:spacing w:after="0"/>
               <w:rPr>
-                <w:rFonts w:ascii="맑은 고딕" w:eastAsia="맑은 고딕" w:hAnsi="맑은 고딕" w:cs="굴림"/>
+                <w:rFonts w:ascii="맑은 고딕" w:eastAsia="맑은 고딕" w:hAnsi="맑은 고딕" w:cs="Gulim"/>
                 <w:color w:val="000000"/>
                 <w:kern w:val="0"/>
                 <w:szCs w:val="22"/>
@@ -4625,7 +4069,7 @@
               <w:autoSpaceDN/>
               <w:spacing w:after="0"/>
               <w:rPr>
-                <w:rFonts w:ascii="맑은 고딕" w:eastAsia="맑은 고딕" w:hAnsi="맑은 고딕" w:cs="굴림"/>
+                <w:rFonts w:ascii="맑은 고딕" w:eastAsia="맑은 고딕" w:hAnsi="맑은 고딕" w:cs="Gulim"/>
                 <w:color w:val="000000"/>
                 <w:kern w:val="0"/>
                 <w:szCs w:val="22"/>
@@ -4655,7 +4099,7 @@
               <w:autoSpaceDN/>
               <w:spacing w:after="0"/>
               <w:rPr>
-                <w:rFonts w:ascii="맑은 고딕" w:eastAsia="맑은 고딕" w:hAnsi="맑은 고딕" w:cs="굴림"/>
+                <w:rFonts w:ascii="맑은 고딕" w:eastAsia="맑은 고딕" w:hAnsi="맑은 고딕" w:cs="Gulim"/>
                 <w:color w:val="000000"/>
                 <w:kern w:val="0"/>
                 <w:szCs w:val="22"/>
@@ -4692,7 +4136,7 @@
               <w:spacing w:after="0"/>
               <w:jc w:val="center"/>
               <w:rPr>
-                <w:rFonts w:ascii="맑은 고딕" w:eastAsia="맑은 고딕" w:hAnsi="맑은 고딕" w:cs="굴림"/>
+                <w:rFonts w:ascii="맑은 고딕" w:eastAsia="맑은 고딕" w:hAnsi="맑은 고딕" w:cs="Gulim"/>
                 <w:color w:val="000000"/>
                 <w:kern w:val="0"/>
                 <w:szCs w:val="22"/>
@@ -4701,7 +4145,7 @@
             </w:pPr>
             <w:r>
               <w:rPr>
-                <w:rFonts w:ascii="맑은 고딕" w:eastAsia="맑은 고딕" w:hAnsi="맑은 고딕" w:cs="굴림" w:hint="eastAsia"/>
+                <w:rFonts w:ascii="맑은 고딕" w:eastAsia="맑은 고딕" w:hAnsi="맑은 고딕" w:cs="Gulim" w:hint="eastAsia"/>
                 <w:b/>
                 <w:bCs/>
                 <w:color w:val="000000"/>
@@ -4742,7 +4186,7 @@
               <w:spacing w:after="0"/>
               <w:jc w:val="center"/>
               <w:rPr>
-                <w:rFonts w:ascii="맑은 고딕" w:eastAsia="맑은 고딕" w:hAnsi="맑은 고딕" w:cs="굴림"/>
+                <w:rFonts w:ascii="맑은 고딕" w:eastAsia="맑은 고딕" w:hAnsi="맑은 고딕" w:cs="Gulim"/>
                 <w:color w:val="000000"/>
                 <w:kern w:val="0"/>
                 <w:szCs w:val="22"/>
@@ -4751,7 +4195,7 @@
             </w:pPr>
             <w:r>
               <w:rPr>
-                <w:rFonts w:ascii="맑은 고딕" w:eastAsia="맑은 고딕" w:hAnsi="맑은 고딕" w:cs="굴림" w:hint="eastAsia"/>
+                <w:rFonts w:ascii="맑은 고딕" w:eastAsia="맑은 고딕" w:hAnsi="맑은 고딕" w:cs="Gulim" w:hint="eastAsia"/>
                 <w:b/>
                 <w:bCs/>
                 <w:color w:val="000000"/>
@@ -4797,7 +4241,7 @@
               <w:spacing w:after="0"/>
               <w:jc w:val="center"/>
               <w:rPr>
-                <w:rFonts w:ascii="맑은 고딕" w:eastAsia="맑은 고딕" w:hAnsi="맑은 고딕" w:cs="굴림"/>
+                <w:rFonts w:ascii="맑은 고딕" w:eastAsia="맑은 고딕" w:hAnsi="맑은 고딕" w:cs="Gulim"/>
                 <w:color w:val="000000"/>
                 <w:kern w:val="0"/>
                 <w:szCs w:val="22"/>
@@ -4806,7 +4250,7 @@
             </w:pPr>
             <w:r>
               <w:rPr>
-                <w:rFonts w:ascii="맑은 고딕" w:eastAsia="맑은 고딕" w:hAnsi="맑은 고딕" w:cs="굴림" w:hint="eastAsia"/>
+                <w:rFonts w:ascii="맑은 고딕" w:eastAsia="맑은 고딕" w:hAnsi="맑은 고딕" w:cs="Gulim" w:hint="eastAsia"/>
                 <w:color w:val="000000"/>
                 <w:kern w:val="0"/>
                 <w:sz w:val="16"/>
@@ -4844,7 +4288,7 @@
               <w:spacing w:after="0"/>
               <w:jc w:val="center"/>
               <w:rPr>
-                <w:rFonts w:ascii="맑은 고딕" w:eastAsia="맑은 고딕" w:hAnsi="맑은 고딕" w:cs="굴림"/>
+                <w:rFonts w:ascii="맑은 고딕" w:eastAsia="맑은 고딕" w:hAnsi="맑은 고딕" w:cs="Gulim"/>
                 <w:color w:val="000000"/>
                 <w:kern w:val="0"/>
                 <w:szCs w:val="22"/>
@@ -4853,7 +4297,7 @@
             </w:pPr>
             <w:r>
               <w:rPr>
-                <w:rFonts w:ascii="맑은 고딕" w:eastAsia="맑은 고딕" w:hAnsi="맑은 고딕" w:cs="굴림" w:hint="eastAsia"/>
+                <w:rFonts w:ascii="맑은 고딕" w:eastAsia="맑은 고딕" w:hAnsi="맑은 고딕" w:cs="Gulim" w:hint="eastAsia"/>
                 <w:color w:val="000000"/>
                 <w:kern w:val="0"/>
                 <w:sz w:val="16"/>
@@ -4892,7 +4336,7 @@
               <w:spacing w:after="0"/>
               <w:jc w:val="center"/>
               <w:rPr>
-                <w:rFonts w:ascii="맑은 고딕" w:eastAsia="맑은 고딕" w:hAnsi="맑은 고딕" w:cs="굴림"/>
+                <w:rFonts w:ascii="맑은 고딕" w:eastAsia="맑은 고딕" w:hAnsi="맑은 고딕" w:cs="Gulim"/>
                 <w:color w:val="000000"/>
                 <w:kern w:val="0"/>
                 <w:szCs w:val="22"/>
@@ -4901,28 +4345,15 @@
             </w:pPr>
             <w:r>
               <w:rPr>
-                <w:rFonts w:ascii="맑은 고딕" w:eastAsia="맑은 고딕" w:hAnsi="맑은 고딕" w:cs="굴림" w:hint="eastAsia"/>
+                <w:rFonts w:ascii="맑은 고딕" w:eastAsia="맑은 고딕" w:hAnsi="맑은 고딕" w:cs="Gulim" w:hint="eastAsia"/>
                 <w:color w:val="000000"/>
                 <w:kern w:val="0"/>
                 <w:sz w:val="16"/>
                 <w:szCs w:val="16"/>
                 <w14:ligatures w14:val="none"/>
               </w:rPr>
-              <w:t>SK</w:t>
-            </w:r>
-            <w:proofErr w:type="spellStart"/>
-            <w:r>
-              <w:rPr>
-                <w:rFonts w:ascii="맑은 고딕" w:eastAsia="맑은 고딕" w:hAnsi="맑은 고딕" w:cs="굴림" w:hint="eastAsia"/>
-                <w:color w:val="000000"/>
-                <w:kern w:val="0"/>
-                <w:sz w:val="16"/>
-                <w:szCs w:val="16"/>
-                <w14:ligatures w14:val="none"/>
-              </w:rPr>
-              <w:t>일렉링크</w:t>
-            </w:r>
-            <w:proofErr w:type="spellEnd"/>
+              <w:t>SK일렉링크</w:t>
+            </w:r>
           </w:p>
           <w:p>
             <w:pPr>
@@ -4933,7 +4364,7 @@
               <w:spacing w:after="0"/>
               <w:jc w:val="center"/>
               <w:rPr>
-                <w:rFonts w:ascii="맑은 고딕" w:eastAsia="맑은 고딕" w:hAnsi="맑은 고딕" w:cs="굴림"/>
+                <w:rFonts w:ascii="맑은 고딕" w:eastAsia="맑은 고딕" w:hAnsi="맑은 고딕" w:cs="Gulim"/>
                 <w:color w:val="000000"/>
                 <w:kern w:val="0"/>
                 <w:szCs w:val="22"/>
@@ -4942,7 +4373,7 @@
             </w:pPr>
             <w:r>
               <w:rPr>
-                <w:rFonts w:ascii="맑은 고딕" w:eastAsia="맑은 고딕" w:hAnsi="맑은 고딕" w:cs="굴림" w:hint="eastAsia"/>
+                <w:rFonts w:ascii="맑은 고딕" w:eastAsia="맑은 고딕" w:hAnsi="맑은 고딕" w:cs="Gulim" w:hint="eastAsia"/>
                 <w:color w:val="000000"/>
                 <w:kern w:val="0"/>
                 <w:sz w:val="16"/>
@@ -4980,7 +4411,7 @@
               <w:spacing w:after="0"/>
               <w:jc w:val="center"/>
               <w:rPr>
-                <w:rFonts w:ascii="맑은 고딕" w:eastAsia="맑은 고딕" w:hAnsi="맑은 고딕" w:cs="굴림"/>
+                <w:rFonts w:ascii="맑은 고딕" w:eastAsia="맑은 고딕" w:hAnsi="맑은 고딕" w:cs="Gulim"/>
                 <w:color w:val="000000"/>
                 <w:kern w:val="0"/>
                 <w:szCs w:val="22"/>
@@ -4989,7 +4420,7 @@
             </w:pPr>
             <w:r>
               <w:rPr>
-                <w:rFonts w:ascii="맑은 고딕" w:eastAsia="맑은 고딕" w:hAnsi="맑은 고딕" w:cs="굴림" w:hint="eastAsia"/>
+                <w:rFonts w:ascii="맑은 고딕" w:eastAsia="맑은 고딕" w:hAnsi="맑은 고딕" w:cs="Gulim" w:hint="eastAsia"/>
                 <w:color w:val="000000"/>
                 <w:kern w:val="0"/>
                 <w:sz w:val="16"/>
@@ -5027,7 +4458,7 @@
               <w:spacing w:after="0"/>
               <w:jc w:val="center"/>
               <w:rPr>
-                <w:rFonts w:ascii="맑은 고딕" w:eastAsia="맑은 고딕" w:hAnsi="맑은 고딕" w:cs="굴림"/>
+                <w:rFonts w:ascii="맑은 고딕" w:eastAsia="맑은 고딕" w:hAnsi="맑은 고딕" w:cs="Gulim"/>
                 <w:color w:val="000000"/>
                 <w:kern w:val="0"/>
                 <w:szCs w:val="22"/>
@@ -5036,7 +4467,7 @@
             </w:pPr>
             <w:r>
               <w:rPr>
-                <w:rFonts w:ascii="맑은 고딕" w:eastAsia="맑은 고딕" w:hAnsi="맑은 고딕" w:cs="굴림" w:hint="eastAsia"/>
+                <w:rFonts w:ascii="맑은 고딕" w:eastAsia="맑은 고딕" w:hAnsi="맑은 고딕" w:cs="Gulim" w:hint="eastAsia"/>
                 <w:color w:val="000000"/>
                 <w:kern w:val="0"/>
                 <w:sz w:val="16"/>
@@ -5073,7 +4504,7 @@
               <w:autoSpaceDN/>
               <w:spacing w:after="0"/>
               <w:rPr>
-                <w:rFonts w:ascii="맑은 고딕" w:eastAsia="맑은 고딕" w:hAnsi="맑은 고딕" w:cs="굴림"/>
+                <w:rFonts w:ascii="맑은 고딕" w:eastAsia="맑은 고딕" w:hAnsi="맑은 고딕" w:cs="Gulim"/>
                 <w:color w:val="000000"/>
                 <w:kern w:val="0"/>
                 <w:szCs w:val="22"/>
@@ -5109,7 +4540,7 @@
               <w:spacing w:after="0"/>
               <w:jc w:val="center"/>
               <w:rPr>
-                <w:rFonts w:ascii="맑은 고딕" w:eastAsia="맑은 고딕" w:hAnsi="맑은 고딕" w:cs="굴림"/>
+                <w:rFonts w:ascii="맑은 고딕" w:eastAsia="맑은 고딕" w:hAnsi="맑은 고딕" w:cs="Gulim"/>
                 <w:color w:val="000000"/>
                 <w:kern w:val="0"/>
                 <w:szCs w:val="22"/>
@@ -5118,7 +4549,7 @@
             </w:pPr>
             <w:r>
               <w:rPr>
-                <w:rFonts w:ascii="맑은 고딕" w:eastAsia="맑은 고딕" w:hAnsi="맑은 고딕" w:cs="굴림" w:hint="eastAsia"/>
+                <w:rFonts w:ascii="맑은 고딕" w:eastAsia="맑은 고딕" w:hAnsi="맑은 고딕" w:cs="Gulim" w:hint="eastAsia"/>
                 <w:color w:val="000000"/>
                 <w:kern w:val="0"/>
                 <w:sz w:val="16"/>
@@ -5150,7 +4581,7 @@
               <w:autoSpaceDN/>
               <w:spacing w:after="0"/>
               <w:rPr>
-                <w:rFonts w:ascii="맑은 고딕" w:eastAsia="맑은 고딕" w:hAnsi="맑은 고딕" w:cs="굴림"/>
+                <w:rFonts w:ascii="맑은 고딕" w:eastAsia="맑은 고딕" w:hAnsi="맑은 고딕" w:cs="Gulim"/>
                 <w:color w:val="000000"/>
                 <w:kern w:val="0"/>
                 <w:szCs w:val="22"/>
@@ -5186,7 +4617,7 @@
               <w:spacing w:after="0"/>
               <w:jc w:val="center"/>
               <w:rPr>
-                <w:rFonts w:ascii="맑은 고딕" w:eastAsia="맑은 고딕" w:hAnsi="맑은 고딕" w:cs="굴림"/>
+                <w:rFonts w:ascii="맑은 고딕" w:eastAsia="맑은 고딕" w:hAnsi="맑은 고딕" w:cs="Gulim"/>
                 <w:color w:val="000000"/>
                 <w:kern w:val="0"/>
                 <w:szCs w:val="22"/>
@@ -5195,7 +4626,7 @@
             </w:pPr>
             <w:r>
               <w:rPr>
-                <w:rFonts w:ascii="맑은 고딕" w:eastAsia="맑은 고딕" w:hAnsi="맑은 고딕" w:cs="굴림" w:hint="eastAsia"/>
+                <w:rFonts w:ascii="맑은 고딕" w:eastAsia="맑은 고딕" w:hAnsi="맑은 고딕" w:cs="Gulim" w:hint="eastAsia"/>
                 <w:color w:val="000000"/>
                 <w:kern w:val="0"/>
                 <w:sz w:val="16"/>
@@ -5214,7 +4645,7 @@
               <w:spacing w:after="0"/>
               <w:jc w:val="center"/>
               <w:rPr>
-                <w:rFonts w:ascii="맑은 고딕" w:eastAsia="맑은 고딕" w:hAnsi="맑은 고딕" w:cs="굴림"/>
+                <w:rFonts w:ascii="맑은 고딕" w:eastAsia="맑은 고딕" w:hAnsi="맑은 고딕" w:cs="Gulim"/>
                 <w:color w:val="000000"/>
                 <w:kern w:val="0"/>
                 <w:szCs w:val="22"/>
@@ -5223,7 +4654,7 @@
             </w:pPr>
             <w:r>
               <w:rPr>
-                <w:rFonts w:ascii="맑은 고딕" w:eastAsia="맑은 고딕" w:hAnsi="맑은 고딕" w:cs="굴림" w:hint="eastAsia"/>
+                <w:rFonts w:ascii="맑은 고딕" w:eastAsia="맑은 고딕" w:hAnsi="맑은 고딕" w:cs="Gulim" w:hint="eastAsia"/>
                 <w:color w:val="000000"/>
                 <w:kern w:val="0"/>
                 <w:sz w:val="16"/>
@@ -5261,7 +4692,7 @@
               <w:spacing w:after="0"/>
               <w:jc w:val="center"/>
               <w:rPr>
-                <w:rFonts w:ascii="맑은 고딕" w:eastAsia="맑은 고딕" w:hAnsi="맑은 고딕" w:cs="굴림"/>
+                <w:rFonts w:ascii="맑은 고딕" w:eastAsia="맑은 고딕" w:hAnsi="맑은 고딕" w:cs="Gulim"/>
                 <w:color w:val="000000"/>
                 <w:kern w:val="0"/>
                 <w:szCs w:val="22"/>
@@ -5270,7 +4701,7 @@
             </w:pPr>
             <w:r>
               <w:rPr>
-                <w:rFonts w:ascii="맑은 고딕" w:eastAsia="맑은 고딕" w:hAnsi="맑은 고딕" w:cs="굴림" w:hint="eastAsia"/>
+                <w:rFonts w:ascii="맑은 고딕" w:eastAsia="맑은 고딕" w:hAnsi="맑은 고딕" w:cs="Gulim" w:hint="eastAsia"/>
                 <w:color w:val="000000"/>
                 <w:kern w:val="0"/>
                 <w:sz w:val="16"/>
@@ -5289,7 +4720,7 @@
               <w:spacing w:after="0"/>
               <w:jc w:val="center"/>
               <w:rPr>
-                <w:rFonts w:ascii="맑은 고딕" w:eastAsia="맑은 고딕" w:hAnsi="맑은 고딕" w:cs="굴림"/>
+                <w:rFonts w:ascii="맑은 고딕" w:eastAsia="맑은 고딕" w:hAnsi="맑은 고딕" w:cs="Gulim"/>
                 <w:color w:val="000000"/>
                 <w:kern w:val="0"/>
                 <w:szCs w:val="22"/>
@@ -5298,7 +4729,7 @@
             </w:pPr>
             <w:r>
               <w:rPr>
-                <w:rFonts w:ascii="맑은 고딕" w:eastAsia="맑은 고딕" w:hAnsi="맑은 고딕" w:cs="굴림" w:hint="eastAsia"/>
+                <w:rFonts w:ascii="맑은 고딕" w:eastAsia="맑은 고딕" w:hAnsi="맑은 고딕" w:cs="Gulim" w:hint="eastAsia"/>
                 <w:color w:val="000000"/>
                 <w:kern w:val="0"/>
                 <w:sz w:val="16"/>
@@ -5319,7 +4750,7 @@
         <w:autoSpaceDN/>
         <w:spacing w:after="0" w:line="408" w:lineRule="auto"/>
         <w:rPr>
-          <w:rFonts w:ascii="맑은 고딕" w:eastAsia="맑은 고딕" w:hAnsi="맑은 고딕" w:cs="굴림"/>
+          <w:rFonts w:ascii="맑은 고딕" w:eastAsia="맑은 고딕" w:hAnsi="맑은 고딕" w:cs="Gulim"/>
           <w:color w:val="000000"/>
           <w:kern w:val="0"/>
           <w:szCs w:val="22"/>
@@ -5328,7 +4759,7 @@
       </w:pPr>
       <w:r>
         <w:rPr>
-          <w:rFonts w:ascii="맑은 고딕" w:eastAsia="맑은 고딕" w:hAnsi="맑은 고딕" w:cs="굴림" w:hint="eastAsia"/>
+          <w:rFonts w:ascii="맑은 고딕" w:eastAsia="맑은 고딕" w:hAnsi="맑은 고딕" w:cs="Gulim" w:hint="eastAsia"/>
           <w:b/>
           <w:bCs/>
           <w:color w:val="000000"/>
@@ -5348,7 +4779,7 @@
         <w:autoSpaceDN/>
         <w:spacing w:after="0" w:line="408" w:lineRule="auto"/>
         <w:rPr>
-          <w:rFonts w:ascii="맑은 고딕" w:eastAsia="맑은 고딕" w:hAnsi="맑은 고딕" w:cs="굴림" w:hint="eastAsia"/>
+          <w:rFonts w:ascii="맑은 고딕" w:eastAsia="맑은 고딕" w:hAnsi="맑은 고딕" w:cs="Gulim"/>
           <w:color w:val="000000"/>
           <w:kern w:val="0"/>
           <w:szCs w:val="22"/>
@@ -5357,38 +4788,41 @@
       </w:pPr>
       <w:r>
         <w:rPr>
-          <w:rFonts w:ascii="맑은 고딕" w:eastAsia="맑은 고딕" w:hAnsi="맑은 고딕" w:cs="굴림" w:hint="eastAsia"/>
+          <w:rFonts w:ascii="맑은 고딕" w:eastAsia="맑은 고딕" w:hAnsi="맑은 고딕" w:cs="Gulim" w:hint="eastAsia"/>
           <w:color w:val="000000"/>
           <w:kern w:val="0"/>
           <w:sz w:val="16"/>
           <w:szCs w:val="16"/>
           <w14:ligatures w14:val="none"/>
         </w:rPr>
-        <w:t>1) 프로모션 충전 요금은 서비스 시작일에 적용(SK</w:t>
+        <w:t>1) 프로모션 충전 요금은 서비스 시작일에 적용(SK일렉링크 회원 기준)</w:t>
       </w:r>
-      <w:proofErr w:type="spellStart"/>
+    </w:p>
+    <w:p>
+      <w:pPr>
+        <w:widowControl/>
+        <w:wordWrap/>
+        <w:autoSpaceDE/>
+        <w:autoSpaceDN/>
+        <w:spacing w:after="0" w:line="408" w:lineRule="auto"/>
+        <w:rPr>
+          <w:rFonts w:ascii="맑은 고딕" w:eastAsia="맑은 고딕" w:hAnsi="맑은 고딕" w:cs="Gulim"/>
+          <w:color w:val="000000"/>
+          <w:kern w:val="0"/>
+          <w:szCs w:val="22"/>
+          <w14:ligatures w14:val="none"/>
+        </w:rPr>
+      </w:pPr>
       <w:r>
         <w:rPr>
-          <w:rFonts w:ascii="맑은 고딕" w:eastAsia="맑은 고딕" w:hAnsi="맑은 고딕" w:cs="굴림" w:hint="eastAsia"/>
+          <w:rFonts w:ascii="맑은 고딕" w:eastAsia="맑은 고딕" w:hAnsi="맑은 고딕" w:cs="Gulim" w:hint="eastAsia"/>
           <w:color w:val="000000"/>
           <w:kern w:val="0"/>
           <w:sz w:val="16"/>
           <w:szCs w:val="16"/>
           <w14:ligatures w14:val="none"/>
         </w:rPr>
-        <w:t>일렉링크</w:t>
-      </w:r>
-      <w:proofErr w:type="spellEnd"/>
-      <w:r>
-        <w:rPr>
-          <w:rFonts w:ascii="맑은 고딕" w:eastAsia="맑은 고딕" w:hAnsi="맑은 고딕" w:cs="굴림" w:hint="eastAsia"/>
-          <w:color w:val="000000"/>
-          <w:kern w:val="0"/>
-          <w:sz w:val="16"/>
-          <w:szCs w:val="16"/>
-          <w14:ligatures w14:val="none"/>
-        </w:rPr>
-        <w:t xml:space="preserve"> 회원 기준)</w:t>
+        <w:t>2) 프로모션 종료 후 충전단가는SK일렉링크 표준단가 적용</w:t>
       </w:r>
     </w:p>
     <w:p>
@@ -5399,7 +4833,7 @@
         <w:autoSpaceDN/>
         <w:spacing w:after="0" w:line="408" w:lineRule="auto"/>
         <w:rPr>
-          <w:rFonts w:ascii="맑은 고딕" w:eastAsia="맑은 고딕" w:hAnsi="맑은 고딕" w:cs="굴림"/>
+          <w:rFonts w:ascii="맑은 고딕" w:eastAsia="맑은 고딕" w:hAnsi="맑은 고딕" w:cs="Gulim"/>
           <w:color w:val="000000"/>
           <w:kern w:val="0"/>
           <w:szCs w:val="22"/>
@@ -5408,58 +4842,7 @@
       </w:pPr>
       <w:r>
         <w:rPr>
-          <w:rFonts w:ascii="맑은 고딕" w:eastAsia="맑은 고딕" w:hAnsi="맑은 고딕" w:cs="굴림" w:hint="eastAsia"/>
-          <w:color w:val="000000"/>
-          <w:kern w:val="0"/>
-          <w:sz w:val="16"/>
-          <w:szCs w:val="16"/>
-          <w14:ligatures w14:val="none"/>
-        </w:rPr>
-        <w:t>2) 프로모션 종료 후 충전단가는SK</w:t>
-      </w:r>
-      <w:proofErr w:type="spellStart"/>
-      <w:r>
-        <w:rPr>
-          <w:rFonts w:ascii="맑은 고딕" w:eastAsia="맑은 고딕" w:hAnsi="맑은 고딕" w:cs="굴림" w:hint="eastAsia"/>
-          <w:color w:val="000000"/>
-          <w:kern w:val="0"/>
-          <w:sz w:val="16"/>
-          <w:szCs w:val="16"/>
-          <w14:ligatures w14:val="none"/>
-        </w:rPr>
-        <w:t>일렉링크</w:t>
-      </w:r>
-      <w:proofErr w:type="spellEnd"/>
-      <w:r>
-        <w:rPr>
-          <w:rFonts w:ascii="맑은 고딕" w:eastAsia="맑은 고딕" w:hAnsi="맑은 고딕" w:cs="굴림" w:hint="eastAsia"/>
-          <w:color w:val="000000"/>
-          <w:kern w:val="0"/>
-          <w:sz w:val="16"/>
-          <w:szCs w:val="16"/>
-          <w14:ligatures w14:val="none"/>
-        </w:rPr>
-        <w:t xml:space="preserve"> 표준단가 적용</w:t>
-      </w:r>
-    </w:p>
-    <w:p>
-      <w:pPr>
-        <w:widowControl/>
-        <w:wordWrap/>
-        <w:autoSpaceDE/>
-        <w:autoSpaceDN/>
-        <w:spacing w:after="0" w:line="408" w:lineRule="auto"/>
-        <w:rPr>
-          <w:rFonts w:ascii="맑은 고딕" w:eastAsia="맑은 고딕" w:hAnsi="맑은 고딕" w:cs="굴림"/>
-          <w:color w:val="000000"/>
-          <w:kern w:val="0"/>
-          <w:szCs w:val="22"/>
-          <w14:ligatures w14:val="none"/>
-        </w:rPr>
-      </w:pPr>
-      <w:r>
-        <w:rPr>
-          <w:rFonts w:ascii="맑은 고딕" w:eastAsia="맑은 고딕" w:hAnsi="맑은 고딕" w:cs="굴림" w:hint="eastAsia"/>
+          <w:rFonts w:ascii="맑은 고딕" w:eastAsia="맑은 고딕" w:hAnsi="맑은 고딕" w:cs="Gulim" w:hint="eastAsia"/>
           <w:kern w:val="0"/>
           <w:sz w:val="16"/>
           <w:szCs w:val="16"/>
@@ -5559,15 +4942,15 @@
         <w:tblLook w:val="04A0" w:firstRow="1" w:lastRow="0" w:firstColumn="1" w:lastColumn="0" w:noHBand="0" w:noVBand="1"/>
       </w:tblPr>
       <w:tblGrid>
-        <w:gridCol w:w="279"/>
-        <w:gridCol w:w="1639"/>
+        <w:gridCol w:w="278"/>
         <w:gridCol w:w="1638"/>
         <w:gridCol w:w="1638"/>
-        <w:gridCol w:w="816"/>
-        <w:gridCol w:w="822"/>
+        <w:gridCol w:w="1643"/>
+        <w:gridCol w:w="812"/>
+        <w:gridCol w:w="827"/>
         <w:gridCol w:w="1638"/>
         <w:gridCol w:w="1638"/>
-        <w:gridCol w:w="328"/>
+        <w:gridCol w:w="324"/>
       </w:tblGrid>
       <w:tr>
         <w:trPr>
@@ -5916,14 +5299,32 @@
             <w:pPr>
               <w:jc w:val="center"/>
               <w:rPr>
+                <w:rFonts w:asciiTheme="majorHAnsi" w:eastAsiaTheme="majorHAnsi" w:hAnsiTheme="majorHAnsi"/>
+              </w:rPr>
+            </w:pPr>
+            <w:r>
+              <w:rPr>
                 <w:rFonts w:asciiTheme="majorHAnsi" w:eastAsiaTheme="majorHAnsi" w:hAnsiTheme="majorHAnsi" w:hint="eastAsia"/>
               </w:rPr>
-            </w:pPr>
+              <w:t xml:space="preserve">7kW </w:t>
+            </w:r>
             <w:r>
               <w:rPr>
                 <w:rFonts w:asciiTheme="majorHAnsi" w:eastAsiaTheme="majorHAnsi" w:hAnsiTheme="majorHAnsi" w:hint="eastAsia"/>
               </w:rPr>
-              <w:t>7kW 이상 ~ 11kW 미만</w:t>
+              <w:t>이상</w:t>
+            </w:r>
+            <w:r>
+              <w:rPr>
+                <w:rFonts w:asciiTheme="majorHAnsi" w:eastAsiaTheme="majorHAnsi" w:hAnsiTheme="majorHAnsi" w:hint="eastAsia"/>
+              </w:rPr>
+              <w:t xml:space="preserve"> ~ 11kW </w:t>
+            </w:r>
+            <w:r>
+              <w:rPr>
+                <w:rFonts w:asciiTheme="majorHAnsi" w:eastAsiaTheme="majorHAnsi" w:hAnsiTheme="majorHAnsi" w:hint="eastAsia"/>
+              </w:rPr>
+              <w:t>미만</w:t>
             </w:r>
           </w:p>
         </w:tc>
@@ -5961,9 +5362,6 @@
                   <w:rFonts w:hint="eastAsia"/>
                 </w:rPr>
                 <w:id w:val="-1335375053"/>
-                <w:placeholder>
-                  <w:docPart w:val="1CAD5D37B74AA74D9D39C4ED7B27E881"/>
-                </w:placeholder>
                 <w:showingPlcHdr/>
                 <w:text/>
               </w:sdtPr>
@@ -6005,7 +5403,13 @@
               <w:rPr>
                 <w:rFonts w:asciiTheme="majorHAnsi" w:eastAsiaTheme="majorHAnsi" w:hAnsiTheme="majorHAnsi"/>
               </w:rPr>
-              <w:t>)기</w:t>
+              <w:t>)</w:t>
+            </w:r>
+            <w:r>
+              <w:rPr>
+                <w:rFonts w:asciiTheme="majorHAnsi" w:eastAsiaTheme="majorHAnsi" w:hAnsiTheme="majorHAnsi"/>
+              </w:rPr>
+              <w:t>기</w:t>
             </w:r>
           </w:p>
         </w:tc>
@@ -6026,14 +5430,32 @@
             <w:pPr>
               <w:jc w:val="center"/>
               <w:rPr>
+                <w:rFonts w:asciiTheme="majorHAnsi" w:eastAsiaTheme="majorHAnsi" w:hAnsiTheme="majorHAnsi"/>
+              </w:rPr>
+            </w:pPr>
+            <w:r>
+              <w:rPr>
                 <w:rFonts w:asciiTheme="majorHAnsi" w:eastAsiaTheme="majorHAnsi" w:hAnsiTheme="majorHAnsi" w:hint="eastAsia"/>
               </w:rPr>
-            </w:pPr>
+              <w:t xml:space="preserve">11kW </w:t>
+            </w:r>
             <w:r>
               <w:rPr>
                 <w:rFonts w:asciiTheme="majorHAnsi" w:eastAsiaTheme="majorHAnsi" w:hAnsiTheme="majorHAnsi" w:hint="eastAsia"/>
               </w:rPr>
-              <w:t>11kW 이상 ~ 30kW 미만</w:t>
+              <w:t>이상</w:t>
+            </w:r>
+            <w:r>
+              <w:rPr>
+                <w:rFonts w:asciiTheme="majorHAnsi" w:eastAsiaTheme="majorHAnsi" w:hAnsiTheme="majorHAnsi" w:hint="eastAsia"/>
+              </w:rPr>
+              <w:t xml:space="preserve"> ~ 30kW </w:t>
+            </w:r>
+            <w:r>
+              <w:rPr>
+                <w:rFonts w:asciiTheme="majorHAnsi" w:eastAsiaTheme="majorHAnsi" w:hAnsiTheme="majorHAnsi" w:hint="eastAsia"/>
+              </w:rPr>
+              <w:t>미만</w:t>
             </w:r>
           </w:p>
         </w:tc>
@@ -6071,9 +5493,6 @@
                   <w:rFonts w:hint="eastAsia"/>
                 </w:rPr>
                 <w:id w:val="313466420"/>
-                <w:placeholder>
-                  <w:docPart w:val="ED93C1928DBA2B4AB78D22611A942B6D"/>
-                </w:placeholder>
                 <w:showingPlcHdr/>
                 <w:text/>
               </w:sdtPr>
@@ -6115,7 +5534,13 @@
               <w:rPr>
                 <w:rFonts w:asciiTheme="majorHAnsi" w:eastAsiaTheme="majorHAnsi" w:hAnsiTheme="majorHAnsi"/>
               </w:rPr>
-              <w:t>)기</w:t>
+              <w:t>)</w:t>
+            </w:r>
+            <w:r>
+              <w:rPr>
+                <w:rFonts w:asciiTheme="majorHAnsi" w:eastAsiaTheme="majorHAnsi" w:hAnsiTheme="majorHAnsi"/>
+              </w:rPr>
+              <w:t>기</w:t>
             </w:r>
           </w:p>
         </w:tc>
@@ -6136,14 +5561,26 @@
             <w:pPr>
               <w:jc w:val="center"/>
               <w:rPr>
+                <w:rFonts w:asciiTheme="majorHAnsi" w:eastAsiaTheme="majorHAnsi" w:hAnsiTheme="majorHAnsi"/>
+              </w:rPr>
+            </w:pPr>
+            <w:r>
+              <w:rPr>
                 <w:rFonts w:asciiTheme="majorHAnsi" w:eastAsiaTheme="majorHAnsi" w:hAnsiTheme="majorHAnsi" w:hint="eastAsia"/>
               </w:rPr>
-            </w:pPr>
+              <w:t>전력분배형</w:t>
+            </w:r>
             <w:r>
               <w:rPr>
                 <w:rFonts w:asciiTheme="majorHAnsi" w:eastAsiaTheme="majorHAnsi" w:hAnsiTheme="majorHAnsi" w:hint="eastAsia"/>
               </w:rPr>
-              <w:t>전력분배형 충전기</w:t>
+              <w:t xml:space="preserve"> </w:t>
+            </w:r>
+            <w:r>
+              <w:rPr>
+                <w:rFonts w:asciiTheme="majorHAnsi" w:eastAsiaTheme="majorHAnsi" w:hAnsiTheme="majorHAnsi" w:hint="eastAsia"/>
+              </w:rPr>
+              <w:t>충전기</w:t>
             </w:r>
           </w:p>
         </w:tc>
@@ -6159,14 +5596,44 @@
             <w:pPr>
               <w:jc w:val="center"/>
               <w:rPr>
-                <w:rFonts w:asciiTheme="majorHAnsi" w:eastAsiaTheme="majorHAnsi" w:hAnsiTheme="majorHAnsi" w:hint="eastAsia"/>
-              </w:rPr>
-            </w:pPr>
-            <w:r>
-              <w:rPr>
                 <w:rFonts w:asciiTheme="majorHAnsi" w:eastAsiaTheme="majorHAnsi" w:hAnsiTheme="majorHAnsi"/>
               </w:rPr>
-              <w:t>(    )kW  (    )기  케이블 (    )개</w:t>
+            </w:pPr>
+            <w:r>
+              <w:rPr>
+                <w:rFonts w:asciiTheme="majorHAnsi" w:eastAsiaTheme="majorHAnsi" w:hAnsiTheme="majorHAnsi"/>
+              </w:rPr>
+              <w:t>(    )kW  (    )</w:t>
+            </w:r>
+            <w:r>
+              <w:rPr>
+                <w:rFonts w:asciiTheme="majorHAnsi" w:eastAsiaTheme="majorHAnsi" w:hAnsiTheme="majorHAnsi"/>
+              </w:rPr>
+              <w:t>기</w:t>
+            </w:r>
+            <w:r>
+              <w:rPr>
+                <w:rFonts w:asciiTheme="majorHAnsi" w:eastAsiaTheme="majorHAnsi" w:hAnsiTheme="majorHAnsi"/>
+              </w:rPr>
+              <w:t xml:space="preserve">  </w:t>
+            </w:r>
+            <w:r>
+              <w:rPr>
+                <w:rFonts w:asciiTheme="majorHAnsi" w:eastAsiaTheme="majorHAnsi" w:hAnsiTheme="majorHAnsi"/>
+              </w:rPr>
+              <w:t>케이블</w:t>
+            </w:r>
+            <w:r>
+              <w:rPr>
+                <w:rFonts w:asciiTheme="majorHAnsi" w:eastAsiaTheme="majorHAnsi" w:hAnsiTheme="majorHAnsi"/>
+              </w:rPr>
+              <w:t xml:space="preserve"> (    )</w:t>
+            </w:r>
+            <w:r>
+              <w:rPr>
+                <w:rFonts w:asciiTheme="majorHAnsi" w:eastAsiaTheme="majorHAnsi" w:hAnsiTheme="majorHAnsi"/>
+              </w:rPr>
+              <w:t>개</w:t>
             </w:r>
           </w:p>
         </w:tc>
@@ -6735,21 +6202,7 @@
               <w:rPr>
                 <w:rFonts w:asciiTheme="majorHAnsi" w:eastAsiaTheme="majorHAnsi" w:hAnsiTheme="majorHAnsi" w:hint="eastAsia"/>
               </w:rPr>
-              <w:t xml:space="preserve">설치환경(확인 후 </w:t>
-            </w:r>
-            <w:proofErr w:type="spellStart"/>
-            <w:r>
-              <w:rPr>
-                <w:rFonts w:asciiTheme="majorHAnsi" w:eastAsiaTheme="majorHAnsi" w:hAnsiTheme="majorHAnsi" w:hint="eastAsia"/>
-              </w:rPr>
-              <w:t>해당란에</w:t>
-            </w:r>
-            <w:proofErr w:type="spellEnd"/>
-            <w:r>
-              <w:rPr>
-                <w:rFonts w:asciiTheme="majorHAnsi" w:eastAsiaTheme="majorHAnsi" w:hAnsiTheme="majorHAnsi" w:hint="eastAsia"/>
-              </w:rPr>
-              <w:t xml:space="preserve"> 체크)</w:t>
+              <w:t>설치환경(확인 후 해당란에 체크)</w:t>
             </w:r>
           </w:p>
         </w:tc>
@@ -6833,14 +6286,12 @@
                 <w:rFonts w:asciiTheme="majorHAnsi" w:eastAsiaTheme="majorHAnsi" w:hAnsiTheme="majorHAnsi"/>
               </w:rPr>
             </w:pPr>
-            <w:proofErr w:type="spellStart"/>
             <w:r>
               <w:rPr>
                 <w:rFonts w:asciiTheme="majorHAnsi" w:eastAsiaTheme="majorHAnsi" w:hAnsiTheme="majorHAnsi" w:hint="eastAsia"/>
               </w:rPr>
               <w:t>소유주과의관계</w:t>
             </w:r>
-            <w:proofErr w:type="spellEnd"/>
           </w:p>
         </w:tc>
         <w:tc>
@@ -6854,14 +6305,12 @@
                 <w:rFonts w:asciiTheme="majorHAnsi" w:eastAsiaTheme="majorHAnsi" w:hAnsiTheme="majorHAnsi"/>
               </w:rPr>
             </w:pPr>
-            <w:proofErr w:type="spellStart"/>
             <w:r>
               <w:rPr>
                 <w:rFonts w:asciiTheme="majorHAnsi" w:eastAsiaTheme="majorHAnsi" w:hAnsiTheme="majorHAnsi" w:hint="eastAsia"/>
               </w:rPr>
               <w:t>전력인입</w:t>
             </w:r>
-            <w:proofErr w:type="spellEnd"/>
           </w:p>
         </w:tc>
         <w:tc>
@@ -7142,14 +6591,12 @@
                 </w:r>
               </w:sdtContent>
             </w:sdt>
-            <w:proofErr w:type="spellStart"/>
             <w:r>
               <w:rPr>
                 <w:rFonts w:asciiTheme="majorHAnsi" w:eastAsiaTheme="majorHAnsi" w:hAnsiTheme="majorHAnsi" w:hint="eastAsia"/>
               </w:rPr>
               <w:t>벽부형</w:t>
             </w:r>
-            <w:proofErr w:type="spellEnd"/>
           </w:p>
         </w:tc>
         <w:tc>
@@ -7376,14 +6823,12 @@
                 </w:r>
               </w:sdtContent>
             </w:sdt>
-            <w:proofErr w:type="spellStart"/>
             <w:r>
               <w:rPr>
                 <w:rFonts w:asciiTheme="majorHAnsi" w:eastAsiaTheme="majorHAnsi" w:hAnsiTheme="majorHAnsi" w:hint="eastAsia"/>
               </w:rPr>
               <w:t>한전불입</w:t>
             </w:r>
-            <w:proofErr w:type="spellEnd"/>
           </w:p>
         </w:tc>
         <w:tc>
@@ -8198,19 +7643,11 @@
                 <w:rFonts w:asciiTheme="majorHAnsi" w:eastAsiaTheme="majorHAnsi" w:hAnsiTheme="majorHAnsi"/>
               </w:rPr>
             </w:pPr>
-            <w:proofErr w:type="spellStart"/>
             <w:r>
               <w:rPr>
                 <w:rFonts w:asciiTheme="majorHAnsi" w:eastAsiaTheme="majorHAnsi" w:hAnsiTheme="majorHAnsi" w:hint="eastAsia"/>
               </w:rPr>
-              <w:t>고압시</w:t>
-            </w:r>
-            <w:proofErr w:type="spellEnd"/>
-            <w:r>
-              <w:rPr>
-                <w:rFonts w:asciiTheme="majorHAnsi" w:eastAsiaTheme="majorHAnsi" w:hAnsiTheme="majorHAnsi" w:hint="eastAsia"/>
-              </w:rPr>
-              <w:t xml:space="preserve"> 변압기 용량 확인</w:t>
+              <w:t>고압시 변압기 용량 확인</w:t>
             </w:r>
           </w:p>
         </w:tc>
@@ -8434,14 +7871,6 @@
               </w:rPr>
               <w:t>6. 중복설치 여부</w:t>
             </w:r>
-            <w:r>
-              <w:rPr>
-                <w:rFonts w:asciiTheme="majorHAnsi" w:eastAsiaTheme="majorHAnsi" w:hAnsiTheme="majorHAnsi"/>
-                <w:b/>
-                <w:bCs/>
-              </w:rPr>
-              <w:t/>
-            </w:r>
           </w:p>
         </w:tc>
       </w:tr>
@@ -8474,19 +7903,11 @@
             <w:pPr>
               <w:jc w:val="center"/>
             </w:pPr>
-            <w:proofErr w:type="spellStart"/>
             <w:r>
               <w:rPr>
                 <w:rFonts w:hint="eastAsia"/>
               </w:rPr>
-              <w:t>운영중</w:t>
-            </w:r>
-            <w:proofErr w:type="spellEnd"/>
-            <w:r>
-              <w:rPr>
-                <w:rFonts w:hint="eastAsia"/>
-              </w:rPr>
-              <w:t xml:space="preserve"> 또는</w:t>
+              <w:t>운영중 또는</w:t>
             </w:r>
           </w:p>
           <w:p>
@@ -8665,19 +8086,11 @@
                 </w:r>
               </w:sdtContent>
             </w:sdt>
-            <w:proofErr w:type="spellStart"/>
             <w:r>
               <w:rPr>
                 <w:rFonts w:asciiTheme="majorHAnsi" w:eastAsiaTheme="majorHAnsi" w:hAnsiTheme="majorHAnsi" w:hint="eastAsia"/>
               </w:rPr>
-              <w:t>완속충전기</w:t>
-            </w:r>
-            <w:proofErr w:type="spellEnd"/>
-            <w:r>
-              <w:rPr>
-                <w:rFonts w:asciiTheme="majorHAnsi" w:eastAsiaTheme="majorHAnsi" w:hAnsiTheme="majorHAnsi" w:hint="eastAsia"/>
-              </w:rPr>
-              <w:t>(</w:t>
+              <w:t>완속충전기(</w:t>
             </w:r>
             <w:r>
               <w:rPr>
@@ -8955,19 +8368,11 @@
                 </w:r>
               </w:sdtContent>
             </w:sdt>
-            <w:proofErr w:type="spellStart"/>
             <w:r>
               <w:rPr>
                 <w:rFonts w:asciiTheme="majorHAnsi" w:eastAsiaTheme="majorHAnsi" w:hAnsiTheme="majorHAnsi" w:hint="eastAsia"/>
               </w:rPr>
-              <w:t>과금형콘센트</w:t>
-            </w:r>
-            <w:proofErr w:type="spellEnd"/>
-            <w:r>
-              <w:rPr>
-                <w:rFonts w:asciiTheme="majorHAnsi" w:eastAsiaTheme="majorHAnsi" w:hAnsiTheme="majorHAnsi" w:hint="eastAsia"/>
-              </w:rPr>
-              <w:t>(</w:t>
+              <w:t>과금형콘센트(</w:t>
             </w:r>
             <w:r>
               <w:rPr>
@@ -9497,7 +8902,6 @@
             </w:r>
           </w:p>
         </w:tc>
-        <w:bookmarkStart w:id="12" w:name="SurveyName"/>
         <w:tc>
           <w:tcPr>
             <w:tcW w:w="1570" w:type="pct"/>
@@ -9507,6 +8911,73 @@
             <w:pPr>
               <w:jc w:val="center"/>
             </w:pPr>
+            <w:bookmarkStart w:id="12" w:name="SurveyName"/>
+            <w:r>
+              <w:rPr>
+                <w:rFonts w:cs="Gulim" w:hint="eastAsia"/>
+                <w:b/>
+                <w:bCs/>
+                <w:noProof/>
+                <w:color w:val="000000"/>
+                <w:sz w:val="30"/>
+                <w:szCs w:val="30"/>
+              </w:rPr>
+              <w:drawing>
+                <wp:anchor distT="0" distB="0" distL="114300" distR="114300" simplePos="0" relativeHeight="251658240" behindDoc="0" locked="0" layoutInCell="1" allowOverlap="1" wp14:anchorId="3D8DFDE5" wp14:editId="42307C2A">
+                  <wp:simplePos x="0" y="0"/>
+                  <wp:positionH relativeFrom="column">
+                    <wp:posOffset>1036409</wp:posOffset>
+                  </wp:positionH>
+                  <wp:positionV relativeFrom="paragraph">
+                    <wp:posOffset>-113172</wp:posOffset>
+                  </wp:positionV>
+                  <wp:extent cx="491207" cy="491207"/>
+                  <wp:effectExtent l="0" t="0" r="4445" b="4445"/>
+                  <wp:wrapNone/>
+                  <wp:docPr id="1046753788" name="그림 1"/>
+                  <wp:cNvGraphicFramePr>
+                    <a:graphicFrameLocks xmlns:a="http://schemas.openxmlformats.org/drawingml/2006/main" noChangeAspect="1"/>
+                  </wp:cNvGraphicFramePr>
+                  <a:graphic xmlns:a="http://schemas.openxmlformats.org/drawingml/2006/main">
+                    <a:graphicData uri="http://schemas.openxmlformats.org/drawingml/2006/picture">
+                      <pic:pic xmlns:pic="http://schemas.openxmlformats.org/drawingml/2006/picture">
+                        <pic:nvPicPr>
+                          <pic:cNvPr id="1046753788" name="그림 1046753788"/>
+                          <pic:cNvPicPr/>
+                        </pic:nvPicPr>
+                        <pic:blipFill>
+                          <a:blip r:embed="rId7" cstate="print">
+                            <a:extLst>
+                              <a:ext uri="{28A0092B-C50C-407E-A947-70E740481C1C}">
+                                <a14:useLocalDpi xmlns:a14="http://schemas.microsoft.com/office/drawing/2010/main" val="0"/>
+                              </a:ext>
+                            </a:extLst>
+                          </a:blip>
+                          <a:stretch>
+                            <a:fillRect/>
+                          </a:stretch>
+                        </pic:blipFill>
+                        <pic:spPr>
+                          <a:xfrm>
+                            <a:off x="0" y="0"/>
+                            <a:ext cx="491207" cy="491207"/>
+                          </a:xfrm>
+                          <a:prstGeom prst="rect">
+                            <a:avLst/>
+                          </a:prstGeom>
+                        </pic:spPr>
+                      </pic:pic>
+                    </a:graphicData>
+                  </a:graphic>
+                  <wp14:sizeRelH relativeFrom="page">
+                    <wp14:pctWidth>0</wp14:pctWidth>
+                  </wp14:sizeRelH>
+                  <wp14:sizeRelV relativeFrom="page">
+                    <wp14:pctHeight>0</wp14:pctHeight>
+                  </wp14:sizeRelV>
+                </wp:anchor>
+              </w:drawing>
+            </w:r>
             <w:sdt>
               <w:sdtPr>
                 <w:rPr>
@@ -9554,6 +9025,18 @@
               <w:t xml:space="preserve"> (인)</w:t>
             </w:r>
             <w:bookmarkEnd w:id="12"/>
+            <w:r>
+              <w:rPr>
+                <w:rFonts w:cs="Gulim" w:hint="eastAsia"/>
+                <w:b/>
+                <w:bCs/>
+                <w:noProof/>
+                <w:color w:val="000000"/>
+                <w:sz w:val="30"/>
+                <w:szCs w:val="30"/>
+              </w:rPr>
+              <w:t xml:space="preserve"> </w:t>
+            </w:r>
           </w:p>
         </w:tc>
         <w:tc>
@@ -10049,7 +9532,7 @@
         <w:ind w:left="440" w:hanging="440"/>
       </w:pPr>
       <w:rPr>
-        <w:rFonts w:ascii="바탕" w:eastAsia="바탕" w:hAnsi="바탕" w:cs="굴림" w:hint="eastAsia"/>
+        <w:rFonts w:ascii="바탕" w:eastAsia="바탕" w:hAnsi="바탕" w:cs="Gulim" w:hint="eastAsia"/>
         <w:sz w:val="22"/>
         <w:szCs w:val="22"/>
       </w:rPr>
@@ -12546,7 +12029,7 @@
       <w:autoSpaceDN/>
     </w:pPr>
     <w:rPr>
-      <w:rFonts w:ascii="맑은 고딕" w:eastAsia="맑은 고딕" w:hAnsi="맑은 고딕" w:cs="굴림"/>
+      <w:rFonts w:ascii="맑은 고딕" w:eastAsia="맑은 고딕" w:hAnsi="맑은 고딕" w:cs="Gulim"/>
       <w:color w:val="000000"/>
       <w:kern w:val="0"/>
       <w:szCs w:val="22"/>
@@ -12570,7 +12053,7 @@
       <w:spacing w:before="100" w:beforeAutospacing="1" w:after="100" w:afterAutospacing="1"/>
     </w:pPr>
     <w:rPr>
-      <w:rFonts w:ascii="굴림" w:eastAsia="굴림" w:hAnsi="굴림" w:cs="굴림"/>
+      <w:rFonts w:ascii="Gulim" w:eastAsia="Gulim" w:hAnsi="Gulim" w:cs="Gulim"/>
       <w:kern w:val="0"/>
       <w:sz w:val="24"/>
       <w14:ligatures w14:val="none"/>
@@ -12691,44 +12174,6 @@
               <w:u w:val="single"/>
             </w:rPr>
             <w:t>사업자등록증 주소</w:t>
-          </w:r>
-        </w:p>
-      </w:docPartBody>
-    </w:docPart>
-    <w:docPart>
-      <w:docPartPr>
-        <w:name w:val="D9B70E6420DE274D830E76B5B89ED1B1"/>
-        <w:category>
-          <w:name w:val="일반"/>
-          <w:gallery w:val="placeholder"/>
-        </w:category>
-        <w:types>
-          <w:type w:val="bbPlcHdr"/>
-        </w:types>
-        <w:behaviors>
-          <w:behavior w:val="content"/>
-        </w:behaviors>
-        <w:guid w:val="{7EE83726-6BE8-B141-9E8B-2E2C70E6ABD2}"/>
-      </w:docPartPr>
-      <w:docPartBody>
-        <w:p>
-          <w:pPr>
-            <w:pStyle w:val="D9B70E6420DE274D830E76B5B89ED1B1"/>
-          </w:pPr>
-          <w:r>
-            <w:rPr>
-              <w:rStyle w:val="a3"/>
-              <w:rFonts w:hint="eastAsia"/>
-              <w:b/>
-              <w:bCs/>
-              <w:i/>
-              <w:iCs/>
-              <w:color w:val="A6A6A6" w:themeColor="background1" w:themeShade="A6"/>
-              <w:sz w:val="20"/>
-              <w:szCs w:val="20"/>
-              <w:u w:val="single"/>
-            </w:rPr>
-            <w:t xml:space="preserve">OO </w:t>
           </w:r>
         </w:p>
       </w:docPartBody>
@@ -13393,8 +12838,8 @@
     <w:pitch w:val="variable"/>
     <w:sig w:usb0="B00002AF" w:usb1="69D77CFB" w:usb2="00000030" w:usb3="00000000" w:csb0="0008009F" w:csb1="00000000"/>
   </w:font>
-  <w:font w:name="굴림">
-    <w:altName w:val="Gulim"/>
+  <w:font w:name="Gulim">
+    <w:altName w:val="굴림"/>
     <w:panose1 w:val="020B0600000101010101"/>
     <w:charset w:val="81"/>
     <w:family w:val="swiss"/>
@@ -13440,10 +12885,12 @@
   <w:rsids>
     <w:rsidRoot w:val="00DB3B88"/>
     <w:rsid w:val="007E3A19"/>
+    <w:rsid w:val="00866FBF"/>
     <w:rsid w:val="00986A8F"/>
     <w:rsid w:val="009D18C7"/>
     <w:rsid w:val="00A170D8"/>
     <w:rsid w:val="00B142A2"/>
+    <w:rsid w:val="00B36EDE"/>
     <w:rsid w:val="00CF3F5C"/>
     <w:rsid w:val="00D10C4E"/>
     <w:rsid w:val="00DB3B88"/>
@@ -13903,16 +13350,6 @@
     <w:semiHidden/>
     <w:unhideWhenUsed/>
   </w:style>
-  <w:style w:type="paragraph" w:customStyle="1" w:styleId="84FB56F81831D946B695B50770ABF989">
-    <w:name w:val="84FB56F81831D946B695B50770ABF989"/>
-    <w:rsid w:val="00DB3B88"/>
-    <w:pPr>
-      <w:widowControl w:val="0"/>
-      <w:wordWrap w:val="0"/>
-      <w:autoSpaceDE w:val="0"/>
-      <w:autoSpaceDN w:val="0"/>
-    </w:pPr>
-  </w:style>
   <w:style w:type="character" w:styleId="a3">
     <w:name w:val="Placeholder Text"/>
     <w:basedOn w:val="a0"/>
@@ -13922,156 +13359,6 @@
     <w:rPr>
       <w:color w:val="666666"/>
     </w:rPr>
-  </w:style>
-  <w:style w:type="paragraph" w:customStyle="1" w:styleId="FBD186AC9A602540A6D127D2AE51B73B">
-    <w:name w:val="FBD186AC9A602540A6D127D2AE51B73B"/>
-    <w:rsid w:val="00DB3B88"/>
-    <w:pPr>
-      <w:widowControl w:val="0"/>
-      <w:wordWrap w:val="0"/>
-      <w:autoSpaceDE w:val="0"/>
-      <w:autoSpaceDN w:val="0"/>
-    </w:pPr>
-  </w:style>
-  <w:style w:type="paragraph" w:customStyle="1" w:styleId="F0386A765420A0478A971C994E6256C5">
-    <w:name w:val="F0386A765420A0478A971C994E6256C5"/>
-    <w:rsid w:val="00DB3B88"/>
-    <w:pPr>
-      <w:widowControl w:val="0"/>
-      <w:wordWrap w:val="0"/>
-      <w:autoSpaceDE w:val="0"/>
-      <w:autoSpaceDN w:val="0"/>
-    </w:pPr>
-  </w:style>
-  <w:style w:type="paragraph" w:customStyle="1" w:styleId="358337BDADEFBB42A686B0357D1538E9">
-    <w:name w:val="358337BDADEFBB42A686B0357D1538E9"/>
-    <w:rsid w:val="00DB3B88"/>
-    <w:pPr>
-      <w:widowControl w:val="0"/>
-      <w:wordWrap w:val="0"/>
-      <w:autoSpaceDE w:val="0"/>
-      <w:autoSpaceDN w:val="0"/>
-    </w:pPr>
-  </w:style>
-  <w:style w:type="paragraph" w:customStyle="1" w:styleId="723312C9C5F1FC4E958CE80DA32DB7FF">
-    <w:name w:val="723312C9C5F1FC4E958CE80DA32DB7FF"/>
-    <w:rsid w:val="00DB3B88"/>
-    <w:pPr>
-      <w:widowControl w:val="0"/>
-      <w:wordWrap w:val="0"/>
-      <w:autoSpaceDE w:val="0"/>
-      <w:autoSpaceDN w:val="0"/>
-    </w:pPr>
-  </w:style>
-  <w:style w:type="paragraph" w:customStyle="1" w:styleId="FD582A61DE19A54CB8367B9513A0B380">
-    <w:name w:val="FD582A61DE19A54CB8367B9513A0B380"/>
-    <w:rsid w:val="00DB3B88"/>
-    <w:pPr>
-      <w:widowControl w:val="0"/>
-      <w:wordWrap w:val="0"/>
-      <w:autoSpaceDE w:val="0"/>
-      <w:autoSpaceDN w:val="0"/>
-    </w:pPr>
-  </w:style>
-  <w:style w:type="paragraph" w:customStyle="1" w:styleId="BBBEB65269F2D04E93060792D4C3D33E">
-    <w:name w:val="BBBEB65269F2D04E93060792D4C3D33E"/>
-    <w:rsid w:val="00DB3B88"/>
-    <w:pPr>
-      <w:widowControl w:val="0"/>
-      <w:wordWrap w:val="0"/>
-      <w:autoSpaceDE w:val="0"/>
-      <w:autoSpaceDN w:val="0"/>
-    </w:pPr>
-  </w:style>
-  <w:style w:type="paragraph" w:customStyle="1" w:styleId="29EA906A817758429FFF6F477C0F6DC2">
-    <w:name w:val="29EA906A817758429FFF6F477C0F6DC2"/>
-    <w:rsid w:val="00DB3B88"/>
-    <w:pPr>
-      <w:widowControl w:val="0"/>
-      <w:wordWrap w:val="0"/>
-      <w:autoSpaceDE w:val="0"/>
-      <w:autoSpaceDN w:val="0"/>
-    </w:pPr>
-  </w:style>
-  <w:style w:type="paragraph" w:customStyle="1" w:styleId="8751E48C80A2EB439C5C52B57D23C5ED">
-    <w:name w:val="8751E48C80A2EB439C5C52B57D23C5ED"/>
-    <w:rsid w:val="00DB3B88"/>
-    <w:pPr>
-      <w:widowControl w:val="0"/>
-      <w:wordWrap w:val="0"/>
-      <w:autoSpaceDE w:val="0"/>
-      <w:autoSpaceDN w:val="0"/>
-    </w:pPr>
-  </w:style>
-  <w:style w:type="paragraph" w:customStyle="1" w:styleId="E7FDEDD5DB19FE46934A220CF4D8B401">
-    <w:name w:val="E7FDEDD5DB19FE46934A220CF4D8B401"/>
-    <w:rsid w:val="00DB3B88"/>
-    <w:pPr>
-      <w:widowControl w:val="0"/>
-      <w:wordWrap w:val="0"/>
-      <w:autoSpaceDE w:val="0"/>
-      <w:autoSpaceDN w:val="0"/>
-    </w:pPr>
-  </w:style>
-  <w:style w:type="paragraph" w:customStyle="1" w:styleId="50B6A7C3213FC247BDEE7B45B7791192">
-    <w:name w:val="50B6A7C3213FC247BDEE7B45B7791192"/>
-    <w:rsid w:val="00DB3B88"/>
-    <w:pPr>
-      <w:widowControl w:val="0"/>
-      <w:wordWrap w:val="0"/>
-      <w:autoSpaceDE w:val="0"/>
-      <w:autoSpaceDN w:val="0"/>
-    </w:pPr>
-  </w:style>
-  <w:style w:type="paragraph" w:customStyle="1" w:styleId="C76365EAFE813840B336948E672923C5">
-    <w:name w:val="C76365EAFE813840B336948E672923C5"/>
-    <w:rsid w:val="00DB3B88"/>
-    <w:pPr>
-      <w:widowControl w:val="0"/>
-      <w:wordWrap w:val="0"/>
-      <w:autoSpaceDE w:val="0"/>
-      <w:autoSpaceDN w:val="0"/>
-    </w:pPr>
-  </w:style>
-  <w:style w:type="paragraph" w:customStyle="1" w:styleId="8A007D140E86214892176F225DFEA4CB">
-    <w:name w:val="8A007D140E86214892176F225DFEA4CB"/>
-    <w:rsid w:val="00DB3B88"/>
-    <w:pPr>
-      <w:widowControl w:val="0"/>
-      <w:wordWrap w:val="0"/>
-      <w:autoSpaceDE w:val="0"/>
-      <w:autoSpaceDN w:val="0"/>
-    </w:pPr>
-  </w:style>
-  <w:style w:type="paragraph" w:customStyle="1" w:styleId="FDFE59622B76F74C9647E64F2B10FAF8">
-    <w:name w:val="FDFE59622B76F74C9647E64F2B10FAF8"/>
-    <w:rsid w:val="00DB3B88"/>
-    <w:pPr>
-      <w:widowControl w:val="0"/>
-      <w:wordWrap w:val="0"/>
-      <w:autoSpaceDE w:val="0"/>
-      <w:autoSpaceDN w:val="0"/>
-    </w:pPr>
-  </w:style>
-  <w:style w:type="paragraph" w:customStyle="1" w:styleId="DB10AC685BC5A34189A64630CDBEEBE0">
-    <w:name w:val="DB10AC685BC5A34189A64630CDBEEBE0"/>
-    <w:rsid w:val="00DB3B88"/>
-    <w:pPr>
-      <w:widowControl w:val="0"/>
-      <w:wordWrap w:val="0"/>
-      <w:autoSpaceDE w:val="0"/>
-      <w:autoSpaceDN w:val="0"/>
-    </w:pPr>
-  </w:style>
-  <w:style w:type="paragraph" w:customStyle="1" w:styleId="D229583876839A46BAAC1131A98A4013">
-    <w:name w:val="D229583876839A46BAAC1131A98A4013"/>
-    <w:rsid w:val="00DB3B88"/>
-    <w:pPr>
-      <w:widowControl w:val="0"/>
-      <w:wordWrap w:val="0"/>
-      <w:autoSpaceDE w:val="0"/>
-      <w:autoSpaceDN w:val="0"/>
-    </w:pPr>
   </w:style>
   <w:style w:type="paragraph" w:customStyle="1" w:styleId="9F700E4E180EE34790B74C49A89DFF07">
     <w:name w:val="9F700E4E180EE34790B74C49A89DFF07"/>

--- a/public/sk/template_invest.docx
+++ b/public/sk/template_invest.docx
@@ -6290,7 +6290,7 @@
               <w:rPr>
                 <w:rFonts w:asciiTheme="majorHAnsi" w:eastAsiaTheme="majorHAnsi" w:hAnsiTheme="majorHAnsi" w:hint="eastAsia"/>
               </w:rPr>
-              <w:t>소유주과의관계</w:t>
+              <w:t>소유주와의관계</w:t>
             </w:r>
           </w:p>
         </w:tc>
@@ -6709,7 +6709,7 @@
               <w:rPr>
                 <w:rFonts w:hint="eastAsia"/>
               </w:rPr>
-              <w:t>지상</w:t>
+              <w:t>노상</w:t>
             </w:r>
           </w:p>
         </w:tc>

--- a/public/sk/template_invest.docx
+++ b/public/sk/template_invest.docx
@@ -30,7 +30,7 @@
           <w:szCs w:val="30"/>
           <w14:ligatures w14:val="none"/>
         </w:rPr>
-        <w:t>전기차 공용 완속 충전기 설치, 운영 계약서</w:t>
+        <w:t>전기차 공용 완속 충전기 설치·운영 계약서(투자사업)</w:t>
       </w:r>
     </w:p>
     <w:p>

--- a/public/sk/template_invest.docx
+++ b/public/sk/template_invest.docx
@@ -1496,7 +1496,7 @@
                 <w:szCs w:val="17"/>
                 <w14:ligatures w14:val="none"/>
               </w:rPr>
-              <w:t>■ BAS1007.D1.1(스마트완속충전기),</w:t>
+              <w:t>□ CEC-3161AR(스마트완속충전기),</w:t>
             </w:r>
           </w:p>
           <w:p>
@@ -1524,7 +1524,7 @@
                 <w:szCs w:val="17"/>
                 <w14:ligatures w14:val="none"/>
               </w:rPr>
-              <w:t>□ CEC-2333HR1(스마트완속충전기)</w:t>
+              <w:t>■ BAS1007.D1.1(스마트완속충전기)</w:t>
             </w:r>
           </w:p>
         </w:tc>

--- a/public/sk/template_invest.docx
+++ b/public/sk/template_invest.docx
@@ -3786,7 +3786,7 @@
           <w:szCs w:val="17"/>
           <w14:ligatures w14:val="none"/>
         </w:rPr>
-        <w:t>별첨1. SK일렉링크 충전요금]</w:t>
+        <w:t>[별첨1. SK일렉링크 충전요금]</w:t>
       </w:r>
     </w:p>
     <w:tbl>
@@ -4848,7 +4848,7 @@
           <w:szCs w:val="16"/>
           <w14:ligatures w14:val="none"/>
         </w:rPr>
-        <w:t>3) 표준 충전단가는 한전 단가 인상/환경부 충전요금 인상/물가인상에 따라 변동</w:t>
+        <w:t>3) 표준 충전단가는 한전 단가 인상/기후부 충전요금 인상/물가인상에 따라 변동</w:t>
       </w:r>
     </w:p>
     <w:p>

--- a/public/sk/template_invest.docx
+++ b/public/sk/template_invest.docx
@@ -6703,7 +6703,7 @@
               <w:rPr>
                 <w:rFonts w:hint="eastAsia"/>
               </w:rPr>
-              <w:t>실외,</w:t>
+              <w:t xml:space="preserve">실외, </w:t>
             </w:r>
             <w:r>
               <w:rPr>

--- a/public/sk/template_invest.docx
+++ b/public/sk/template_invest.docx
@@ -4849,6 +4849,1075 @@
           <w14:ligatures w14:val="none"/>
         </w:rPr>
         <w:t>3) 표준 충전단가는 한전 단가 인상/기후부 충전요금 인상/물가인상에 따라 변동</w:t>
+      </w:r>
+    </w:p>
+    <w:p>
+      <w:r>
+        <w:br w:type="page"/>
+      </w:r>
+    </w:p>
+    <w:p>
+      <w:pPr>
+        <w:pageBreakBefore/>
+        <w:widowControl/>
+        <w:wordWrap/>
+        <w:autoSpaceDE/>
+        <w:autoSpaceDN/>
+        <w:spacing w:after="0" w:line="384" w:lineRule="auto"/>
+        <w:jc w:val="center"/>
+        <w:rPr>
+          <w:rFonts w:ascii="맑은 고딕" w:eastAsia="맑은 고딕" w:hAnsi="맑은 고딕" w:cs="맑은 고딕"/>
+          <w:color w:val="000000"/>
+          <w:kern w:val="0"/>
+          <w:sz w:val="20"/>
+          <w:szCs w:val="20"/>
+          <w14:ligatures w14:val="none"/>
+        </w:rPr>
+      </w:pPr>
+      <w:r>
+        <w:rPr>
+          <w:rFonts w:ascii="맑은 고딕" w:eastAsia="맑은 고딕" w:hAnsi="맑은 고딕" w:cs="맑은 고딕" w:hint="eastAsia"/>
+          <w:b/>
+          <w:bCs/>
+          <w:color w:val="000000"/>
+          <w:kern w:val="0"/>
+          <w:sz w:val="52"/>
+          <w:szCs w:val="52"/>
+          <w14:ligatures w14:val="none"/>
+        </w:rPr>
+        <w:lastRenderedPageBreak/>
+        <w:t>직인 사용 동의서</w:t>
+      </w:r>
+    </w:p>
+    <w:p>
+      <w:pPr>
+        <w:widowControl/>
+        <w:wordWrap/>
+        <w:autoSpaceDE/>
+        <w:autoSpaceDN/>
+        <w:spacing w:after="0" w:line="384" w:lineRule="auto"/>
+        <w:jc w:val="center"/>
+        <w:rPr>
+          <w:rFonts w:ascii="맑은 고딕" w:eastAsia="맑은 고딕" w:hAnsi="맑은 고딕" w:cs="맑은 고딕"/>
+          <w:color w:val="000000"/>
+          <w:kern w:val="0"/>
+          <w:sz w:val="20"/>
+          <w:szCs w:val="20"/>
+          <w14:ligatures w14:val="none"/>
+        </w:rPr>
+      </w:pPr>
+      <w:r>
+        <w:rPr>
+          <w:rFonts w:ascii="맑은 고딕" w:eastAsia="맑은 고딕" w:hAnsi="맑은 고딕" w:cs="맑은 고딕" w:hint="eastAsia"/>
+          <w:color w:val="000000"/>
+          <w:kern w:val="0"/>
+          <w:sz w:val="20"/>
+          <w:szCs w:val="20"/>
+          <w14:ligatures w14:val="none"/>
+        </w:rPr>
+        <w:t> </w:t>
+      </w:r>
+    </w:p>
+    <w:p>
+      <w:pPr>
+        <w:widowControl/>
+        <w:wordWrap/>
+        <w:autoSpaceDE/>
+        <w:autoSpaceDN/>
+        <w:spacing w:after="0" w:line="384" w:lineRule="auto"/>
+        <w:jc w:val="center"/>
+        <w:rPr>
+          <w:rFonts w:ascii="맑은 고딕" w:eastAsia="맑은 고딕" w:hAnsi="맑은 고딕" w:cs="맑은 고딕"/>
+          <w:color w:val="000000"/>
+          <w:kern w:val="0"/>
+          <w:sz w:val="20"/>
+          <w:szCs w:val="20"/>
+          <w14:ligatures w14:val="none"/>
+        </w:rPr>
+      </w:pPr>
+      <w:r>
+        <w:rPr>
+          <w:rFonts w:ascii="맑은 고딕" w:eastAsia="맑은 고딕" w:hAnsi="맑은 고딕" w:cs="맑은 고딕" w:hint="eastAsia"/>
+          <w:color w:val="000000"/>
+          <w:kern w:val="0"/>
+          <w:sz w:val="20"/>
+          <w:szCs w:val="20"/>
+          <w14:ligatures w14:val="none"/>
+        </w:rPr>
+        <w:t> </w:t>
+      </w:r>
+    </w:p>
+    <w:p>
+      <w:pPr>
+        <w:widowControl/>
+        <w:wordWrap/>
+        <w:autoSpaceDE/>
+        <w:autoSpaceDN/>
+        <w:spacing w:after="0" w:line="384" w:lineRule="auto"/>
+        <w:jc w:val="center"/>
+        <w:rPr>
+          <w:rFonts w:ascii="맑은 고딕" w:eastAsia="맑은 고딕" w:hAnsi="맑은 고딕" w:cs="맑은 고딕"/>
+          <w:color w:val="000000"/>
+          <w:kern w:val="0"/>
+          <w:sz w:val="20"/>
+          <w:szCs w:val="20"/>
+          <w14:ligatures w14:val="none"/>
+        </w:rPr>
+      </w:pPr>
+      <w:r>
+        <w:rPr>
+          <w:rFonts w:ascii="맑은 고딕" w:eastAsia="맑은 고딕" w:hAnsi="맑은 고딕" w:cs="맑은 고딕" w:hint="eastAsia"/>
+          <w:color w:val="000000"/>
+          <w:kern w:val="0"/>
+          <w:sz w:val="24"/>
+          <w14:ligatures w14:val="none"/>
+        </w:rPr>
+        <w:t xml:space="preserve">전기차 충전기 설치공사 관련하여 </w:t>
+      </w:r>
+      <w:proofErr w:type="spellStart"/>
+      <w:r>
+        <w:rPr>
+          <w:rFonts w:ascii="맑은 고딕" w:eastAsia="맑은 고딕" w:hAnsi="맑은 고딕" w:cs="맑은 고딕" w:hint="eastAsia"/>
+          <w:color w:val="000000"/>
+          <w:kern w:val="0"/>
+          <w:sz w:val="24"/>
+          <w14:ligatures w14:val="none"/>
+        </w:rPr>
+        <w:t>에스케이일렉링크</w:t>
+      </w:r>
+      <w:proofErr w:type="spellEnd"/>
+      <w:r>
+        <w:rPr>
+          <w:rFonts w:ascii="맑은 고딕" w:eastAsia="맑은 고딕" w:hAnsi="맑은 고딕" w:cs="맑은 고딕" w:hint="eastAsia"/>
+          <w:color w:val="000000"/>
+          <w:kern w:val="0"/>
+          <w:sz w:val="24"/>
+          <w14:ligatures w14:val="none"/>
+        </w:rPr>
+        <w:t xml:space="preserve"> 주식회사가</w:t>
+      </w:r>
+    </w:p>
+    <w:p>
+      <w:pPr>
+        <w:widowControl/>
+        <w:wordWrap/>
+        <w:autoSpaceDE/>
+        <w:autoSpaceDN/>
+        <w:spacing w:after="0" w:line="384" w:lineRule="auto"/>
+        <w:jc w:val="center"/>
+        <w:rPr>
+          <w:rFonts w:ascii="맑은 고딕" w:eastAsia="맑은 고딕" w:hAnsi="맑은 고딕" w:cs="맑은 고딕"/>
+          <w:color w:val="000000"/>
+          <w:kern w:val="0"/>
+          <w:sz w:val="20"/>
+          <w:szCs w:val="20"/>
+          <w14:ligatures w14:val="none"/>
+        </w:rPr>
+      </w:pPr>
+      <w:r>
+        <w:rPr>
+          <w:rFonts w:ascii="맑은 고딕" w:eastAsia="맑은 고딕" w:hAnsi="맑은 고딕" w:cs="맑은 고딕" w:hint="eastAsia"/>
+          <w:color w:val="000000"/>
+          <w:kern w:val="0"/>
+          <w:sz w:val="24"/>
+          <w14:ligatures w14:val="none"/>
+        </w:rPr>
+        <w:t>귀 건물의 직인을 사용할 수 있도록 동의합니다.</w:t>
+      </w:r>
+    </w:p>
+    <w:p>
+      <w:pPr>
+        <w:widowControl/>
+        <w:wordWrap/>
+        <w:autoSpaceDE/>
+        <w:autoSpaceDN/>
+        <w:spacing w:after="0" w:line="384" w:lineRule="auto"/>
+        <w:jc w:val="center"/>
+        <w:rPr>
+          <w:rFonts w:ascii="맑은 고딕" w:eastAsia="맑은 고딕" w:hAnsi="맑은 고딕" w:cs="맑은 고딕"/>
+          <w:color w:val="000000"/>
+          <w:kern w:val="0"/>
+          <w:sz w:val="20"/>
+          <w:szCs w:val="20"/>
+          <w14:ligatures w14:val="none"/>
+        </w:rPr>
+      </w:pPr>
+      <w:r>
+        <w:rPr>
+          <w:rFonts w:ascii="맑은 고딕" w:eastAsia="맑은 고딕" w:hAnsi="맑은 고딕" w:cs="맑은 고딕" w:hint="eastAsia"/>
+          <w:color w:val="000000"/>
+          <w:kern w:val="0"/>
+          <w:sz w:val="20"/>
+          <w:szCs w:val="20"/>
+          <w14:ligatures w14:val="none"/>
+        </w:rPr>
+        <w:t> </w:t>
+      </w:r>
+    </w:p>
+    <w:p>
+      <w:pPr>
+        <w:widowControl/>
+        <w:wordWrap/>
+        <w:autoSpaceDE/>
+        <w:autoSpaceDN/>
+        <w:spacing w:after="0" w:line="384" w:lineRule="auto"/>
+        <w:jc w:val="center"/>
+        <w:rPr>
+          <w:rFonts w:ascii="맑은 고딕" w:eastAsia="맑은 고딕" w:hAnsi="맑은 고딕" w:cs="맑은 고딕"/>
+          <w:color w:val="000000"/>
+          <w:kern w:val="0"/>
+          <w:sz w:val="20"/>
+          <w:szCs w:val="20"/>
+          <w14:ligatures w14:val="none"/>
+        </w:rPr>
+      </w:pPr>
+      <w:r>
+        <w:rPr>
+          <w:rFonts w:ascii="맑은 고딕" w:eastAsia="맑은 고딕" w:hAnsi="맑은 고딕" w:cs="맑은 고딕" w:hint="eastAsia"/>
+          <w:color w:val="000000"/>
+          <w:kern w:val="0"/>
+          <w:sz w:val="24"/>
+          <w14:ligatures w14:val="none"/>
+        </w:rPr>
+        <w:t>※ 직인은 전기 사용 신청, 행위 신고 등 충전시설 설치 관련 신청 용도로만 사용됩니다.</w:t>
+      </w:r>
+    </w:p>
+    <w:p>
+      <w:pPr>
+        <w:widowControl/>
+        <w:wordWrap/>
+        <w:autoSpaceDE/>
+        <w:autoSpaceDN/>
+        <w:spacing w:after="0" w:line="384" w:lineRule="auto"/>
+        <w:jc w:val="center"/>
+        <w:rPr>
+          <w:rFonts w:ascii="맑은 고딕" w:eastAsia="맑은 고딕" w:hAnsi="맑은 고딕" w:cs="맑은 고딕"/>
+          <w:color w:val="000000"/>
+          <w:kern w:val="0"/>
+          <w:sz w:val="20"/>
+          <w:szCs w:val="20"/>
+          <w14:ligatures w14:val="none"/>
+        </w:rPr>
+      </w:pPr>
+      <w:r>
+        <w:rPr>
+          <w:rFonts w:ascii="맑은 고딕" w:eastAsia="맑은 고딕" w:hAnsi="맑은 고딕" w:cs="맑은 고딕" w:hint="eastAsia"/>
+          <w:color w:val="000000"/>
+          <w:kern w:val="0"/>
+          <w:sz w:val="20"/>
+          <w:szCs w:val="20"/>
+          <w14:ligatures w14:val="none"/>
+        </w:rPr>
+        <w:t> </w:t>
+      </w:r>
+    </w:p>
+    <w:p>
+      <w:pPr>
+        <w:widowControl/>
+        <w:wordWrap/>
+        <w:autoSpaceDE/>
+        <w:autoSpaceDN/>
+        <w:spacing w:before="80" w:after="0" w:line="408" w:lineRule="auto"/>
+        <w:ind w:left="674" w:hanging="674"/>
+        <w:jc w:val="both"/>
+        <w:rPr>
+          <w:rFonts w:ascii="맑은 고딕" w:eastAsia="맑은 고딕" w:hAnsi="맑은 고딕" w:cs="맑은 고딕"/>
+          <w:color w:val="000000"/>
+          <w:kern w:val="0"/>
+          <w:sz w:val="20"/>
+          <w:szCs w:val="20"/>
+          <w14:ligatures w14:val="none"/>
+        </w:rPr>
+      </w:pPr>
+      <w:r>
+        <w:rPr>
+          <w:rFonts w:ascii="맑은 고딕" w:eastAsia="맑은 고딕" w:hAnsi="맑은 고딕" w:cs="맑은 고딕" w:hint="eastAsia"/>
+          <w:color w:val="000000"/>
+          <w:kern w:val="0"/>
+          <w:sz w:val="20"/>
+          <w:szCs w:val="20"/>
+          <w14:ligatures w14:val="none"/>
+        </w:rPr>
+        <w:t> </w:t>
+      </w:r>
+    </w:p>
+    <w:p>
+      <w:pPr>
+        <w:widowControl/>
+        <w:wordWrap/>
+        <w:autoSpaceDE/>
+        <w:autoSpaceDN/>
+        <w:spacing w:before="80" w:after="0" w:line="408" w:lineRule="auto"/>
+        <w:ind w:left="674" w:hanging="674"/>
+        <w:jc w:val="both"/>
+        <w:rPr>
+          <w:rFonts w:ascii="맑은 고딕" w:eastAsia="맑은 고딕" w:hAnsi="맑은 고딕" w:cs="맑은 고딕"/>
+          <w:color w:val="000000"/>
+          <w:kern w:val="0"/>
+          <w:sz w:val="20"/>
+          <w:szCs w:val="20"/>
+          <w14:ligatures w14:val="none"/>
+        </w:rPr>
+      </w:pPr>
+      <w:r>
+        <w:rPr>
+          <w:rFonts w:ascii="맑은 고딕" w:eastAsia="맑은 고딕" w:hAnsi="맑은 고딕" w:cs="맑은 고딕" w:hint="eastAsia"/>
+          <w:color w:val="000000"/>
+          <w:kern w:val="0"/>
+          <w:sz w:val="20"/>
+          <w:szCs w:val="20"/>
+          <w14:ligatures w14:val="none"/>
+        </w:rPr>
+        <w:t> </w:t>
+      </w:r>
+    </w:p>
+    <w:tbl>
+      <w:tblPr>
+        <w:tblW w:w="0" w:type="auto"/>
+        <w:jc w:val="center"/>
+        <w:tblCellMar>
+          <w:left w:w="0" w:type="dxa"/>
+          <w:right w:w="0" w:type="dxa"/>
+        </w:tblCellMar>
+        <w:tblLook w:val="04A0" w:firstRow="1" w:lastRow="0" w:firstColumn="1" w:lastColumn="0" w:noHBand="0" w:noVBand="1"/>
+      </w:tblPr>
+      <w:tblGrid>
+        <w:gridCol w:w="1440"/>
+        <w:gridCol w:w="4605"/>
+        <w:gridCol w:w="2235"/>
+      </w:tblGrid>
+      <w:tr>
+        <w:trPr>
+          <w:trHeight w:val="540"/>
+          <w:jc w:val="center"/>
+        </w:trPr>
+        <w:tc>
+          <w:tcPr>
+            <w:tcW w:w="1440" w:type="dxa"/>
+            <w:vMerge w:val="restart"/>
+            <w:tcBorders>
+              <w:top w:val="single" w:sz="2" w:space="0" w:color="000000"/>
+              <w:left w:val="single" w:sz="2" w:space="0" w:color="000000"/>
+              <w:bottom w:val="single" w:sz="2" w:space="0" w:color="000000"/>
+              <w:right w:val="single" w:sz="2" w:space="0" w:color="000000"/>
+            </w:tcBorders>
+            <w:shd w:val="clear" w:color="auto" w:fill="D9D9D9"/>
+            <w:tcMar>
+              <w:top w:w="30" w:type="dxa"/>
+              <w:left w:w="105" w:type="dxa"/>
+              <w:bottom w:w="30" w:type="dxa"/>
+              <w:right w:w="105" w:type="dxa"/>
+            </w:tcMar>
+            <w:vAlign w:val="center"/>
+            <w:hideMark/>
+          </w:tcPr>
+          <w:p>
+            <w:pPr>
+              <w:widowControl/>
+              <w:wordWrap/>
+              <w:autoSpaceDE/>
+              <w:autoSpaceDN/>
+              <w:spacing w:after="0" w:line="384" w:lineRule="auto"/>
+              <w:jc w:val="center"/>
+              <w:rPr>
+                <w:rFonts w:ascii="맑은 고딕" w:eastAsia="맑은 고딕" w:hAnsi="맑은 고딕" w:cs="맑은 고딕"/>
+                <w:color w:val="000000"/>
+                <w:kern w:val="0"/>
+                <w:sz w:val="20"/>
+                <w:szCs w:val="20"/>
+                <w14:ligatures w14:val="none"/>
+              </w:rPr>
+            </w:pPr>
+            <w:r>
+              <w:rPr>
+                <w:rFonts w:ascii="맑은 고딕" w:eastAsia="맑은 고딕" w:hAnsi="맑은 고딕" w:cs="맑은 고딕" w:hint="eastAsia"/>
+                <w:color w:val="000000"/>
+                <w:kern w:val="0"/>
+                <w:sz w:val="18"/>
+                <w:szCs w:val="18"/>
+                <w14:ligatures w14:val="none"/>
+              </w:rPr>
+              <w:t>신청자</w:t>
+            </w:r>
+          </w:p>
+          <w:p>
+            <w:pPr>
+              <w:widowControl/>
+              <w:wordWrap/>
+              <w:autoSpaceDE/>
+              <w:autoSpaceDN/>
+              <w:spacing w:after="0" w:line="384" w:lineRule="auto"/>
+              <w:jc w:val="center"/>
+              <w:rPr>
+                <w:rFonts w:ascii="맑은 고딕" w:eastAsia="맑은 고딕" w:hAnsi="맑은 고딕" w:cs="맑은 고딕"/>
+                <w:color w:val="000000"/>
+                <w:kern w:val="0"/>
+                <w:sz w:val="20"/>
+                <w:szCs w:val="20"/>
+                <w14:ligatures w14:val="none"/>
+              </w:rPr>
+            </w:pPr>
+            <w:r>
+              <w:rPr>
+                <w:rFonts w:ascii="맑은 고딕" w:eastAsia="맑은 고딕" w:hAnsi="맑은 고딕" w:cs="맑은 고딕" w:hint="eastAsia"/>
+                <w:color w:val="000000"/>
+                <w:kern w:val="0"/>
+                <w:sz w:val="18"/>
+                <w:szCs w:val="18"/>
+                <w14:ligatures w14:val="none"/>
+              </w:rPr>
+              <w:t>(건물)명</w:t>
+            </w:r>
+          </w:p>
+        </w:tc>
+        <w:tc>
+          <w:tcPr>
+            <w:tcW w:w="4605" w:type="dxa"/>
+            <w:vMerge w:val="restart"/>
+            <w:tcBorders>
+              <w:top w:val="single" w:sz="2" w:space="0" w:color="000000"/>
+              <w:left w:val="single" w:sz="2" w:space="0" w:color="000000"/>
+              <w:bottom w:val="single" w:sz="2" w:space="0" w:color="000000"/>
+              <w:right w:val="single" w:sz="2" w:space="0" w:color="000000"/>
+            </w:tcBorders>
+            <w:tcMar>
+              <w:top w:w="30" w:type="dxa"/>
+              <w:left w:w="105" w:type="dxa"/>
+              <w:bottom w:w="30" w:type="dxa"/>
+              <w:right w:w="105" w:type="dxa"/>
+            </w:tcMar>
+            <w:vAlign w:val="center"/>
+            <w:hideMark/>
+          </w:tcPr>
+          <w:p>
+            <w:pPr>
+              <w:widowControl/>
+              <w:wordWrap/>
+              <w:autoSpaceDE/>
+              <w:autoSpaceDN/>
+              <w:spacing w:after="0" w:line="384" w:lineRule="auto"/>
+              <w:rPr>
+                <w:rFonts w:ascii="맑은 고딕" w:eastAsia="맑은 고딕" w:hAnsi="맑은 고딕" w:cs="맑은 고딕"/>
+                <w:color w:val="000000"/>
+                <w:kern w:val="0"/>
+                <w:sz w:val="20"/>
+                <w:szCs w:val="20"/>
+                <w14:ligatures w14:val="none"/>
+              </w:rPr>
+            </w:pPr>
+          </w:p>
+        </w:tc>
+        <w:tc>
+          <w:tcPr>
+            <w:tcW w:w="2235" w:type="dxa"/>
+            <w:tcBorders>
+              <w:top w:val="single" w:sz="2" w:space="0" w:color="000000"/>
+              <w:left w:val="single" w:sz="2" w:space="0" w:color="000000"/>
+              <w:bottom w:val="single" w:sz="2" w:space="0" w:color="000000"/>
+              <w:right w:val="single" w:sz="2" w:space="0" w:color="000000"/>
+            </w:tcBorders>
+            <w:shd w:val="clear" w:color="auto" w:fill="D9D9D9"/>
+            <w:tcMar>
+              <w:top w:w="30" w:type="dxa"/>
+              <w:left w:w="105" w:type="dxa"/>
+              <w:bottom w:w="30" w:type="dxa"/>
+              <w:right w:w="105" w:type="dxa"/>
+            </w:tcMar>
+            <w:vAlign w:val="center"/>
+            <w:hideMark/>
+          </w:tcPr>
+          <w:p>
+            <w:pPr>
+              <w:widowControl/>
+              <w:wordWrap/>
+              <w:autoSpaceDE/>
+              <w:autoSpaceDN/>
+              <w:spacing w:after="0" w:line="384" w:lineRule="auto"/>
+              <w:jc w:val="center"/>
+              <w:rPr>
+                <w:rFonts w:ascii="맑은 고딕" w:eastAsia="맑은 고딕" w:hAnsi="맑은 고딕" w:cs="맑은 고딕"/>
+                <w:color w:val="000000"/>
+                <w:kern w:val="0"/>
+                <w:sz w:val="20"/>
+                <w:szCs w:val="20"/>
+                <w14:ligatures w14:val="none"/>
+              </w:rPr>
+            </w:pPr>
+            <w:r>
+              <w:rPr>
+                <w:rFonts w:ascii="맑은 고딕" w:eastAsia="맑은 고딕" w:hAnsi="맑은 고딕" w:cs="맑은 고딕" w:hint="eastAsia"/>
+                <w:color w:val="000000"/>
+                <w:kern w:val="0"/>
+                <w:sz w:val="18"/>
+                <w:szCs w:val="18"/>
+                <w14:ligatures w14:val="none"/>
+              </w:rPr>
+              <w:t>직인</w:t>
+            </w:r>
+          </w:p>
+        </w:tc>
+      </w:tr>
+      <w:tr>
+        <w:trPr>
+          <w:trHeight w:val="540"/>
+          <w:jc w:val="center"/>
+        </w:trPr>
+        <w:tc>
+          <w:tcPr>
+            <w:tcW w:w="0" w:type="auto"/>
+            <w:vMerge/>
+            <w:tcBorders>
+              <w:top w:val="single" w:sz="2" w:space="0" w:color="000000"/>
+              <w:left w:val="single" w:sz="2" w:space="0" w:color="000000"/>
+              <w:bottom w:val="single" w:sz="2" w:space="0" w:color="000000"/>
+              <w:right w:val="single" w:sz="2" w:space="0" w:color="000000"/>
+            </w:tcBorders>
+            <w:vAlign w:val="center"/>
+            <w:hideMark/>
+          </w:tcPr>
+          <w:p>
+            <w:pPr>
+              <w:widowControl/>
+              <w:wordWrap/>
+              <w:autoSpaceDE/>
+              <w:autoSpaceDN/>
+              <w:spacing w:after="0"/>
+              <w:rPr>
+                <w:rFonts w:ascii="맑은 고딕" w:eastAsia="맑은 고딕" w:hAnsi="맑은 고딕" w:cs="맑은 고딕"/>
+                <w:color w:val="000000"/>
+                <w:kern w:val="0"/>
+                <w:sz w:val="20"/>
+                <w:szCs w:val="20"/>
+                <w14:ligatures w14:val="none"/>
+              </w:rPr>
+            </w:pPr>
+          </w:p>
+        </w:tc>
+        <w:tc>
+          <w:tcPr>
+            <w:tcW w:w="0" w:type="auto"/>
+            <w:vMerge/>
+            <w:tcBorders>
+              <w:top w:val="single" w:sz="2" w:space="0" w:color="000000"/>
+              <w:left w:val="single" w:sz="2" w:space="0" w:color="000000"/>
+              <w:bottom w:val="single" w:sz="2" w:space="0" w:color="000000"/>
+              <w:right w:val="single" w:sz="2" w:space="0" w:color="000000"/>
+            </w:tcBorders>
+            <w:vAlign w:val="center"/>
+            <w:hideMark/>
+          </w:tcPr>
+          <w:p>
+            <w:pPr>
+              <w:widowControl/>
+              <w:wordWrap/>
+              <w:autoSpaceDE/>
+              <w:autoSpaceDN/>
+              <w:spacing w:after="0"/>
+              <w:rPr>
+                <w:rFonts w:ascii="맑은 고딕" w:eastAsia="맑은 고딕" w:hAnsi="맑은 고딕" w:cs="맑은 고딕"/>
+                <w:color w:val="000000"/>
+                <w:kern w:val="0"/>
+                <w:sz w:val="20"/>
+                <w:szCs w:val="20"/>
+                <w14:ligatures w14:val="none"/>
+              </w:rPr>
+            </w:pPr>
+          </w:p>
+        </w:tc>
+        <w:tc>
+          <w:tcPr>
+            <w:tcW w:w="2235" w:type="dxa"/>
+            <w:vMerge w:val="restart"/>
+            <w:tcBorders>
+              <w:top w:val="single" w:sz="2" w:space="0" w:color="000000"/>
+              <w:left w:val="single" w:sz="2" w:space="0" w:color="000000"/>
+              <w:bottom w:val="single" w:sz="2" w:space="0" w:color="000000"/>
+              <w:right w:val="single" w:sz="2" w:space="0" w:color="000000"/>
+            </w:tcBorders>
+            <w:tcMar>
+              <w:top w:w="30" w:type="dxa"/>
+              <w:left w:w="105" w:type="dxa"/>
+              <w:bottom w:w="30" w:type="dxa"/>
+              <w:right w:w="105" w:type="dxa"/>
+            </w:tcMar>
+            <w:vAlign w:val="center"/>
+            <w:hideMark/>
+          </w:tcPr>
+          <w:p>
+            <w:pPr>
+              <w:widowControl/>
+              <w:wordWrap/>
+              <w:autoSpaceDE/>
+              <w:autoSpaceDN/>
+              <w:spacing w:after="0" w:line="384" w:lineRule="auto"/>
+              <w:jc w:val="center"/>
+              <w:rPr>
+                <w:rFonts w:ascii="맑은 고딕" w:eastAsia="맑은 고딕" w:hAnsi="맑은 고딕" w:cs="맑은 고딕"/>
+                <w:color w:val="000000"/>
+                <w:kern w:val="0"/>
+                <w:sz w:val="20"/>
+                <w:szCs w:val="20"/>
+                <w14:ligatures w14:val="none"/>
+              </w:rPr>
+            </w:pPr>
+            <w:r>
+              <w:rPr>
+                <w:rFonts w:ascii="맑은 고딕" w:eastAsia="맑은 고딕" w:hAnsi="맑은 고딕" w:cs="맑은 고딕" w:hint="eastAsia"/>
+                <w:color w:val="000000"/>
+                <w:kern w:val="0"/>
+                <w:sz w:val="20"/>
+                <w:szCs w:val="20"/>
+                <w14:ligatures w14:val="none"/>
+              </w:rPr>
+              <w:t> </w:t>
+            </w:r>
+          </w:p>
+        </w:tc>
+      </w:tr>
+      <w:tr>
+        <w:trPr>
+          <w:trHeight w:val="990"/>
+          <w:jc w:val="center"/>
+        </w:trPr>
+        <w:tc>
+          <w:tcPr>
+            <w:tcW w:w="1440" w:type="dxa"/>
+            <w:tcBorders>
+              <w:top w:val="single" w:sz="2" w:space="0" w:color="000000"/>
+              <w:left w:val="single" w:sz="2" w:space="0" w:color="000000"/>
+              <w:bottom w:val="single" w:sz="2" w:space="0" w:color="000000"/>
+              <w:right w:val="single" w:sz="2" w:space="0" w:color="000000"/>
+            </w:tcBorders>
+            <w:shd w:val="clear" w:color="auto" w:fill="D9D9D9"/>
+            <w:tcMar>
+              <w:top w:w="30" w:type="dxa"/>
+              <w:left w:w="105" w:type="dxa"/>
+              <w:bottom w:w="30" w:type="dxa"/>
+              <w:right w:w="105" w:type="dxa"/>
+            </w:tcMar>
+            <w:vAlign w:val="center"/>
+            <w:hideMark/>
+          </w:tcPr>
+          <w:p>
+            <w:pPr>
+              <w:widowControl/>
+              <w:wordWrap/>
+              <w:autoSpaceDE/>
+              <w:autoSpaceDN/>
+              <w:spacing w:after="0" w:line="384" w:lineRule="auto"/>
+              <w:jc w:val="center"/>
+              <w:rPr>
+                <w:rFonts w:ascii="맑은 고딕" w:eastAsia="맑은 고딕" w:hAnsi="맑은 고딕" w:cs="맑은 고딕"/>
+                <w:color w:val="000000"/>
+                <w:kern w:val="0"/>
+                <w:sz w:val="20"/>
+                <w:szCs w:val="20"/>
+                <w14:ligatures w14:val="none"/>
+              </w:rPr>
+            </w:pPr>
+            <w:r>
+              <w:rPr>
+                <w:rFonts w:ascii="맑은 고딕" w:eastAsia="맑은 고딕" w:hAnsi="맑은 고딕" w:cs="맑은 고딕" w:hint="eastAsia"/>
+                <w:color w:val="000000"/>
+                <w:kern w:val="0"/>
+                <w:sz w:val="18"/>
+                <w:szCs w:val="18"/>
+                <w14:ligatures w14:val="none"/>
+              </w:rPr>
+              <w:t>주소</w:t>
+            </w:r>
+          </w:p>
+        </w:tc>
+        <w:tc>
+          <w:tcPr>
+            <w:tcW w:w="4605" w:type="dxa"/>
+            <w:tcBorders>
+              <w:top w:val="single" w:sz="2" w:space="0" w:color="000000"/>
+              <w:left w:val="single" w:sz="2" w:space="0" w:color="000000"/>
+              <w:bottom w:val="single" w:sz="2" w:space="0" w:color="000000"/>
+              <w:right w:val="single" w:sz="2" w:space="0" w:color="000000"/>
+            </w:tcBorders>
+            <w:tcMar>
+              <w:top w:w="30" w:type="dxa"/>
+              <w:left w:w="105" w:type="dxa"/>
+              <w:bottom w:w="30" w:type="dxa"/>
+              <w:right w:w="105" w:type="dxa"/>
+            </w:tcMar>
+            <w:vAlign w:val="center"/>
+            <w:hideMark/>
+          </w:tcPr>
+          <w:p>
+            <w:pPr>
+              <w:widowControl/>
+              <w:wordWrap/>
+              <w:autoSpaceDE/>
+              <w:autoSpaceDN/>
+              <w:spacing w:after="0" w:line="384" w:lineRule="auto"/>
+              <w:rPr>
+                <w:rFonts w:ascii="맑은 고딕" w:eastAsia="맑은 고딕" w:hAnsi="맑은 고딕" w:cs="맑은 고딕"/>
+                <w:color w:val="000000"/>
+                <w:kern w:val="0"/>
+                <w:sz w:val="20"/>
+                <w:szCs w:val="20"/>
+                <w14:ligatures w14:val="none"/>
+              </w:rPr>
+            </w:pPr>
+          </w:p>
+        </w:tc>
+        <w:tc>
+          <w:tcPr>
+            <w:tcW w:w="0" w:type="auto"/>
+            <w:vMerge/>
+            <w:tcBorders>
+              <w:top w:val="single" w:sz="2" w:space="0" w:color="000000"/>
+              <w:left w:val="single" w:sz="2" w:space="0" w:color="000000"/>
+              <w:bottom w:val="single" w:sz="2" w:space="0" w:color="000000"/>
+              <w:right w:val="single" w:sz="2" w:space="0" w:color="000000"/>
+            </w:tcBorders>
+            <w:vAlign w:val="center"/>
+            <w:hideMark/>
+          </w:tcPr>
+          <w:p>
+            <w:pPr>
+              <w:widowControl/>
+              <w:wordWrap/>
+              <w:autoSpaceDE/>
+              <w:autoSpaceDN/>
+              <w:spacing w:after="0"/>
+              <w:rPr>
+                <w:rFonts w:ascii="맑은 고딕" w:eastAsia="맑은 고딕" w:hAnsi="맑은 고딕" w:cs="맑은 고딕"/>
+                <w:color w:val="000000"/>
+                <w:kern w:val="0"/>
+                <w:sz w:val="20"/>
+                <w:szCs w:val="20"/>
+                <w14:ligatures w14:val="none"/>
+              </w:rPr>
+            </w:pPr>
+          </w:p>
+        </w:tc>
+      </w:tr>
+      <w:tr>
+        <w:trPr>
+          <w:trHeight w:val="930"/>
+          <w:jc w:val="center"/>
+        </w:trPr>
+        <w:tc>
+          <w:tcPr>
+            <w:tcW w:w="1440" w:type="dxa"/>
+            <w:tcBorders>
+              <w:top w:val="single" w:sz="2" w:space="0" w:color="000000"/>
+              <w:left w:val="single" w:sz="2" w:space="0" w:color="000000"/>
+              <w:bottom w:val="single" w:sz="2" w:space="0" w:color="000000"/>
+              <w:right w:val="single" w:sz="2" w:space="0" w:color="000000"/>
+            </w:tcBorders>
+            <w:shd w:val="clear" w:color="auto" w:fill="D9D9D9"/>
+            <w:tcMar>
+              <w:top w:w="30" w:type="dxa"/>
+              <w:left w:w="105" w:type="dxa"/>
+              <w:bottom w:w="30" w:type="dxa"/>
+              <w:right w:w="105" w:type="dxa"/>
+            </w:tcMar>
+            <w:vAlign w:val="center"/>
+            <w:hideMark/>
+          </w:tcPr>
+          <w:p>
+            <w:pPr>
+              <w:widowControl/>
+              <w:wordWrap/>
+              <w:autoSpaceDE/>
+              <w:autoSpaceDN/>
+              <w:spacing w:after="0" w:line="384" w:lineRule="auto"/>
+              <w:jc w:val="center"/>
+              <w:rPr>
+                <w:rFonts w:ascii="맑은 고딕" w:eastAsia="맑은 고딕" w:hAnsi="맑은 고딕" w:cs="맑은 고딕"/>
+                <w:color w:val="000000"/>
+                <w:kern w:val="0"/>
+                <w:sz w:val="20"/>
+                <w:szCs w:val="20"/>
+                <w14:ligatures w14:val="none"/>
+              </w:rPr>
+            </w:pPr>
+            <w:r>
+              <w:rPr>
+                <w:rFonts w:ascii="맑은 고딕" w:eastAsia="맑은 고딕" w:hAnsi="맑은 고딕" w:cs="맑은 고딕" w:hint="eastAsia"/>
+                <w:color w:val="000000"/>
+                <w:kern w:val="0"/>
+                <w:sz w:val="18"/>
+                <w:szCs w:val="18"/>
+                <w14:ligatures w14:val="none"/>
+              </w:rPr>
+              <w:t>대표자</w:t>
+            </w:r>
+          </w:p>
+        </w:tc>
+        <w:tc>
+          <w:tcPr>
+            <w:tcW w:w="4605" w:type="dxa"/>
+            <w:tcBorders>
+              <w:top w:val="single" w:sz="2" w:space="0" w:color="000000"/>
+              <w:left w:val="single" w:sz="2" w:space="0" w:color="000000"/>
+              <w:bottom w:val="single" w:sz="2" w:space="0" w:color="000000"/>
+              <w:right w:val="single" w:sz="2" w:space="0" w:color="000000"/>
+            </w:tcBorders>
+            <w:tcMar>
+              <w:top w:w="30" w:type="dxa"/>
+              <w:left w:w="105" w:type="dxa"/>
+              <w:bottom w:w="30" w:type="dxa"/>
+              <w:right w:w="105" w:type="dxa"/>
+            </w:tcMar>
+            <w:vAlign w:val="center"/>
+            <w:hideMark/>
+          </w:tcPr>
+          <w:p>
+            <w:pPr>
+              <w:widowControl/>
+              <w:wordWrap/>
+              <w:autoSpaceDE/>
+              <w:autoSpaceDN/>
+              <w:spacing w:after="0" w:line="384" w:lineRule="auto"/>
+              <w:ind w:right="400"/>
+              <w:jc w:val="center"/>
+              <w:rPr>
+                <w:rFonts w:ascii="맑은 고딕" w:eastAsia="맑은 고딕" w:hAnsi="맑은 고딕" w:cs="맑은 고딕"/>
+                <w:color w:val="000000"/>
+                <w:kern w:val="0"/>
+                <w:sz w:val="20"/>
+                <w:szCs w:val="20"/>
+                <w14:ligatures w14:val="none"/>
+              </w:rPr>
+            </w:pPr>
+          </w:p>
+        </w:tc>
+        <w:tc>
+          <w:tcPr>
+            <w:tcW w:w="0" w:type="auto"/>
+            <w:vMerge/>
+            <w:tcBorders>
+              <w:top w:val="single" w:sz="2" w:space="0" w:color="000000"/>
+              <w:left w:val="single" w:sz="2" w:space="0" w:color="000000"/>
+              <w:bottom w:val="single" w:sz="2" w:space="0" w:color="000000"/>
+              <w:right w:val="single" w:sz="2" w:space="0" w:color="000000"/>
+            </w:tcBorders>
+            <w:vAlign w:val="center"/>
+            <w:hideMark/>
+          </w:tcPr>
+          <w:p>
+            <w:pPr>
+              <w:widowControl/>
+              <w:wordWrap/>
+              <w:autoSpaceDE/>
+              <w:autoSpaceDN/>
+              <w:spacing w:after="0"/>
+              <w:rPr>
+                <w:rFonts w:ascii="맑은 고딕" w:eastAsia="맑은 고딕" w:hAnsi="맑은 고딕" w:cs="맑은 고딕"/>
+                <w:color w:val="000000"/>
+                <w:kern w:val="0"/>
+                <w:sz w:val="20"/>
+                <w:szCs w:val="20"/>
+                <w14:ligatures w14:val="none"/>
+              </w:rPr>
+            </w:pPr>
+          </w:p>
+        </w:tc>
+      </w:tr>
+    </w:tbl>
+    <w:p>
+      <w:pPr>
+        <w:widowControl/>
+        <w:wordWrap/>
+        <w:autoSpaceDE/>
+        <w:autoSpaceDN/>
+        <w:spacing w:before="80" w:after="0" w:line="408" w:lineRule="auto"/>
+        <w:ind w:left="674" w:hanging="674"/>
+        <w:jc w:val="both"/>
+        <w:rPr>
+          <w:rFonts w:ascii="맑은 고딕" w:eastAsia="맑은 고딕" w:hAnsi="맑은 고딕" w:cs="맑은 고딕" w:hint="eastAsia"/>
+          <w:color w:val="000000"/>
+          <w:kern w:val="0"/>
+          <w:sz w:val="20"/>
+          <w:szCs w:val="20"/>
+          <w14:ligatures w14:val="none"/>
+        </w:rPr>
+      </w:pPr>
+      <w:r>
+        <w:rPr>
+          <w:rFonts w:ascii="맑은 고딕" w:eastAsia="맑은 고딕" w:hAnsi="맑은 고딕" w:cs="맑은 고딕" w:hint="eastAsia"/>
+          <w:color w:val="000000"/>
+          <w:kern w:val="0"/>
+          <w:sz w:val="20"/>
+          <w:szCs w:val="20"/>
+          <w14:ligatures w14:val="none"/>
+        </w:rPr>
+        <w:t> </w:t>
+      </w:r>
+    </w:p>
+    <w:p>
+      <w:pPr>
+        <w:widowControl/>
+        <w:wordWrap/>
+        <w:autoSpaceDE/>
+        <w:autoSpaceDN/>
+        <w:spacing w:before="80" w:after="0" w:line="408" w:lineRule="auto"/>
+        <w:ind w:left="674" w:hanging="674"/>
+        <w:jc w:val="center"/>
+        <w:rPr>
+          <w:rFonts w:ascii="맑은 고딕" w:eastAsia="맑은 고딕" w:hAnsi="맑은 고딕" w:cs="맑은 고딕"/>
+          <w:color w:val="000000"/>
+          <w:kern w:val="0"/>
+          <w:sz w:val="20"/>
+          <w:szCs w:val="20"/>
+          <w14:ligatures w14:val="none"/>
+        </w:rPr>
+      </w:pPr>
+      <w:sdt>
+        <w:sdtPr>
+          <w:rPr>
+            <w:rFonts w:ascii="맑은 고딕" w:eastAsia="맑은 고딕" w:hAnsi="맑은 고딕" w:cs="맑은 고딕" w:hint="eastAsia"/>
+            <w:color w:val="000000"/>
+            <w:kern w:val="0"/>
+            <w:sz w:val="20"/>
+            <w:szCs w:val="20"/>
+            <w14:ligatures w14:val="none"/>
+          </w:rPr>
+          <w:alias w:val="직인-계약일"/>
+          <w:tag w:val="sealDate"/>
+          <w:id w:val="900000004"/>
+          <w:text/>
+        </w:sdtPr>
+        <w:sdtContent>
+          <w:r>
+            <w:rPr>
+              <w:rFonts w:ascii="맑은 고딕" w:eastAsia="맑은 고딕" w:hAnsi="맑은 고딕" w:cs="맑은 고딕" w:hint="eastAsia"/>
+              <w:color w:val="000000"/>
+              <w:kern w:val="0"/>
+              <w:sz w:val="20"/>
+              <w:szCs w:val="20"/>
+              <w14:ligatures w14:val="none"/>
+            </w:rPr>
+            <w:t>년    월    일</w:t>
+          </w:r>
+        </w:sdtContent>
+      </w:sdt>
+    </w:p>
+    <w:p>
+      <w:pPr>
+        <w:widowControl/>
+        <w:wordWrap/>
+        <w:autoSpaceDE/>
+        <w:autoSpaceDN/>
+        <w:spacing w:before="80" w:after="0" w:line="408" w:lineRule="auto"/>
+        <w:ind w:left="674" w:hanging="674"/>
+        <w:jc w:val="center"/>
+        <w:rPr>
+          <w:rFonts w:ascii="맑은 고딕" w:eastAsia="맑은 고딕" w:hAnsi="맑은 고딕" w:cs="맑은 고딕"/>
+          <w:color w:val="000000"/>
+          <w:kern w:val="0"/>
+          <w:sz w:val="20"/>
+          <w:szCs w:val="20"/>
+          <w14:ligatures w14:val="none"/>
+        </w:rPr>
+      </w:pPr>
+      <w:r>
+        <w:rPr>
+          <w:rFonts w:ascii="맑은 고딕" w:eastAsia="맑은 고딕" w:hAnsi="맑은 고딕" w:cs="맑은 고딕" w:hint="eastAsia"/>
+          <w:noProof/>
+          <w:color w:val="000000"/>
+          <w:kern w:val="0"/>
+          <w:sz w:val="20"/>
+          <w:szCs w:val="20"/>
+          <w14:ligatures w14:val="none"/>
+        </w:rPr>
+        <w:drawing>
+          <wp:inline distT="0" distB="0" distL="0" distR="0" wp14:anchorId="62DD3FC8" wp14:editId="2C3160B5">
+            <wp:extent cx="1477107" cy="596469"/>
+            <wp:effectExtent l="0" t="0" r="0" b="635"/>
+            <wp:docPr id="900000901" name="그림 1"/>
+            <wp:cNvGraphicFramePr>
+              <a:graphicFrameLocks xmlns:a="http://schemas.openxmlformats.org/drawingml/2006/main" noChangeAspect="1"/>
+            </wp:cNvGraphicFramePr>
+            <a:graphic xmlns:a="http://schemas.openxmlformats.org/drawingml/2006/main">
+              <a:graphicData uri="http://schemas.openxmlformats.org/drawingml/2006/picture">
+                <pic:pic xmlns:pic="http://schemas.openxmlformats.org/drawingml/2006/picture">
+                  <pic:nvPicPr>
+                    <pic:cNvPr id="0" name="Picture 1"/>
+                    <pic:cNvPicPr>
+                      <a:picLocks noChangeAspect="1" noChangeArrowheads="1"/>
+                    </pic:cNvPicPr>
+                  </pic:nvPicPr>
+                  <pic:blipFill>
+                    <a:blip r:embed="rId60" cstate="print">
+                      <a:extLst>
+                        <a:ext uri="{28A0092B-C50C-407E-A947-70E740481C1C}">
+                          <a14:useLocalDpi xmlns:a14="http://schemas.microsoft.com/office/drawing/2010/main" val="0"/>
+                        </a:ext>
+                      </a:extLst>
+                    </a:blip>
+                    <a:srcRect/>
+                    <a:stretch>
+                      <a:fillRect/>
+                    </a:stretch>
+                  </pic:blipFill>
+                  <pic:spPr bwMode="auto">
+                    <a:xfrm>
+                      <a:off x="0" y="0"/>
+                      <a:ext cx="1508724" cy="609236"/>
+                    </a:xfrm>
+                    <a:prstGeom prst="rect">
+                      <a:avLst/>
+                    </a:prstGeom>
+                    <a:noFill/>
+                    <a:ln>
+                      <a:noFill/>
+                    </a:ln>
+                  </pic:spPr>
+                </pic:pic>
+              </a:graphicData>
+            </a:graphic>
+          </wp:inline>
+        </w:drawing>
+      </w:r>
+    </w:p>
+    <w:p>
+      <w:pPr>
+        <w:widowControl/>
+        <w:wordWrap/>
+        <w:autoSpaceDE/>
+        <w:autoSpaceDN/>
+        <w:spacing w:before="80" w:after="0" w:line="408" w:lineRule="auto"/>
+        <w:ind w:left="674" w:hanging="674"/>
+        <w:jc w:val="center"/>
+        <w:rPr>
+          <w:rFonts w:ascii="맑은 고딕" w:eastAsia="맑은 고딕" w:hAnsi="맑은 고딕" w:cs="맑은 고딕"/>
+          <w:color w:val="000000"/>
+          <w:kern w:val="0"/>
+          <w:sz w:val="20"/>
+          <w:szCs w:val="20"/>
+          <w14:ligatures w14:val="none"/>
+        </w:rPr>
+      </w:pPr>
+      <w:proofErr w:type="spellStart"/>
+      <w:r>
+        <w:rPr>
+          <w:rFonts w:ascii="맑은 고딕" w:eastAsia="맑은 고딕" w:hAnsi="맑은 고딕" w:cs="맑은 고딕" w:hint="eastAsia"/>
+          <w:color w:val="000000"/>
+          <w:spacing w:val="-2"/>
+          <w:kern w:val="0"/>
+          <w:sz w:val="24"/>
+          <w14:ligatures w14:val="none"/>
+        </w:rPr>
+        <w:t>에스케이일렉링크</w:t>
+      </w:r>
+      <w:proofErr w:type="spellEnd"/>
+      <w:r>
+        <w:rPr>
+          <w:rFonts w:ascii="맑은 고딕" w:eastAsia="맑은 고딕" w:hAnsi="맑은 고딕" w:cs="맑은 고딕" w:hint="eastAsia"/>
+          <w:color w:val="000000"/>
+          <w:spacing w:val="-2"/>
+          <w:kern w:val="0"/>
+          <w:sz w:val="24"/>
+          <w14:ligatures w14:val="none"/>
+        </w:rPr>
+        <w:t xml:space="preserve"> 주식회사</w:t>
       </w:r>
     </w:p>
     <w:p>
